--- a/data/Documento Estructurados en Blanco.docx
+++ b/data/Documento Estructurados en Blanco.docx
@@ -2307,14 +2307,7 @@
           <w:rFonts w:ascii="Times New Roman" w:hAnsi="Times New Roman"/>
           <w:sz w:val="19"/>
         </w:rPr>
-        <w:t>C</w:t>
-      </w:r>
-      <w:r>
-        <w:rPr>
-          <w:rFonts w:ascii="Times New Roman" w:hAnsi="Times New Roman"/>
-          <w:sz w:val="19"/>
-        </w:rPr>
-        <w:t xml:space="preserve">omprendo </w:t>
+        <w:t xml:space="preserve">Comprendo </w:t>
       </w:r>
       <w:proofErr w:type="gramStart"/>
       <w:r>
@@ -10168,10 +10161,7 @@
         <w:t xml:space="preserve"> </w:t>
       </w:r>
       <w:r>
-        <w:t>con el Acuerdo de Pago que se tenga con la respectiva Instituc</w:t>
-      </w:r>
-      <w:r>
-        <w:t>ión Financiera Acreedora.</w:t>
+        <w:t>con el Acuerdo de Pago que se tenga con la respectiva Institución Financiera Acreedora.</w:t>
       </w:r>
     </w:p>
     <w:p>
@@ -14600,45 +14590,6 @@
     </w:p>
     <w:p>
       <w:pPr>
-        <w:pStyle w:val="Textoindependiente"/>
-        <w:spacing w:before="166" w:line="288" w:lineRule="auto"/>
-        <w:ind w:right="360"/>
-        <w:jc w:val="both"/>
-      </w:pPr>
-      <w:r>
-        <w:rPr>
-          <w:color w:val="003972"/>
-        </w:rPr>
-        <w:t xml:space="preserve">Décima Tercera: Notificaciones. </w:t>
-      </w:r>
-      <w:r>
-        <w:t>Cualquier aviso o requerimiento bajo el presente Contrato debe ser enviado por escrito, mediante servicio de</w:t>
-      </w:r>
-      <w:r>
-        <w:rPr>
-          <w:spacing w:val="40"/>
-        </w:rPr>
-        <w:t xml:space="preserve"> </w:t>
-      </w:r>
-      <w:r>
-        <w:t>mensajería certificada o por correo electrónico, a las siguientes direcciones:</w:t>
-      </w:r>
-    </w:p>
-    <w:p>
-      <w:pPr>
-        <w:pStyle w:val="Textoindependiente"/>
-        <w:spacing w:line="288" w:lineRule="auto"/>
-        <w:jc w:val="both"/>
-        <w:sectPr>
-          <w:type w:val="continuous"/>
-          <w:pgSz w:w="12240" w:h="20160"/>
-          <w:pgMar w:top="700" w:right="360" w:bottom="280" w:left="720" w:header="62" w:footer="0" w:gutter="0"/>
-          <w:cols w:space="720"/>
-        </w:sectPr>
-      </w:pPr>
-    </w:p>
-    <w:p>
-      <w:pPr>
         <w:pStyle w:val="Prrafodelista"/>
         <w:numPr>
           <w:ilvl w:val="0"/>
@@ -14659,7 +14610,6 @@
           <w:color w:val="003972"/>
           <w:sz w:val="16"/>
         </w:rPr>
-        <w:lastRenderedPageBreak/>
         <w:t>{</w:t>
       </w:r>
       <w:proofErr w:type="spellStart"/>
@@ -14716,11 +14666,6 @@
           <w:sz w:val="16"/>
         </w:rPr>
         <w:br/>
-      </w:r>
-      <w:r>
-        <w:rPr>
-          <w:sz w:val="16"/>
-        </w:rPr>
         <w:t>Ciudad:</w:t>
       </w:r>
       <w:r>
@@ -14758,10 +14703,7 @@
         <w:ind w:left="600" w:right="6686"/>
       </w:pPr>
       <w:r>
-        <w:t>C</w:t>
-      </w:r>
-      <w:r>
-        <w:t xml:space="preserve">orreo electrónico: </w:t>
+        <w:t xml:space="preserve">Correo electrónico: </w:t>
       </w:r>
       <w:r>
         <w:t>{</w:t>
@@ -14776,8 +14718,6 @@
       </w:r>
       <w:r>
         <w:br/>
-      </w:r>
-      <w:r>
         <w:t xml:space="preserve">Número telefónico de notificación: </w:t>
       </w:r>
       <w:r>
@@ -14953,6 +14893,13 @@
       <w:pPr>
         <w:pStyle w:val="Textoindependiente"/>
         <w:ind w:left="600"/>
+        <w:sectPr>
+          <w:type w:val="continuous"/>
+          <w:pgSz w:w="12240" w:h="20160"/>
+          <w:pgMar w:top="720" w:right="720" w:bottom="720" w:left="720" w:header="62" w:footer="0" w:gutter="0"/>
+          <w:cols w:space="720"/>
+          <w:docGrid w:linePitch="299"/>
+        </w:sectPr>
       </w:pPr>
       <w:r>
         <w:t>Correo</w:t>
@@ -14980,6 +14927,9 @@
           <w:t>datospersonales@gobravo.com.co</w:t>
         </w:r>
       </w:hyperlink>
+      <w:r>
+        <w:t>m</w:t>
+      </w:r>
     </w:p>
     <w:p>
       <w:pPr>
@@ -14989,6 +14939,7 @@
         <w:jc w:val="both"/>
       </w:pPr>
       <w:r>
+        <w:lastRenderedPageBreak/>
         <w:t>Cualquier notificación se entenderá perfeccionada si se dirige a las mencionadas direcciones; por lo tanto, cualquier cambio de éstas deberá</w:t>
       </w:r>
       <w:r>
@@ -18778,13 +18729,7 @@
         <w:rPr>
           <w:sz w:val="16"/>
         </w:rPr>
-        <w:t>incluyendo los honorarios de abogado que hayan sido pactados, sin necesidad de requerimiento judicial o extrajudicial</w:t>
-      </w:r>
-      <w:r>
-        <w:rPr>
-          <w:sz w:val="16"/>
-        </w:rPr>
-        <w:t xml:space="preserve"> para constituir en</w:t>
+        <w:t>incluyendo los honorarios de abogado que hayan sido pactados, sin necesidad de requerimiento judicial o extrajudicial para constituir en</w:t>
       </w:r>
       <w:r>
         <w:rPr>
@@ -20473,10 +20418,7 @@
       </w:r>
       <w:proofErr w:type="spellEnd"/>
       <w:r>
-        <w:t>}</w:t>
-      </w:r>
-      <w:r>
-        <w:t xml:space="preserve"> </w:t>
+        <w:t xml:space="preserve">} </w:t>
       </w:r>
       <w:r>
         <w:t>(en adelante, el “Pagaré”), que he suscrito en la fecha</w:t>
@@ -21827,10 +21769,7 @@
         <w:t xml:space="preserve"> </w:t>
       </w:r>
       <w:r>
-        <w:t>cualquier persona en ejercicio de cualquier acción, de tal manera que a juicio del Acreedor pueda afectarse el c</w:t>
-      </w:r>
-      <w:r>
-        <w:t>umplimiento de las</w:t>
+        <w:t>cualquier persona en ejercicio de cualquier acción, de tal manera que a juicio del Acreedor pueda afectarse el cumplimiento de las</w:t>
       </w:r>
       <w:r>
         <w:rPr>
@@ -28460,10 +28399,7 @@
         <w:t xml:space="preserve"> </w:t>
       </w:r>
       <w:r>
-        <w:t>empresa para que solicite y le sea entregada dicha información de lo</w:t>
-      </w:r>
-      <w:r>
-        <w:t>s operadores de información PILA cuantas veces lo requiera, mientras no sea</w:t>
+        <w:t>empresa para que solicite y le sea entregada dicha información de los operadores de información PILA cuantas veces lo requiera, mientras no sea</w:t>
       </w:r>
       <w:r>
         <w:rPr>
@@ -30252,19 +30188,17 @@
           <w:tab w:val="left" w:pos="3239"/>
         </w:tabs>
         <w:rPr>
+          <w:spacing w:val="-2"/>
           <w:sz w:val="15"/>
-        </w:rPr>
-        <w:sectPr>
-          <w:pgSz w:w="12240" w:h="20160"/>
-          <w:pgMar w:top="700" w:right="360" w:bottom="280" w:left="720" w:header="62" w:footer="0" w:gutter="0"/>
-          <w:cols w:space="720"/>
-        </w:sectPr>
+          <w:lang w:val="es-CO"/>
+        </w:rPr>
       </w:pPr>
       <w:r>
         <w:rPr>
           <w:color w:val="003972"/>
           <w:spacing w:val="-2"/>
           <w:sz w:val="15"/>
+          <w:lang w:val="es-CO"/>
         </w:rPr>
         <w:t>Documento</w:t>
       </w:r>
@@ -30273,6 +30207,7 @@
           <w:color w:val="003972"/>
           <w:spacing w:val="-3"/>
           <w:sz w:val="15"/>
+          <w:lang w:val="es-CO"/>
         </w:rPr>
         <w:t xml:space="preserve"> </w:t>
       </w:r>
@@ -30281,6 +30216,7 @@
           <w:color w:val="003972"/>
           <w:spacing w:val="-2"/>
           <w:sz w:val="15"/>
+          <w:lang w:val="es-CO"/>
         </w:rPr>
         <w:t>de Identidad:</w:t>
       </w:r>
@@ -30288,12 +30224,14 @@
         <w:rPr>
           <w:color w:val="003972"/>
           <w:sz w:val="15"/>
+          <w:lang w:val="es-CO"/>
         </w:rPr>
         <w:tab/>
       </w:r>
       <w:r>
         <w:rPr>
           <w:sz w:val="15"/>
+          <w:lang w:val="es-CO"/>
         </w:rPr>
         <w:t>CC</w:t>
       </w:r>
@@ -30301,6 +30239,7 @@
         <w:rPr>
           <w:spacing w:val="-2"/>
           <w:sz w:val="15"/>
+          <w:lang w:val="es-CO"/>
         </w:rPr>
         <w:t xml:space="preserve"> {</w:t>
       </w:r>
@@ -30309,6 +30248,7 @@
         <w:rPr>
           <w:spacing w:val="-2"/>
           <w:sz w:val="15"/>
+          <w:lang w:val="es-CO"/>
         </w:rPr>
         <w:t>cedula_client</w:t>
       </w:r>
@@ -30316,6 +30256,7 @@
         <w:rPr>
           <w:spacing w:val="-2"/>
           <w:sz w:val="15"/>
+          <w:lang w:val="es-CO"/>
         </w:rPr>
         <w:t>e</w:t>
       </w:r>
@@ -30324,11 +30265,11 @@
         <w:rPr>
           <w:spacing w:val="-2"/>
           <w:sz w:val="15"/>
+          <w:lang w:val="es-CO"/>
         </w:rPr>
         <w:t>}</w:t>
       </w:r>
     </w:p>
-    <w:p/>
     <w:sectPr>
       <w:headerReference w:type="default" r:id="rId13"/>
       <w:pgSz w:w="12240" w:h="15840"/>
@@ -32006,6 +31947,7 @@
   <w:style w:type="character" w:default="1" w:styleId="Fuentedeprrafopredeter">
     <w:name w:val="Default Paragraph Font"/>
     <w:uiPriority w:val="1"/>
+    <w:semiHidden/>
     <w:unhideWhenUsed/>
   </w:style>
   <w:style w:type="table" w:default="1" w:styleId="Tablanormal">
@@ -32048,6 +31990,7 @@
   <w:style w:type="paragraph" w:styleId="Textoindependiente">
     <w:name w:val="Body Text"/>
     <w:basedOn w:val="Normal"/>
+    <w:link w:val="TextoindependienteCar"/>
     <w:uiPriority w:val="1"/>
     <w:qFormat/>
     <w:rPr>
@@ -32120,6 +32063,19 @@
     <w:rsid w:val="008E645A"/>
     <w:rPr>
       <w:rFonts w:ascii="Roboto" w:eastAsia="Roboto" w:hAnsi="Roboto" w:cs="Roboto"/>
+      <w:lang w:val="es-ES"/>
+    </w:rPr>
+  </w:style>
+  <w:style w:type="character" w:customStyle="1" w:styleId="TextoindependienteCar">
+    <w:name w:val="Texto independiente Car"/>
+    <w:basedOn w:val="Fuentedeprrafopredeter"/>
+    <w:link w:val="Textoindependiente"/>
+    <w:uiPriority w:val="1"/>
+    <w:rsid w:val="00E278B2"/>
+    <w:rPr>
+      <w:rFonts w:ascii="Roboto" w:eastAsia="Roboto" w:hAnsi="Roboto" w:cs="Roboto"/>
+      <w:sz w:val="16"/>
+      <w:szCs w:val="16"/>
       <w:lang w:val="es-ES"/>
     </w:rPr>
   </w:style>

--- a/data/Documento Estructurados en Blanco.docx
+++ b/data/Documento Estructurados en Blanco.docx
@@ -90,83 +90,35 @@
           <w:rFonts w:ascii="Times New Roman" w:hAnsi="Times New Roman"/>
           <w:sz w:val="19"/>
         </w:rPr>
-        <w:t>{</w:t>
-      </w:r>
-      <w:proofErr w:type="spellStart"/>
+        <w:t>{dia_firma}</w:t>
+      </w:r>
       <w:r>
         <w:rPr>
           <w:rFonts w:ascii="Times New Roman" w:hAnsi="Times New Roman"/>
           <w:sz w:val="19"/>
         </w:rPr>
-        <w:t>dia_firma</w:t>
-      </w:r>
-      <w:proofErr w:type="spellEnd"/>
+        <w:t xml:space="preserve"> de</w:t>
+      </w:r>
       <w:r>
         <w:rPr>
           <w:rFonts w:ascii="Times New Roman" w:hAnsi="Times New Roman"/>
           <w:sz w:val="19"/>
         </w:rPr>
-        <w:t>}</w:t>
+        <w:t xml:space="preserve"> {mes_firma} </w:t>
       </w:r>
       <w:r>
         <w:rPr>
           <w:rFonts w:ascii="Times New Roman" w:hAnsi="Times New Roman"/>
           <w:sz w:val="19"/>
         </w:rPr>
-        <w:t xml:space="preserve"> de</w:t>
+        <w:t>de</w:t>
       </w:r>
       <w:r>
         <w:rPr>
           <w:rFonts w:ascii="Times New Roman" w:hAnsi="Times New Roman"/>
           <w:sz w:val="19"/>
         </w:rPr>
-        <w:t xml:space="preserve"> {</w:t>
-      </w:r>
-      <w:proofErr w:type="spellStart"/>
-      <w:r>
-        <w:rPr>
-          <w:rFonts w:ascii="Times New Roman" w:hAnsi="Times New Roman"/>
-          <w:sz w:val="19"/>
-        </w:rPr>
-        <w:t>mes_firma</w:t>
-      </w:r>
-      <w:proofErr w:type="spellEnd"/>
-      <w:r>
-        <w:rPr>
-          <w:rFonts w:ascii="Times New Roman" w:hAnsi="Times New Roman"/>
-          <w:sz w:val="19"/>
-        </w:rPr>
-        <w:t xml:space="preserve">} </w:t>
-      </w:r>
-      <w:r>
-        <w:rPr>
-          <w:rFonts w:ascii="Times New Roman" w:hAnsi="Times New Roman"/>
-          <w:sz w:val="19"/>
-        </w:rPr>
-        <w:t>de</w:t>
-      </w:r>
-      <w:r>
-        <w:rPr>
-          <w:rFonts w:ascii="Times New Roman" w:hAnsi="Times New Roman"/>
-          <w:sz w:val="19"/>
-        </w:rPr>
-        <w:t>{</w:t>
-      </w:r>
-      <w:proofErr w:type="spellStart"/>
-      <w:r>
-        <w:rPr>
-          <w:rFonts w:ascii="Times New Roman" w:hAnsi="Times New Roman"/>
-          <w:sz w:val="19"/>
-        </w:rPr>
-        <w:t>anio_firma</w:t>
-      </w:r>
-      <w:proofErr w:type="spellEnd"/>
-      <w:r>
-        <w:rPr>
-          <w:rFonts w:ascii="Times New Roman" w:hAnsi="Times New Roman"/>
-          <w:sz w:val="19"/>
-        </w:rPr>
-        <w:t>}</w:t>
+        <w:t>{anio_firma}</w:t>
       </w:r>
     </w:p>
     <w:p>
@@ -587,25 +539,7 @@
           <w:spacing w:val="-4"/>
           <w:sz w:val="19"/>
         </w:rPr>
-        <w:t>{</w:t>
-      </w:r>
-      <w:proofErr w:type="spellStart"/>
-      <w:r>
-        <w:rPr>
-          <w:rFonts w:ascii="Times New Roman"/>
-          <w:spacing w:val="-4"/>
-          <w:sz w:val="19"/>
-        </w:rPr>
-        <w:t>entidad_financiera</w:t>
-      </w:r>
-      <w:proofErr w:type="spellEnd"/>
-      <w:r>
-        <w:rPr>
-          <w:rFonts w:ascii="Times New Roman"/>
-          <w:spacing w:val="-4"/>
-          <w:sz w:val="19"/>
-        </w:rPr>
-        <w:t>}</w:t>
+        <w:t>{entidad_financiera}</w:t>
       </w:r>
       <w:r>
         <w:rPr>
@@ -652,23 +586,7 @@
           <w:rFonts w:ascii="Times New Roman" w:hAnsi="Times New Roman"/>
           <w:sz w:val="19"/>
         </w:rPr>
-        <w:t>{</w:t>
-      </w:r>
-      <w:proofErr w:type="spellStart"/>
-      <w:r>
-        <w:rPr>
-          <w:rFonts w:ascii="Times New Roman" w:hAnsi="Times New Roman"/>
-          <w:sz w:val="19"/>
-        </w:rPr>
-        <w:t>nombre_cliente</w:t>
-      </w:r>
-      <w:proofErr w:type="spellEnd"/>
-      <w:r>
-        <w:rPr>
-          <w:rFonts w:ascii="Times New Roman" w:hAnsi="Times New Roman"/>
-          <w:sz w:val="19"/>
-        </w:rPr>
-        <w:t>}</w:t>
+        <w:t>{nombre_cliente}</w:t>
       </w:r>
     </w:p>
     <w:p>
@@ -724,25 +642,7 @@
           <w:spacing w:val="-4"/>
           <w:sz w:val="19"/>
         </w:rPr>
-        <w:t>{</w:t>
-      </w:r>
-      <w:proofErr w:type="spellStart"/>
-      <w:r>
-        <w:rPr>
-          <w:rFonts w:ascii="Times New Roman"/>
-          <w:spacing w:val="-4"/>
-          <w:sz w:val="19"/>
-        </w:rPr>
-        <w:t>entidad_financiera</w:t>
-      </w:r>
-      <w:proofErr w:type="spellEnd"/>
-      <w:r>
-        <w:rPr>
-          <w:rFonts w:ascii="Times New Roman"/>
-          <w:spacing w:val="-4"/>
-          <w:sz w:val="19"/>
-        </w:rPr>
-        <w:t>}</w:t>
+        <w:t>{entidad_financiera}</w:t>
       </w:r>
     </w:p>
     <w:p>
@@ -812,23 +712,7 @@
           <w:rFonts w:ascii="Times New Roman" w:hAnsi="Times New Roman"/>
           <w:sz w:val="19"/>
         </w:rPr>
-        <w:t>{</w:t>
-      </w:r>
-      <w:proofErr w:type="spellStart"/>
-      <w:r>
-        <w:rPr>
-          <w:rFonts w:ascii="Times New Roman" w:hAnsi="Times New Roman"/>
-          <w:sz w:val="19"/>
-        </w:rPr>
-        <w:t>numero_producto</w:t>
-      </w:r>
-      <w:proofErr w:type="spellEnd"/>
-      <w:r>
-        <w:rPr>
-          <w:rFonts w:ascii="Times New Roman" w:hAnsi="Times New Roman"/>
-          <w:sz w:val="19"/>
-        </w:rPr>
-        <w:t>}</w:t>
+        <w:t>{numero_producto}</w:t>
       </w:r>
     </w:p>
     <w:p>
@@ -928,23 +812,7 @@
           <w:rFonts w:ascii="Times New Roman"/>
           <w:sz w:val="19"/>
         </w:rPr>
-        <w:t>{</w:t>
-      </w:r>
-      <w:proofErr w:type="spellStart"/>
-      <w:r>
-        <w:rPr>
-          <w:rFonts w:ascii="Times New Roman"/>
-          <w:sz w:val="19"/>
-        </w:rPr>
-        <w:t>pago_banco</w:t>
-      </w:r>
-      <w:proofErr w:type="spellEnd"/>
-      <w:r>
-        <w:rPr>
-          <w:rFonts w:ascii="Times New Roman"/>
-          <w:sz w:val="19"/>
-        </w:rPr>
-        <w:t>}</w:t>
+        <w:t>{pago_banco}</w:t>
       </w:r>
     </w:p>
     <w:p>
@@ -984,23 +852,7 @@
           <w:rFonts w:ascii="Times New Roman" w:hAnsi="Times New Roman"/>
           <w:sz w:val="19"/>
         </w:rPr>
-        <w:t>{</w:t>
-      </w:r>
-      <w:proofErr w:type="spellStart"/>
-      <w:r>
-        <w:rPr>
-          <w:rFonts w:ascii="Times New Roman" w:hAnsi="Times New Roman"/>
-          <w:sz w:val="19"/>
-        </w:rPr>
-        <w:t>comision_total</w:t>
-      </w:r>
-      <w:proofErr w:type="spellEnd"/>
-      <w:r>
-        <w:rPr>
-          <w:rFonts w:ascii="Times New Roman" w:hAnsi="Times New Roman"/>
-          <w:sz w:val="19"/>
-        </w:rPr>
-        <w:t>}</w:t>
+        <w:t>{comision_total}</w:t>
       </w:r>
     </w:p>
     <w:p>
@@ -1055,23 +907,7 @@
           <w:rFonts w:ascii="Times New Roman" w:hAnsi="Times New Roman"/>
           <w:sz w:val="19"/>
         </w:rPr>
-        <w:t>{</w:t>
-      </w:r>
-      <w:proofErr w:type="spellStart"/>
-      <w:r>
-        <w:rPr>
-          <w:rFonts w:ascii="Times New Roman" w:hAnsi="Times New Roman"/>
-          <w:sz w:val="19"/>
-        </w:rPr>
-        <w:t>vehiculo</w:t>
-      </w:r>
-      <w:proofErr w:type="spellEnd"/>
-      <w:r>
-        <w:rPr>
-          <w:rFonts w:ascii="Times New Roman" w:hAnsi="Times New Roman"/>
-          <w:sz w:val="19"/>
-        </w:rPr>
-        <w:t>}</w:t>
+        <w:t>{vehiculo}</w:t>
       </w:r>
       <w:r>
         <w:rPr>
@@ -1302,18 +1138,8 @@
           <w:spacing w:val="-5"/>
           <w:sz w:val="19"/>
         </w:rPr>
-        <w:t xml:space="preserve"> </w:t>
-      </w:r>
-      <w:proofErr w:type="spellStart"/>
-      <w:r>
-        <w:rPr>
-          <w:rFonts w:ascii="Times New Roman" w:hAnsi="Times New Roman"/>
-          <w:spacing w:val="-5"/>
-          <w:sz w:val="19"/>
-        </w:rPr>
-        <w:t>N°</w:t>
-      </w:r>
-      <w:proofErr w:type="spellEnd"/>
+        <w:t xml:space="preserve"> N°</w:t>
+      </w:r>
     </w:p>
     <w:p>
       <w:pPr>
@@ -1715,7 +1541,6 @@
                 <w:sz w:val="19"/>
               </w:rPr>
             </w:pPr>
-            <w:proofErr w:type="spellStart"/>
             <w:r>
               <w:rPr>
                 <w:rFonts w:ascii="Times New Roman" w:hAnsi="Times New Roman"/>
@@ -1726,7 +1551,6 @@
               </w:rPr>
               <w:t>Nº</w:t>
             </w:r>
-            <w:proofErr w:type="spellEnd"/>
           </w:p>
         </w:tc>
         <w:tc>
@@ -2307,17 +2131,8 @@
           <w:rFonts w:ascii="Times New Roman" w:hAnsi="Times New Roman"/>
           <w:sz w:val="19"/>
         </w:rPr>
-        <w:t xml:space="preserve">Comprendo </w:t>
-      </w:r>
-      <w:proofErr w:type="gramStart"/>
-      <w:r>
-        <w:rPr>
-          <w:rFonts w:ascii="Times New Roman" w:hAnsi="Times New Roman"/>
-          <w:sz w:val="19"/>
-        </w:rPr>
-        <w:t>que</w:t>
-      </w:r>
-      <w:proofErr w:type="gramEnd"/>
+        <w:t>Comprendo que</w:t>
+      </w:r>
       <w:r>
         <w:rPr>
           <w:rFonts w:ascii="Times New Roman" w:hAnsi="Times New Roman"/>
@@ -3016,23 +2831,7 @@
           <w:rFonts w:ascii="Times New Roman" w:hAnsi="Times New Roman"/>
           <w:sz w:val="19"/>
         </w:rPr>
-        <w:t>{</w:t>
-      </w:r>
-      <w:proofErr w:type="spellStart"/>
-      <w:r>
-        <w:rPr>
-          <w:rFonts w:ascii="Times New Roman" w:hAnsi="Times New Roman"/>
-          <w:sz w:val="19"/>
-        </w:rPr>
-        <w:t>numero_producto</w:t>
-      </w:r>
-      <w:proofErr w:type="spellEnd"/>
-      <w:r>
-        <w:rPr>
-          <w:rFonts w:ascii="Times New Roman" w:hAnsi="Times New Roman"/>
-          <w:sz w:val="19"/>
-        </w:rPr>
-        <w:t>}</w:t>
+        <w:t>{numero_producto}</w:t>
       </w:r>
       <w:r>
         <w:rPr>
@@ -3174,23 +2973,7 @@
           <w:rFonts w:ascii="Times New Roman" w:hAnsi="Times New Roman"/>
           <w:sz w:val="19"/>
         </w:rPr>
-        <w:t xml:space="preserve">del producto ante la Entidad Financiera para que esta expida </w:t>
-      </w:r>
-      <w:proofErr w:type="gramStart"/>
-      <w:r>
-        <w:rPr>
-          <w:rFonts w:ascii="Times New Roman" w:hAnsi="Times New Roman"/>
-          <w:sz w:val="19"/>
-        </w:rPr>
-        <w:t>el paz</w:t>
-      </w:r>
-      <w:proofErr w:type="gramEnd"/>
-      <w:r>
-        <w:rPr>
-          <w:rFonts w:ascii="Times New Roman" w:hAnsi="Times New Roman"/>
-          <w:sz w:val="19"/>
-        </w:rPr>
-        <w:t xml:space="preserve"> y salvo. En caso de no generar la cancelación del producto, libero a Bravo de cualquier responsabilidad de pago sobre los costos adicionales que se llegaren a generar.</w:t>
+        <w:t>del producto ante la Entidad Financiera para que esta expida el paz y salvo. En caso de no generar la cancelación del producto, libero a Bravo de cualquier responsabilidad de pago sobre los costos adicionales que se llegaren a generar.</w:t>
       </w:r>
     </w:p>
     <w:p>
@@ -3329,21 +3112,19 @@
           <w:sz w:val="19"/>
         </w:rPr>
       </w:pPr>
-      <w:proofErr w:type="spellStart"/>
       <w:r>
         <w:rPr>
           <w:rFonts w:ascii="Times New Roman" w:hAnsi="Times New Roman"/>
           <w:sz w:val="19"/>
         </w:rPr>
-        <w:t>nombre_cliente</w:t>
-      </w:r>
-      <w:proofErr w:type="spellEnd"/>
+        <w:t>{</w:t>
+      </w:r>
       <w:r>
         <w:rPr>
           <w:rFonts w:ascii="Times New Roman" w:hAnsi="Times New Roman"/>
           <w:sz w:val="19"/>
         </w:rPr>
-        <w:t xml:space="preserve">} </w:t>
+        <w:t xml:space="preserve">nombre_cliente} </w:t>
       </w:r>
     </w:p>
     <w:p>
@@ -3364,7 +3145,21 @@
           <w:rFonts w:ascii="Times New Roman" w:hAnsi="Times New Roman"/>
           <w:sz w:val="19"/>
         </w:rPr>
-        <w:t xml:space="preserve">C.C. {cedula cliente} </w:t>
+        <w:t>C.C. {cedula</w:t>
+      </w:r>
+      <w:r>
+        <w:rPr>
+          <w:rFonts w:ascii="Times New Roman" w:hAnsi="Times New Roman"/>
+          <w:sz w:val="19"/>
+        </w:rPr>
+        <w:t>_</w:t>
+      </w:r>
+      <w:r>
+        <w:rPr>
+          <w:rFonts w:ascii="Times New Roman" w:hAnsi="Times New Roman"/>
+          <w:sz w:val="19"/>
+        </w:rPr>
+        <w:t xml:space="preserve">cliente} </w:t>
       </w:r>
     </w:p>
     <w:p>
@@ -3380,21 +3175,12 @@
           <w:sz w:val="19"/>
         </w:rPr>
       </w:pPr>
-      <w:proofErr w:type="spellStart"/>
       <w:r>
         <w:rPr>
           <w:rFonts w:ascii="Times New Roman" w:hAnsi="Times New Roman"/>
           <w:sz w:val="19"/>
         </w:rPr>
-        <w:t>Ref</w:t>
-      </w:r>
-      <w:proofErr w:type="spellEnd"/>
-      <w:r>
-        <w:rPr>
-          <w:rFonts w:ascii="Times New Roman" w:hAnsi="Times New Roman"/>
-          <w:sz w:val="19"/>
-        </w:rPr>
-        <w:t xml:space="preserve"> No {referencia}</w:t>
+        <w:t>Ref No {referencia}</w:t>
       </w:r>
     </w:p>
     <w:p>
@@ -5658,23 +5444,13 @@
           <w:szCs w:val="18"/>
         </w:rPr>
       </w:pPr>
-      <w:proofErr w:type="gramStart"/>
-      <w:r>
-        <w:rPr>
-          <w:rFonts w:ascii="Times New Roman" w:hAnsi="Times New Roman" w:cs="Times New Roman"/>
-          <w:sz w:val="18"/>
-          <w:szCs w:val="18"/>
-        </w:rPr>
-        <w:t>Que</w:t>
-      </w:r>
-      <w:proofErr w:type="gramEnd"/>
-      <w:r>
-        <w:rPr>
-          <w:rFonts w:ascii="Times New Roman" w:hAnsi="Times New Roman" w:cs="Times New Roman"/>
-          <w:sz w:val="18"/>
-          <w:szCs w:val="18"/>
-        </w:rPr>
-        <w:t xml:space="preserve"> en virtud del Contrato de Prestación de Servicios, el CLIENTE confirió las facultades necesarias a Reparadora, para establecer en favor</w:t>
+      <w:r>
+        <w:rPr>
+          <w:rFonts w:ascii="Times New Roman" w:hAnsi="Times New Roman" w:cs="Times New Roman"/>
+          <w:sz w:val="18"/>
+          <w:szCs w:val="18"/>
+        </w:rPr>
+        <w:t>Que en virtud del Contrato de Prestación de Servicios, el CLIENTE confirió las facultades necesarias a Reparadora, para establecer en favor</w:t>
       </w:r>
       <w:r>
         <w:rPr>
@@ -5723,23 +5499,13 @@
           <w:szCs w:val="18"/>
         </w:rPr>
       </w:pPr>
-      <w:proofErr w:type="gramStart"/>
-      <w:r>
-        <w:rPr>
-          <w:rFonts w:ascii="Times New Roman" w:hAnsi="Times New Roman" w:cs="Times New Roman"/>
-          <w:sz w:val="18"/>
-          <w:szCs w:val="18"/>
-        </w:rPr>
-        <w:t>Que</w:t>
-      </w:r>
-      <w:proofErr w:type="gramEnd"/>
-      <w:r>
-        <w:rPr>
-          <w:rFonts w:ascii="Times New Roman" w:hAnsi="Times New Roman" w:cs="Times New Roman"/>
-          <w:sz w:val="18"/>
-          <w:szCs w:val="18"/>
-        </w:rPr>
-        <w:t xml:space="preserve"> en virtud de la liquidación de las Deudas, la misma se llevará mediante la modalidad Estructurada, que permite pagar el valor total de la</w:t>
+      <w:r>
+        <w:rPr>
+          <w:rFonts w:ascii="Times New Roman" w:hAnsi="Times New Roman" w:cs="Times New Roman"/>
+          <w:sz w:val="18"/>
+          <w:szCs w:val="18"/>
+        </w:rPr>
+        <w:t>Que en virtud de la liquidación de las Deudas, la misma se llevará mediante la modalidad Estructurada, que permite pagar el valor total de la</w:t>
       </w:r>
       <w:r>
         <w:rPr>
@@ -6876,25 +6642,7 @@
           <w:sz w:val="18"/>
           <w:szCs w:val="18"/>
         </w:rPr>
-        <w:t xml:space="preserve">deudas, a través del programa de reparación de deudas ofrecido por </w:t>
-      </w:r>
-      <w:proofErr w:type="spellStart"/>
-      <w:r>
-        <w:rPr>
-          <w:rFonts w:ascii="Times New Roman" w:hAnsi="Times New Roman" w:cs="Times New Roman"/>
-          <w:sz w:val="18"/>
-          <w:szCs w:val="18"/>
-        </w:rPr>
-        <w:t>Go</w:t>
-      </w:r>
-      <w:proofErr w:type="spellEnd"/>
-      <w:r>
-        <w:rPr>
-          <w:rFonts w:ascii="Times New Roman" w:hAnsi="Times New Roman" w:cs="Times New Roman"/>
-          <w:sz w:val="18"/>
-          <w:szCs w:val="18"/>
-        </w:rPr>
-        <w:t xml:space="preserve"> Bravo, en el que se establecen las condiciones para la cancelación</w:t>
+        <w:t>deudas, a través del programa de reparación de deudas ofrecido por Go Bravo, en el que se establecen las condiciones para la cancelación</w:t>
       </w:r>
       <w:r>
         <w:rPr>
@@ -7295,7 +7043,6 @@
         </w:rPr>
         <w:t xml:space="preserve"> </w:t>
       </w:r>
-      <w:proofErr w:type="spellStart"/>
       <w:r>
         <w:rPr>
           <w:rFonts w:ascii="Times New Roman" w:hAnsi="Times New Roman" w:cs="Times New Roman"/>
@@ -7304,7 +7051,6 @@
         </w:rPr>
         <w:t>Go</w:t>
       </w:r>
-      <w:proofErr w:type="spellEnd"/>
       <w:r>
         <w:rPr>
           <w:rFonts w:ascii="Times New Roman" w:hAnsi="Times New Roman" w:cs="Times New Roman"/>
@@ -7470,25 +7216,7 @@
           <w:sz w:val="18"/>
           <w:szCs w:val="18"/>
         </w:rPr>
-        <w:t xml:space="preserve">Es el porcentaje que debe reconocer el cliente a favor de </w:t>
-      </w:r>
-      <w:proofErr w:type="spellStart"/>
-      <w:r>
-        <w:rPr>
-          <w:rFonts w:ascii="Times New Roman" w:hAnsi="Times New Roman" w:cs="Times New Roman"/>
-          <w:sz w:val="18"/>
-          <w:szCs w:val="18"/>
-        </w:rPr>
-        <w:t>Go</w:t>
-      </w:r>
-      <w:proofErr w:type="spellEnd"/>
-      <w:r>
-        <w:rPr>
-          <w:rFonts w:ascii="Times New Roman" w:hAnsi="Times New Roman" w:cs="Times New Roman"/>
-          <w:sz w:val="18"/>
-          <w:szCs w:val="18"/>
-        </w:rPr>
-        <w:t xml:space="preserve"> Bravo, por brindar asistencia en la disminución,</w:t>
+        <w:t>Es el porcentaje que debe reconocer el cliente a favor de Go Bravo, por brindar asistencia en la disminución,</w:t>
       </w:r>
       <w:r>
         <w:rPr>
@@ -8278,25 +8006,7 @@
           <w:sz w:val="18"/>
           <w:szCs w:val="18"/>
         </w:rPr>
-        <w:t xml:space="preserve">programa de reparación de deudas de </w:t>
-      </w:r>
-      <w:proofErr w:type="spellStart"/>
-      <w:r>
-        <w:rPr>
-          <w:rFonts w:ascii="Times New Roman" w:hAnsi="Times New Roman" w:cs="Times New Roman"/>
-          <w:sz w:val="18"/>
-          <w:szCs w:val="18"/>
-        </w:rPr>
-        <w:t>Go</w:t>
-      </w:r>
-      <w:proofErr w:type="spellEnd"/>
-      <w:r>
-        <w:rPr>
-          <w:rFonts w:ascii="Times New Roman" w:hAnsi="Times New Roman" w:cs="Times New Roman"/>
-          <w:sz w:val="18"/>
-          <w:szCs w:val="18"/>
-        </w:rPr>
-        <w:t xml:space="preserve"> Bravo, en virtud de la firma del Contrato de Prestación de Servicios.</w:t>
+        <w:t>programa de reparación de deudas de Go Bravo, en virtud de la firma del Contrato de Prestación de Servicios.</w:t>
       </w:r>
     </w:p>
     <w:p>
@@ -8353,25 +8063,7 @@
           <w:sz w:val="18"/>
           <w:szCs w:val="18"/>
         </w:rPr>
-        <w:t xml:space="preserve">Es la fecha límite establecida en el plan de liquidación estructurada en la que </w:t>
-      </w:r>
-      <w:proofErr w:type="spellStart"/>
-      <w:r>
-        <w:rPr>
-          <w:rFonts w:ascii="Times New Roman" w:hAnsi="Times New Roman" w:cs="Times New Roman"/>
-          <w:sz w:val="18"/>
-          <w:szCs w:val="18"/>
-        </w:rPr>
-        <w:t>Go</w:t>
-      </w:r>
-      <w:proofErr w:type="spellEnd"/>
-      <w:r>
-        <w:rPr>
-          <w:rFonts w:ascii="Times New Roman" w:hAnsi="Times New Roman" w:cs="Times New Roman"/>
-          <w:sz w:val="18"/>
-          <w:szCs w:val="18"/>
-        </w:rPr>
-        <w:t xml:space="preserve"> Bravo, deberá abonar el valor que</w:t>
+        <w:t>Es la fecha límite establecida en el plan de liquidación estructurada en la que Go Bravo, deberá abonar el valor que</w:t>
       </w:r>
       <w:r>
         <w:rPr>
@@ -9204,7 +8896,6 @@
         </w:rPr>
         <w:t xml:space="preserve"> </w:t>
       </w:r>
-      <w:proofErr w:type="spellStart"/>
       <w:r>
         <w:rPr>
           <w:rFonts w:ascii="Times New Roman" w:hAnsi="Times New Roman" w:cs="Times New Roman"/>
@@ -9213,7 +8904,6 @@
         </w:rPr>
         <w:t>Go</w:t>
       </w:r>
-      <w:proofErr w:type="spellEnd"/>
       <w:r>
         <w:rPr>
           <w:rFonts w:ascii="Times New Roman" w:hAnsi="Times New Roman" w:cs="Times New Roman"/>
@@ -9442,7 +9132,6 @@
         </w:rPr>
         <w:t xml:space="preserve"> </w:t>
       </w:r>
-      <w:proofErr w:type="spellStart"/>
       <w:r>
         <w:rPr>
           <w:rFonts w:ascii="Times New Roman" w:hAnsi="Times New Roman" w:cs="Times New Roman"/>
@@ -9451,7 +9140,6 @@
         </w:rPr>
         <w:t>el</w:t>
       </w:r>
-      <w:proofErr w:type="spellEnd"/>
       <w:r>
         <w:rPr>
           <w:rFonts w:ascii="Times New Roman" w:hAnsi="Times New Roman" w:cs="Times New Roman"/>
@@ -10143,25 +9831,7 @@
           <w:sz w:val="18"/>
           <w:szCs w:val="18"/>
         </w:rPr>
-        <w:t xml:space="preserve">Límite para el Pago. En algunos casos, </w:t>
-      </w:r>
-      <w:proofErr w:type="spellStart"/>
-      <w:r>
-        <w:rPr>
-          <w:rFonts w:ascii="Times New Roman" w:hAnsi="Times New Roman" w:cs="Times New Roman"/>
-          <w:sz w:val="18"/>
-          <w:szCs w:val="18"/>
-        </w:rPr>
-        <w:t>Go</w:t>
-      </w:r>
-      <w:proofErr w:type="spellEnd"/>
-      <w:r>
-        <w:rPr>
-          <w:rFonts w:ascii="Times New Roman" w:hAnsi="Times New Roman" w:cs="Times New Roman"/>
-          <w:sz w:val="18"/>
-          <w:szCs w:val="18"/>
-        </w:rPr>
-        <w:t xml:space="preserve"> Bravo realizaría directamente los pagos a bancos con el dinero que el cliente deposite en su</w:t>
+        <w:t>Límite para el Pago. En algunos casos, Go Bravo realizaría directamente los pagos a bancos con el dinero que el cliente deposite en su</w:t>
       </w:r>
       <w:r>
         <w:rPr>
@@ -12606,34 +12276,15 @@
           <w:sz w:val="18"/>
           <w:szCs w:val="18"/>
         </w:rPr>
-        <w:t xml:space="preserve">Tercera: Apartado </w:t>
-      </w:r>
-      <w:proofErr w:type="spellStart"/>
-      <w:r>
-        <w:rPr>
-          <w:rFonts w:ascii="Times New Roman" w:hAnsi="Times New Roman" w:cs="Times New Roman"/>
-          <w:color w:val="003972"/>
-          <w:sz w:val="18"/>
-          <w:szCs w:val="18"/>
-        </w:rPr>
-        <w:t>Mensual.</w:t>
-      </w:r>
-      <w:r>
-        <w:rPr>
-          <w:rFonts w:ascii="Times New Roman" w:hAnsi="Times New Roman" w:cs="Times New Roman"/>
-          <w:sz w:val="18"/>
-          <w:szCs w:val="18"/>
-        </w:rPr>
-        <w:t>El</w:t>
-      </w:r>
-      <w:proofErr w:type="spellEnd"/>
-      <w:r>
-        <w:rPr>
-          <w:rFonts w:ascii="Times New Roman" w:hAnsi="Times New Roman" w:cs="Times New Roman"/>
-          <w:sz w:val="18"/>
-          <w:szCs w:val="18"/>
-        </w:rPr>
-        <w:t xml:space="preserve"> Cliente se compromete a realizar el pago total del Apartado Mensual, dentro de los plazos establecidos en su Plan de</w:t>
+        <w:t>Tercera: Apartado Mensual.</w:t>
+      </w:r>
+      <w:r>
+        <w:rPr>
+          <w:rFonts w:ascii="Times New Roman" w:hAnsi="Times New Roman" w:cs="Times New Roman"/>
+          <w:sz w:val="18"/>
+          <w:szCs w:val="18"/>
+        </w:rPr>
+        <w:t>El Cliente se compromete a realizar el pago total del Apartado Mensual, dentro de los plazos establecidos en su Plan de</w:t>
       </w:r>
       <w:r>
         <w:rPr>
@@ -13454,34 +13105,15 @@
           <w:sz w:val="18"/>
           <w:szCs w:val="18"/>
         </w:rPr>
-        <w:t xml:space="preserve">Tercera: Apartado </w:t>
-      </w:r>
-      <w:proofErr w:type="spellStart"/>
-      <w:r>
-        <w:rPr>
-          <w:rFonts w:ascii="Times New Roman" w:hAnsi="Times New Roman" w:cs="Times New Roman"/>
-          <w:color w:val="003972"/>
-          <w:sz w:val="18"/>
-          <w:szCs w:val="18"/>
-        </w:rPr>
-        <w:t>Mensual.</w:t>
-      </w:r>
-      <w:r>
-        <w:rPr>
-          <w:rFonts w:ascii="Times New Roman" w:hAnsi="Times New Roman" w:cs="Times New Roman"/>
-          <w:sz w:val="18"/>
-          <w:szCs w:val="18"/>
-        </w:rPr>
-        <w:t>El</w:t>
-      </w:r>
-      <w:proofErr w:type="spellEnd"/>
-      <w:r>
-        <w:rPr>
-          <w:rFonts w:ascii="Times New Roman" w:hAnsi="Times New Roman" w:cs="Times New Roman"/>
-          <w:sz w:val="18"/>
-          <w:szCs w:val="18"/>
-        </w:rPr>
-        <w:t xml:space="preserve"> Cliente se compromete a realizar el pago total del Apartado Mensual, dentro de los plazos establecidos en su Plan de</w:t>
+        <w:t>Tercera: Apartado Mensual.</w:t>
+      </w:r>
+      <w:r>
+        <w:rPr>
+          <w:rFonts w:ascii="Times New Roman" w:hAnsi="Times New Roman" w:cs="Times New Roman"/>
+          <w:sz w:val="18"/>
+          <w:szCs w:val="18"/>
+        </w:rPr>
+        <w:t>El Cliente se compromete a realizar el pago total del Apartado Mensual, dentro de los plazos establecidos en su Plan de</w:t>
       </w:r>
       <w:r>
         <w:rPr>
@@ -15086,16 +14718,7 @@
           <w:sz w:val="18"/>
           <w:szCs w:val="18"/>
         </w:rPr>
-        <w:t xml:space="preserve">Colombia S.A.S. podrá, mediante la autorización que el Cliente le da, con la suscripción del presente Contrato, a solicitar el débito de </w:t>
-      </w:r>
-      <w:proofErr w:type="gramStart"/>
-      <w:r>
-        <w:rPr>
-          <w:rFonts w:ascii="Times New Roman" w:hAnsi="Times New Roman" w:cs="Times New Roman"/>
-          <w:sz w:val="18"/>
-          <w:szCs w:val="18"/>
-        </w:rPr>
-        <w:t>los</w:t>
+        <w:t>Colombia S.A.S. podrá, mediante la autorización que el Cliente le da, con la suscripción del presente Contrato, a solicitar el débito de los</w:t>
       </w:r>
       <w:r>
         <w:rPr>
@@ -15114,7 +14737,6 @@
         </w:rPr>
         <w:t>mismos</w:t>
       </w:r>
-      <w:proofErr w:type="gramEnd"/>
       <w:r>
         <w:rPr>
           <w:rFonts w:ascii="Times New Roman" w:hAnsi="Times New Roman" w:cs="Times New Roman"/>
@@ -20597,25 +20219,7 @@
           <w:sz w:val="18"/>
           <w:szCs w:val="18"/>
         </w:rPr>
-        <w:t xml:space="preserve">mecanismos alternativos de solución de controversias, en primer lugar, a través del mecanismo de transacción </w:t>
-      </w:r>
-      <w:proofErr w:type="gramStart"/>
-      <w:r>
-        <w:rPr>
-          <w:rFonts w:ascii="Times New Roman" w:hAnsi="Times New Roman" w:cs="Times New Roman"/>
-          <w:sz w:val="18"/>
-          <w:szCs w:val="18"/>
-        </w:rPr>
-        <w:t>y</w:t>
-      </w:r>
-      <w:proofErr w:type="gramEnd"/>
-      <w:r>
-        <w:rPr>
-          <w:rFonts w:ascii="Times New Roman" w:hAnsi="Times New Roman" w:cs="Times New Roman"/>
-          <w:sz w:val="18"/>
-          <w:szCs w:val="18"/>
-        </w:rPr>
-        <w:t xml:space="preserve"> en segundo lugar, a través del</w:t>
+        <w:t>mecanismos alternativos de solución de controversias, en primer lugar, a través del mecanismo de transacción y en segundo lugar, a través del</w:t>
       </w:r>
       <w:r>
         <w:rPr>
@@ -21405,9 +21009,8 @@
           <w:szCs w:val="18"/>
         </w:rPr>
         <w:lastRenderedPageBreak/>
-        <w:t>{</w:t>
-      </w:r>
-      <w:proofErr w:type="spellStart"/>
+        <w:t>{nombre_cliente}</w:t>
+      </w:r>
       <w:r>
         <w:rPr>
           <w:rFonts w:ascii="Times New Roman" w:hAnsi="Times New Roman" w:cs="Times New Roman"/>
@@ -21415,25 +21018,6 @@
           <w:sz w:val="18"/>
           <w:szCs w:val="18"/>
         </w:rPr>
-        <w:t>nombre_cliente</w:t>
-      </w:r>
-      <w:proofErr w:type="spellEnd"/>
-      <w:r>
-        <w:rPr>
-          <w:rFonts w:ascii="Times New Roman" w:hAnsi="Times New Roman" w:cs="Times New Roman"/>
-          <w:color w:val="003972"/>
-          <w:sz w:val="18"/>
-          <w:szCs w:val="18"/>
-        </w:rPr>
-        <w:t>}</w:t>
-      </w:r>
-      <w:r>
-        <w:rPr>
-          <w:rFonts w:ascii="Times New Roman" w:hAnsi="Times New Roman" w:cs="Times New Roman"/>
-          <w:color w:val="003972"/>
-          <w:sz w:val="18"/>
-          <w:szCs w:val="18"/>
-        </w:rPr>
         <w:br/>
       </w:r>
       <w:r>
@@ -21442,25 +21026,7 @@
           <w:sz w:val="18"/>
           <w:szCs w:val="18"/>
         </w:rPr>
-        <w:t>Dirección: {</w:t>
-      </w:r>
-      <w:proofErr w:type="spellStart"/>
-      <w:r>
-        <w:rPr>
-          <w:rFonts w:ascii="Times New Roman" w:hAnsi="Times New Roman" w:cs="Times New Roman"/>
-          <w:sz w:val="18"/>
-          <w:szCs w:val="18"/>
-        </w:rPr>
-        <w:t>direccion_cliente</w:t>
-      </w:r>
-      <w:proofErr w:type="spellEnd"/>
-      <w:r>
-        <w:rPr>
-          <w:rFonts w:ascii="Times New Roman" w:hAnsi="Times New Roman" w:cs="Times New Roman"/>
-          <w:sz w:val="18"/>
-          <w:szCs w:val="18"/>
-        </w:rPr>
-        <w:t>}</w:t>
+        <w:t>Dirección: {direccion_cliente}</w:t>
       </w:r>
       <w:r>
         <w:rPr>
@@ -21486,25 +21052,7 @@
           <w:sz w:val="18"/>
           <w:szCs w:val="18"/>
         </w:rPr>
-        <w:t>{</w:t>
-      </w:r>
-      <w:proofErr w:type="spellStart"/>
-      <w:r>
-        <w:rPr>
-          <w:rFonts w:ascii="Times New Roman" w:hAnsi="Times New Roman" w:cs="Times New Roman"/>
-          <w:sz w:val="18"/>
-          <w:szCs w:val="18"/>
-        </w:rPr>
-        <w:t>ciudad_cliente</w:t>
-      </w:r>
-      <w:proofErr w:type="spellEnd"/>
-      <w:r>
-        <w:rPr>
-          <w:rFonts w:ascii="Times New Roman" w:hAnsi="Times New Roman" w:cs="Times New Roman"/>
-          <w:sz w:val="18"/>
-          <w:szCs w:val="18"/>
-        </w:rPr>
-        <w:t>}</w:t>
+        <w:t>{ciudad_cliente}</w:t>
       </w:r>
     </w:p>
     <w:p>
@@ -21524,25 +21072,7 @@
           <w:sz w:val="18"/>
           <w:szCs w:val="18"/>
         </w:rPr>
-        <w:t>Correo electrónico: {</w:t>
-      </w:r>
-      <w:proofErr w:type="spellStart"/>
-      <w:r>
-        <w:rPr>
-          <w:rFonts w:ascii="Times New Roman" w:hAnsi="Times New Roman" w:cs="Times New Roman"/>
-          <w:sz w:val="18"/>
-          <w:szCs w:val="18"/>
-        </w:rPr>
-        <w:t>correo_cliente</w:t>
-      </w:r>
-      <w:proofErr w:type="spellEnd"/>
-      <w:r>
-        <w:rPr>
-          <w:rFonts w:ascii="Times New Roman" w:hAnsi="Times New Roman" w:cs="Times New Roman"/>
-          <w:sz w:val="18"/>
-          <w:szCs w:val="18"/>
-        </w:rPr>
-        <w:t>}</w:t>
+        <w:t>Correo electrónico: {correo_cliente}</w:t>
       </w:r>
       <w:r>
         <w:rPr>
@@ -21551,25 +21081,7 @@
           <w:szCs w:val="18"/>
         </w:rPr>
         <w:br/>
-        <w:t>Número telefónico de notificación: {</w:t>
-      </w:r>
-      <w:proofErr w:type="spellStart"/>
-      <w:r>
-        <w:rPr>
-          <w:rFonts w:ascii="Times New Roman" w:hAnsi="Times New Roman" w:cs="Times New Roman"/>
-          <w:sz w:val="18"/>
-          <w:szCs w:val="18"/>
-        </w:rPr>
-        <w:t>telefono_cliente</w:t>
-      </w:r>
-      <w:proofErr w:type="spellEnd"/>
-      <w:r>
-        <w:rPr>
-          <w:rFonts w:ascii="Times New Roman" w:hAnsi="Times New Roman" w:cs="Times New Roman"/>
-          <w:sz w:val="18"/>
-          <w:szCs w:val="18"/>
-        </w:rPr>
-        <w:t>}</w:t>
+        <w:t>Número telefónico de notificación: {telefono_cliente}</w:t>
       </w:r>
     </w:p>
     <w:p>
@@ -21712,23 +21224,13 @@
         </w:rPr>
         <w:t xml:space="preserve"> </w:t>
       </w:r>
-      <w:proofErr w:type="gramStart"/>
-      <w:r>
-        <w:rPr>
-          <w:rFonts w:ascii="Times New Roman" w:hAnsi="Times New Roman" w:cs="Times New Roman"/>
-          <w:sz w:val="18"/>
-          <w:szCs w:val="18"/>
-        </w:rPr>
-        <w:t>No</w:t>
-      </w:r>
-      <w:proofErr w:type="gramEnd"/>
-      <w:r>
-        <w:rPr>
-          <w:rFonts w:ascii="Times New Roman" w:hAnsi="Times New Roman" w:cs="Times New Roman"/>
-          <w:sz w:val="18"/>
-          <w:szCs w:val="18"/>
-        </w:rPr>
-        <w:t>.</w:t>
+      <w:r>
+        <w:rPr>
+          <w:rFonts w:ascii="Times New Roman" w:hAnsi="Times New Roman" w:cs="Times New Roman"/>
+          <w:sz w:val="18"/>
+          <w:szCs w:val="18"/>
+        </w:rPr>
+        <w:t>No.</w:t>
       </w:r>
       <w:r>
         <w:rPr>
@@ -23134,77 +22636,40 @@
           <w:sz w:val="18"/>
           <w:szCs w:val="18"/>
         </w:rPr>
+        <w:t xml:space="preserve">{dia_firma} </w:t>
+      </w:r>
+      <w:r>
+        <w:rPr>
+          <w:rFonts w:ascii="Times New Roman" w:hAnsi="Times New Roman" w:cs="Times New Roman"/>
+          <w:sz w:val="18"/>
+          <w:szCs w:val="18"/>
+        </w:rPr>
+        <w:t xml:space="preserve">días del mes </w:t>
+      </w:r>
+      <w:r>
+        <w:rPr>
+          <w:rFonts w:ascii="Times New Roman" w:hAnsi="Times New Roman" w:cs="Times New Roman"/>
+          <w:sz w:val="18"/>
+          <w:szCs w:val="18"/>
+        </w:rPr>
+        <w:t xml:space="preserve">{mes_firma} </w:t>
+      </w:r>
+      <w:r>
+        <w:rPr>
+          <w:rFonts w:ascii="Times New Roman" w:hAnsi="Times New Roman" w:cs="Times New Roman"/>
+          <w:sz w:val="18"/>
+          <w:szCs w:val="18"/>
+        </w:rPr>
+        <w:t xml:space="preserve">del año </w:t>
+      </w:r>
+      <w:r>
+        <w:rPr>
+          <w:rFonts w:ascii="Times New Roman" w:hAnsi="Times New Roman" w:cs="Times New Roman"/>
+          <w:sz w:val="18"/>
+          <w:szCs w:val="18"/>
+        </w:rPr>
         <w:t>{</w:t>
       </w:r>
-      <w:proofErr w:type="spellStart"/>
-      <w:r>
-        <w:rPr>
-          <w:rFonts w:ascii="Times New Roman" w:hAnsi="Times New Roman" w:cs="Times New Roman"/>
-          <w:sz w:val="18"/>
-          <w:szCs w:val="18"/>
-        </w:rPr>
-        <w:t>dia_firma</w:t>
-      </w:r>
-      <w:proofErr w:type="spellEnd"/>
-      <w:r>
-        <w:rPr>
-          <w:rFonts w:ascii="Times New Roman" w:hAnsi="Times New Roman" w:cs="Times New Roman"/>
-          <w:sz w:val="18"/>
-          <w:szCs w:val="18"/>
-        </w:rPr>
-        <w:t xml:space="preserve">} </w:t>
-      </w:r>
-      <w:r>
-        <w:rPr>
-          <w:rFonts w:ascii="Times New Roman" w:hAnsi="Times New Roman" w:cs="Times New Roman"/>
-          <w:sz w:val="18"/>
-          <w:szCs w:val="18"/>
-        </w:rPr>
-        <w:t xml:space="preserve">días del mes </w:t>
-      </w:r>
-      <w:r>
-        <w:rPr>
-          <w:rFonts w:ascii="Times New Roman" w:hAnsi="Times New Roman" w:cs="Times New Roman"/>
-          <w:sz w:val="18"/>
-          <w:szCs w:val="18"/>
-        </w:rPr>
-        <w:t>{</w:t>
-      </w:r>
-      <w:proofErr w:type="spellStart"/>
-      <w:r>
-        <w:rPr>
-          <w:rFonts w:ascii="Times New Roman" w:hAnsi="Times New Roman" w:cs="Times New Roman"/>
-          <w:sz w:val="18"/>
-          <w:szCs w:val="18"/>
-        </w:rPr>
-        <w:t>mes_firma</w:t>
-      </w:r>
-      <w:proofErr w:type="spellEnd"/>
-      <w:r>
-        <w:rPr>
-          <w:rFonts w:ascii="Times New Roman" w:hAnsi="Times New Roman" w:cs="Times New Roman"/>
-          <w:sz w:val="18"/>
-          <w:szCs w:val="18"/>
-        </w:rPr>
-        <w:t xml:space="preserve">} </w:t>
-      </w:r>
-      <w:r>
-        <w:rPr>
-          <w:rFonts w:ascii="Times New Roman" w:hAnsi="Times New Roman" w:cs="Times New Roman"/>
-          <w:sz w:val="18"/>
-          <w:szCs w:val="18"/>
-        </w:rPr>
-        <w:t xml:space="preserve">del año </w:t>
-      </w:r>
-      <w:r>
-        <w:rPr>
-          <w:rFonts w:ascii="Times New Roman" w:hAnsi="Times New Roman" w:cs="Times New Roman"/>
-          <w:sz w:val="18"/>
-          <w:szCs w:val="18"/>
-        </w:rPr>
-        <w:t>{</w:t>
-      </w:r>
-      <w:proofErr w:type="spellStart"/>
       <w:r>
         <w:rPr>
           <w:rFonts w:ascii="Times New Roman" w:hAnsi="Times New Roman" w:cs="Times New Roman"/>
@@ -23219,16 +22684,7 @@
           <w:sz w:val="18"/>
           <w:szCs w:val="18"/>
         </w:rPr>
-        <w:t>_firma</w:t>
-      </w:r>
-      <w:proofErr w:type="spellEnd"/>
-      <w:r>
-        <w:rPr>
-          <w:rFonts w:ascii="Times New Roman" w:hAnsi="Times New Roman" w:cs="Times New Roman"/>
-          <w:sz w:val="18"/>
-          <w:szCs w:val="18"/>
-        </w:rPr>
-        <w:t>}</w:t>
+        <w:t>_firma}</w:t>
       </w:r>
     </w:p>
     <w:p>
@@ -23505,25 +22961,7 @@
           <w:sz w:val="18"/>
           <w:szCs w:val="18"/>
         </w:rPr>
-        <w:t>{</w:t>
-      </w:r>
-      <w:proofErr w:type="spellStart"/>
-      <w:r>
-        <w:rPr>
-          <w:rFonts w:ascii="Times New Roman" w:hAnsi="Times New Roman" w:cs="Times New Roman"/>
-          <w:sz w:val="18"/>
-          <w:szCs w:val="18"/>
-        </w:rPr>
-        <w:t>nombre_cliente</w:t>
-      </w:r>
-      <w:proofErr w:type="spellEnd"/>
-      <w:r>
-        <w:rPr>
-          <w:rFonts w:ascii="Times New Roman" w:hAnsi="Times New Roman" w:cs="Times New Roman"/>
-          <w:sz w:val="18"/>
-          <w:szCs w:val="18"/>
-        </w:rPr>
-        <w:t>}</w:t>
+        <w:t>{nombre_cliente}</w:t>
       </w:r>
       <w:r>
         <w:rPr>
@@ -23556,25 +22994,7 @@
           <w:sz w:val="18"/>
           <w:szCs w:val="18"/>
         </w:rPr>
-        <w:t>{</w:t>
-      </w:r>
-      <w:proofErr w:type="spellStart"/>
-      <w:r>
-        <w:rPr>
-          <w:rFonts w:ascii="Times New Roman" w:hAnsi="Times New Roman" w:cs="Times New Roman"/>
-          <w:sz w:val="18"/>
-          <w:szCs w:val="18"/>
-        </w:rPr>
-        <w:t>cedula_cliente</w:t>
-      </w:r>
-      <w:proofErr w:type="spellEnd"/>
-      <w:r>
-        <w:rPr>
-          <w:rFonts w:ascii="Times New Roman" w:hAnsi="Times New Roman" w:cs="Times New Roman"/>
-          <w:sz w:val="18"/>
-          <w:szCs w:val="18"/>
-        </w:rPr>
-        <w:t>}</w:t>
+        <w:t>{cedula_cliente}</w:t>
       </w:r>
     </w:p>
     <w:p>
@@ -23756,9 +23176,16 @@
           <w:sz w:val="18"/>
           <w:szCs w:val="18"/>
         </w:rPr>
-        <w:t>{</w:t>
-      </w:r>
-      <w:proofErr w:type="spellStart"/>
+        <w:t>{numero_producto}</w:t>
+      </w:r>
+      <w:r>
+        <w:rPr>
+          <w:rFonts w:ascii="Times New Roman" w:hAnsi="Times New Roman" w:cs="Times New Roman"/>
+          <w:sz w:val="18"/>
+          <w:szCs w:val="18"/>
+        </w:rPr>
+        <w:tab/>
+      </w:r>
       <w:r>
         <w:rPr>
           <w:rFonts w:ascii="Times New Roman" w:hAnsi="Times New Roman" w:cs="Times New Roman"/>
@@ -23766,9 +23193,17 @@
           <w:sz w:val="18"/>
           <w:szCs w:val="18"/>
         </w:rPr>
-        <w:t>numero_producto</w:t>
-      </w:r>
-      <w:proofErr w:type="spellEnd"/>
+        <w:t>Pagaré</w:t>
+      </w:r>
+      <w:r>
+        <w:rPr>
+          <w:rFonts w:ascii="Times New Roman" w:hAnsi="Times New Roman" w:cs="Times New Roman"/>
+          <w:spacing w:val="15"/>
+          <w:sz w:val="18"/>
+          <w:szCs w:val="18"/>
+        </w:rPr>
+        <w:t xml:space="preserve"> </w:t>
+      </w:r>
       <w:r>
         <w:rPr>
           <w:rFonts w:ascii="Times New Roman" w:hAnsi="Times New Roman" w:cs="Times New Roman"/>
@@ -23776,15 +23211,16 @@
           <w:sz w:val="18"/>
           <w:szCs w:val="18"/>
         </w:rPr>
-        <w:t>}</w:t>
-      </w:r>
-      <w:r>
-        <w:rPr>
-          <w:rFonts w:ascii="Times New Roman" w:hAnsi="Times New Roman" w:cs="Times New Roman"/>
-          <w:sz w:val="18"/>
-          <w:szCs w:val="18"/>
-        </w:rPr>
-        <w:tab/>
+        <w:t>No.</w:t>
+      </w:r>
+      <w:r>
+        <w:rPr>
+          <w:rFonts w:ascii="Times New Roman" w:hAnsi="Times New Roman" w:cs="Times New Roman"/>
+          <w:spacing w:val="16"/>
+          <w:sz w:val="18"/>
+          <w:szCs w:val="18"/>
+        </w:rPr>
+        <w:t xml:space="preserve"> </w:t>
       </w:r>
       <w:r>
         <w:rPr>
@@ -23793,63 +23229,7 @@
           <w:sz w:val="18"/>
           <w:szCs w:val="18"/>
         </w:rPr>
-        <w:t>Pagaré</w:t>
-      </w:r>
-      <w:r>
-        <w:rPr>
-          <w:rFonts w:ascii="Times New Roman" w:hAnsi="Times New Roman" w:cs="Times New Roman"/>
-          <w:spacing w:val="15"/>
-          <w:sz w:val="18"/>
-          <w:szCs w:val="18"/>
-        </w:rPr>
-        <w:t xml:space="preserve"> </w:t>
-      </w:r>
-      <w:r>
-        <w:rPr>
-          <w:rFonts w:ascii="Times New Roman" w:hAnsi="Times New Roman" w:cs="Times New Roman"/>
-          <w:spacing w:val="-2"/>
-          <w:sz w:val="18"/>
-          <w:szCs w:val="18"/>
-        </w:rPr>
-        <w:t>No.</w:t>
-      </w:r>
-      <w:r>
-        <w:rPr>
-          <w:rFonts w:ascii="Times New Roman" w:hAnsi="Times New Roman" w:cs="Times New Roman"/>
-          <w:spacing w:val="16"/>
-          <w:sz w:val="18"/>
-          <w:szCs w:val="18"/>
-        </w:rPr>
-        <w:t xml:space="preserve"> </w:t>
-      </w:r>
-      <w:r>
-        <w:rPr>
-          <w:rFonts w:ascii="Times New Roman" w:hAnsi="Times New Roman" w:cs="Times New Roman"/>
-          <w:spacing w:val="-2"/>
-          <w:sz w:val="18"/>
-          <w:szCs w:val="18"/>
-        </w:rPr>
-        <w:t>{</w:t>
-      </w:r>
-      <w:proofErr w:type="spellStart"/>
-      <w:r>
-        <w:rPr>
-          <w:rFonts w:ascii="Times New Roman" w:hAnsi="Times New Roman" w:cs="Times New Roman"/>
-          <w:spacing w:val="-2"/>
-          <w:sz w:val="18"/>
-          <w:szCs w:val="18"/>
-        </w:rPr>
-        <w:t>numero_producto</w:t>
-      </w:r>
-      <w:proofErr w:type="spellEnd"/>
-      <w:r>
-        <w:rPr>
-          <w:rFonts w:ascii="Times New Roman" w:hAnsi="Times New Roman" w:cs="Times New Roman"/>
-          <w:spacing w:val="-2"/>
-          <w:sz w:val="18"/>
-          <w:szCs w:val="18"/>
-        </w:rPr>
-        <w:t>}</w:t>
+        <w:t>{numero_producto}</w:t>
       </w:r>
     </w:p>
     <w:p>
@@ -23890,27 +23270,7 @@
           <w:szCs w:val="18"/>
           <w:u w:val="single"/>
         </w:rPr>
-        <w:t>{</w:t>
-      </w:r>
-      <w:proofErr w:type="spellStart"/>
-      <w:r>
-        <w:rPr>
-          <w:rFonts w:ascii="Times New Roman" w:hAnsi="Times New Roman" w:cs="Times New Roman"/>
-          <w:sz w:val="18"/>
-          <w:szCs w:val="18"/>
-          <w:u w:val="single"/>
-        </w:rPr>
-        <w:t>Suma_comisiones</w:t>
-      </w:r>
-      <w:proofErr w:type="spellEnd"/>
-      <w:r>
-        <w:rPr>
-          <w:rFonts w:ascii="Times New Roman" w:hAnsi="Times New Roman" w:cs="Times New Roman"/>
-          <w:sz w:val="18"/>
-          <w:szCs w:val="18"/>
-          <w:u w:val="single"/>
-        </w:rPr>
-        <w:t>}</w:t>
+        <w:t>{Suma_comisiones}</w:t>
       </w:r>
     </w:p>
     <w:p>
@@ -24018,25 +23378,7 @@
           <w:sz w:val="18"/>
           <w:szCs w:val="18"/>
         </w:rPr>
-        <w:t>{</w:t>
-      </w:r>
-      <w:proofErr w:type="spellStart"/>
-      <w:r>
-        <w:rPr>
-          <w:rFonts w:ascii="Times New Roman" w:hAnsi="Times New Roman" w:cs="Times New Roman"/>
-          <w:sz w:val="18"/>
-          <w:szCs w:val="18"/>
-        </w:rPr>
-        <w:t>nombre_cliente</w:t>
-      </w:r>
-      <w:proofErr w:type="spellEnd"/>
-      <w:r>
-        <w:rPr>
-          <w:rFonts w:ascii="Times New Roman" w:hAnsi="Times New Roman" w:cs="Times New Roman"/>
-          <w:sz w:val="18"/>
-          <w:szCs w:val="18"/>
-        </w:rPr>
-        <w:t xml:space="preserve">} </w:t>
+        <w:t xml:space="preserve">{nombre_cliente} </w:t>
       </w:r>
       <w:r>
         <w:rPr>
@@ -24380,25 +23722,7 @@
           <w:sz w:val="18"/>
           <w:szCs w:val="18"/>
         </w:rPr>
-        <w:t>del presente título valor debo(emos) y pagaré(</w:t>
-      </w:r>
-      <w:proofErr w:type="spellStart"/>
-      <w:r>
-        <w:rPr>
-          <w:rFonts w:ascii="Times New Roman" w:hAnsi="Times New Roman" w:cs="Times New Roman"/>
-          <w:sz w:val="18"/>
-          <w:szCs w:val="18"/>
-        </w:rPr>
-        <w:t>mos</w:t>
-      </w:r>
-      <w:proofErr w:type="spellEnd"/>
-      <w:r>
-        <w:rPr>
-          <w:rFonts w:ascii="Times New Roman" w:hAnsi="Times New Roman" w:cs="Times New Roman"/>
-          <w:sz w:val="18"/>
-          <w:szCs w:val="18"/>
-        </w:rPr>
-        <w:t>), incondicional, solidaria e irrevocablemente</w:t>
+        <w:t>del presente título valor debo(emos) y pagaré(mos), incondicional, solidaria e irrevocablemente</w:t>
       </w:r>
       <w:r>
         <w:rPr>
@@ -24415,25 +23739,7 @@
           <w:sz w:val="18"/>
           <w:szCs w:val="18"/>
         </w:rPr>
-        <w:t xml:space="preserve">a la orden de </w:t>
-      </w:r>
-      <w:proofErr w:type="spellStart"/>
-      <w:r>
-        <w:rPr>
-          <w:rFonts w:ascii="Times New Roman" w:hAnsi="Times New Roman" w:cs="Times New Roman"/>
-          <w:sz w:val="18"/>
-          <w:szCs w:val="18"/>
-        </w:rPr>
-        <w:t>Go</w:t>
-      </w:r>
-      <w:proofErr w:type="spellEnd"/>
-      <w:r>
-        <w:rPr>
-          <w:rFonts w:ascii="Times New Roman" w:hAnsi="Times New Roman" w:cs="Times New Roman"/>
-          <w:sz w:val="18"/>
-          <w:szCs w:val="18"/>
-        </w:rPr>
-        <w:t xml:space="preserve"> Bravo</w:t>
+        <w:t>a la orden de Go Bravo</w:t>
       </w:r>
       <w:r>
         <w:rPr>
@@ -24475,25 +23781,7 @@
           <w:sz w:val="18"/>
           <w:szCs w:val="18"/>
         </w:rPr>
-        <w:t>{</w:t>
-      </w:r>
-      <w:proofErr w:type="spellStart"/>
-      <w:r>
-        <w:rPr>
-          <w:rFonts w:ascii="Times New Roman" w:hAnsi="Times New Roman" w:cs="Times New Roman"/>
-          <w:sz w:val="18"/>
-          <w:szCs w:val="18"/>
-        </w:rPr>
-        <w:t>suma_comisiones_letras</w:t>
-      </w:r>
-      <w:proofErr w:type="spellEnd"/>
-      <w:r>
-        <w:rPr>
-          <w:rFonts w:ascii="Times New Roman" w:hAnsi="Times New Roman" w:cs="Times New Roman"/>
-          <w:sz w:val="18"/>
-          <w:szCs w:val="18"/>
-        </w:rPr>
-        <w:t xml:space="preserve">} </w:t>
+        <w:t xml:space="preserve">{suma_comisiones_letras} </w:t>
       </w:r>
       <w:r>
         <w:rPr>
@@ -24622,16 +23910,7 @@
           <w:sz w:val="18"/>
           <w:szCs w:val="18"/>
         </w:rPr>
-        <w:t xml:space="preserve">Que el pago del valor total de las comisiones causadas se efectuará en un sólo contado, el día </w:t>
-      </w:r>
-      <w:proofErr w:type="gramStart"/>
-      <w:r>
-        <w:rPr>
-          <w:rFonts w:ascii="Times New Roman" w:hAnsi="Times New Roman" w:cs="Times New Roman"/>
-          <w:sz w:val="18"/>
-          <w:szCs w:val="18"/>
-        </w:rPr>
-        <w:t>[</w:t>
+        <w:t>Que el pago del valor total de las comisiones causadas se efectuará en un sólo contado, el día [</w:t>
       </w:r>
       <w:r>
         <w:rPr>
@@ -24649,16 +23928,7 @@
           <w:sz w:val="18"/>
           <w:szCs w:val="18"/>
         </w:rPr>
-        <w:t>]</w:t>
-      </w:r>
-      <w:proofErr w:type="gramEnd"/>
-      <w:r>
-        <w:rPr>
-          <w:rFonts w:ascii="Times New Roman" w:hAnsi="Times New Roman" w:cs="Times New Roman"/>
-          <w:sz w:val="18"/>
-          <w:szCs w:val="18"/>
-        </w:rPr>
-        <w:t xml:space="preserve"> del mes de [</w:t>
+        <w:t>] del mes de [</w:t>
       </w:r>
       <w:r>
         <w:rPr>
@@ -26017,25 +25287,7 @@
           <w:sz w:val="18"/>
           <w:szCs w:val="18"/>
         </w:rPr>
-        <w:t>impuesto de timbre, todos los honorarios del abogado de acuerdo con la autorización que he(</w:t>
-      </w:r>
-      <w:proofErr w:type="spellStart"/>
-      <w:r>
-        <w:rPr>
-          <w:rFonts w:ascii="Times New Roman" w:hAnsi="Times New Roman" w:cs="Times New Roman"/>
-          <w:sz w:val="18"/>
-          <w:szCs w:val="18"/>
-        </w:rPr>
-        <w:t>mos</w:t>
-      </w:r>
-      <w:proofErr w:type="spellEnd"/>
-      <w:r>
-        <w:rPr>
-          <w:rFonts w:ascii="Times New Roman" w:hAnsi="Times New Roman" w:cs="Times New Roman"/>
-          <w:sz w:val="18"/>
-          <w:szCs w:val="18"/>
-        </w:rPr>
-        <w:t>) impartido al Acreedor, así como las</w:t>
+        <w:t>impuesto de timbre, todos los honorarios del abogado de acuerdo con la autorización que he(mos) impartido al Acreedor, así como las</w:t>
       </w:r>
       <w:r>
         <w:rPr>
@@ -26091,25 +25343,7 @@
           <w:sz w:val="18"/>
           <w:szCs w:val="18"/>
         </w:rPr>
-        <w:t>Que no podre(</w:t>
-      </w:r>
-      <w:proofErr w:type="spellStart"/>
-      <w:r>
-        <w:rPr>
-          <w:rFonts w:ascii="Times New Roman" w:hAnsi="Times New Roman" w:cs="Times New Roman"/>
-          <w:sz w:val="18"/>
-          <w:szCs w:val="18"/>
-        </w:rPr>
-        <w:t>mos</w:t>
-      </w:r>
-      <w:proofErr w:type="spellEnd"/>
-      <w:r>
-        <w:rPr>
-          <w:rFonts w:ascii="Times New Roman" w:hAnsi="Times New Roman" w:cs="Times New Roman"/>
-          <w:sz w:val="18"/>
-          <w:szCs w:val="18"/>
-        </w:rPr>
-        <w:t>) hacerme(nos) sustituir por un tercero en la totalidad o parte de las obligaciones emanadas de este pagaré sin la</w:t>
+        <w:t>Que no podre(mos) hacerme(nos) sustituir por un tercero en la totalidad o parte de las obligaciones emanadas de este pagaré sin la</w:t>
       </w:r>
       <w:r>
         <w:rPr>
@@ -27389,25 +26623,7 @@
           <w:sz w:val="18"/>
           <w:szCs w:val="18"/>
         </w:rPr>
-        <w:t>Que reconozco(</w:t>
-      </w:r>
-      <w:proofErr w:type="spellStart"/>
-      <w:r>
-        <w:rPr>
-          <w:rFonts w:ascii="Times New Roman" w:hAnsi="Times New Roman" w:cs="Times New Roman"/>
-          <w:sz w:val="18"/>
-          <w:szCs w:val="18"/>
-        </w:rPr>
-        <w:t>cemos</w:t>
-      </w:r>
-      <w:proofErr w:type="spellEnd"/>
-      <w:r>
-        <w:rPr>
-          <w:rFonts w:ascii="Times New Roman" w:hAnsi="Times New Roman" w:cs="Times New Roman"/>
-          <w:sz w:val="18"/>
-          <w:szCs w:val="18"/>
-        </w:rPr>
-        <w:t>) el derecho que le asiste al Acreedor, para que en caso de presentar mora en el pago o en cualquiera de las</w:t>
+        <w:t>Que reconozco(cemos) el derecho que le asiste al Acreedor, para que en caso de presentar mora en el pago o en cualquiera de las</w:t>
       </w:r>
       <w:r>
         <w:rPr>
@@ -28404,9 +27620,8 @@
           <w:sz w:val="18"/>
           <w:szCs w:val="18"/>
         </w:rPr>
-        <w:t>{</w:t>
-      </w:r>
-      <w:proofErr w:type="spellStart"/>
+        <w:t>{ciudad_cliente}</w:t>
+      </w:r>
       <w:r>
         <w:rPr>
           <w:rFonts w:ascii="Times New Roman" w:hAnsi="Times New Roman" w:cs="Times New Roman"/>
@@ -28415,9 +27630,18 @@
           <w:sz w:val="18"/>
           <w:szCs w:val="18"/>
         </w:rPr>
-        <w:t>ciudad_cliente</w:t>
-      </w:r>
-      <w:proofErr w:type="spellEnd"/>
+        <w:t>,</w:t>
+      </w:r>
+      <w:r>
+        <w:rPr>
+          <w:rFonts w:ascii="Times New Roman" w:hAnsi="Times New Roman" w:cs="Times New Roman"/>
+          <w:spacing w:val="-5"/>
+          <w:w w:val="105"/>
+          <w:sz w:val="18"/>
+          <w:szCs w:val="18"/>
+        </w:rPr>
+        <w:t xml:space="preserve"> </w:t>
+      </w:r>
       <w:r>
         <w:rPr>
           <w:rFonts w:ascii="Times New Roman" w:hAnsi="Times New Roman" w:cs="Times New Roman"/>
@@ -28426,7 +27650,17 @@
           <w:sz w:val="18"/>
           <w:szCs w:val="18"/>
         </w:rPr>
-        <w:t>}</w:t>
+        <w:t>a</w:t>
+      </w:r>
+      <w:r>
+        <w:rPr>
+          <w:rFonts w:ascii="Times New Roman" w:hAnsi="Times New Roman" w:cs="Times New Roman"/>
+          <w:spacing w:val="-5"/>
+          <w:w w:val="105"/>
+          <w:sz w:val="18"/>
+          <w:szCs w:val="18"/>
+        </w:rPr>
+        <w:t xml:space="preserve"> </w:t>
       </w:r>
       <w:r>
         <w:rPr>
@@ -28436,7 +27670,37 @@
           <w:sz w:val="18"/>
           <w:szCs w:val="18"/>
         </w:rPr>
-        <w:t>,</w:t>
+        <w:t>los</w:t>
+      </w:r>
+      <w:r>
+        <w:rPr>
+          <w:rFonts w:ascii="Times New Roman" w:hAnsi="Times New Roman" w:cs="Times New Roman"/>
+          <w:spacing w:val="-6"/>
+          <w:w w:val="105"/>
+          <w:sz w:val="18"/>
+          <w:szCs w:val="18"/>
+        </w:rPr>
+        <w:t xml:space="preserve"> </w:t>
+      </w:r>
+      <w:r>
+        <w:rPr>
+          <w:rFonts w:ascii="Times New Roman" w:hAnsi="Times New Roman" w:cs="Times New Roman"/>
+          <w:spacing w:val="-2"/>
+          <w:w w:val="105"/>
+          <w:sz w:val="18"/>
+          <w:szCs w:val="18"/>
+        </w:rPr>
+        <w:t xml:space="preserve">{dia_firma} </w:t>
+      </w:r>
+      <w:r>
+        <w:rPr>
+          <w:rFonts w:ascii="Times New Roman" w:hAnsi="Times New Roman" w:cs="Times New Roman"/>
+          <w:spacing w:val="-2"/>
+          <w:w w:val="105"/>
+          <w:sz w:val="18"/>
+          <w:szCs w:val="18"/>
+        </w:rPr>
+        <w:t>días</w:t>
       </w:r>
       <w:r>
         <w:rPr>
@@ -28456,7 +27720,7 @@
           <w:sz w:val="18"/>
           <w:szCs w:val="18"/>
         </w:rPr>
-        <w:t>a</w:t>
+        <w:t>del</w:t>
       </w:r>
       <w:r>
         <w:rPr>
@@ -28476,12 +27740,12 @@
           <w:sz w:val="18"/>
           <w:szCs w:val="18"/>
         </w:rPr>
-        <w:t>los</w:t>
-      </w:r>
-      <w:r>
-        <w:rPr>
-          <w:rFonts w:ascii="Times New Roman" w:hAnsi="Times New Roman" w:cs="Times New Roman"/>
-          <w:spacing w:val="-6"/>
+        <w:t>mes</w:t>
+      </w:r>
+      <w:r>
+        <w:rPr>
+          <w:rFonts w:ascii="Times New Roman" w:hAnsi="Times New Roman" w:cs="Times New Roman"/>
+          <w:spacing w:val="-5"/>
           <w:w w:val="105"/>
           <w:sz w:val="18"/>
           <w:szCs w:val="18"/>
@@ -28496,9 +27760,18 @@
           <w:sz w:val="18"/>
           <w:szCs w:val="18"/>
         </w:rPr>
-        <w:t>{</w:t>
-      </w:r>
-      <w:proofErr w:type="spellStart"/>
+        <w:t>{mes_firma}</w:t>
+      </w:r>
+      <w:r>
+        <w:rPr>
+          <w:rFonts w:ascii="Times New Roman" w:hAnsi="Times New Roman" w:cs="Times New Roman"/>
+          <w:spacing w:val="-5"/>
+          <w:w w:val="105"/>
+          <w:sz w:val="18"/>
+          <w:szCs w:val="18"/>
+        </w:rPr>
+        <w:t xml:space="preserve"> </w:t>
+      </w:r>
       <w:r>
         <w:rPr>
           <w:rFonts w:ascii="Times New Roman" w:hAnsi="Times New Roman" w:cs="Times New Roman"/>
@@ -28507,9 +27780,18 @@
           <w:sz w:val="18"/>
           <w:szCs w:val="18"/>
         </w:rPr>
-        <w:t>dia_firma</w:t>
-      </w:r>
-      <w:proofErr w:type="spellEnd"/>
+        <w:t>del</w:t>
+      </w:r>
+      <w:r>
+        <w:rPr>
+          <w:rFonts w:ascii="Times New Roman" w:hAnsi="Times New Roman" w:cs="Times New Roman"/>
+          <w:spacing w:val="-5"/>
+          <w:w w:val="105"/>
+          <w:sz w:val="18"/>
+          <w:szCs w:val="18"/>
+        </w:rPr>
+        <w:t xml:space="preserve"> </w:t>
+      </w:r>
       <w:r>
         <w:rPr>
           <w:rFonts w:ascii="Times New Roman" w:hAnsi="Times New Roman" w:cs="Times New Roman"/>
@@ -28518,17 +27800,15 @@
           <w:sz w:val="18"/>
           <w:szCs w:val="18"/>
         </w:rPr>
-        <w:t xml:space="preserve">} </w:t>
-      </w:r>
-      <w:r>
-        <w:rPr>
-          <w:rFonts w:ascii="Times New Roman" w:hAnsi="Times New Roman" w:cs="Times New Roman"/>
-          <w:spacing w:val="-2"/>
-          <w:w w:val="105"/>
-          <w:sz w:val="18"/>
-          <w:szCs w:val="18"/>
-        </w:rPr>
-        <w:t>días</w:t>
+        <w:t>año</w:t>
+      </w:r>
+      <w:r>
+        <w:rPr>
+          <w:rFonts w:ascii="Times New Roman" w:hAnsi="Times New Roman" w:cs="Times New Roman"/>
+          <w:sz w:val="18"/>
+          <w:szCs w:val="18"/>
+        </w:rPr>
+        <w:t xml:space="preserve"> </w:t>
       </w:r>
       <w:r>
         <w:rPr>
@@ -28538,159 +27818,7 @@
           <w:sz w:val="18"/>
           <w:szCs w:val="18"/>
         </w:rPr>
-        <w:t xml:space="preserve"> </w:t>
-      </w:r>
-      <w:r>
-        <w:rPr>
-          <w:rFonts w:ascii="Times New Roman" w:hAnsi="Times New Roman" w:cs="Times New Roman"/>
-          <w:spacing w:val="-2"/>
-          <w:w w:val="105"/>
-          <w:sz w:val="18"/>
-          <w:szCs w:val="18"/>
-        </w:rPr>
-        <w:t>del</w:t>
-      </w:r>
-      <w:r>
-        <w:rPr>
-          <w:rFonts w:ascii="Times New Roman" w:hAnsi="Times New Roman" w:cs="Times New Roman"/>
-          <w:spacing w:val="-5"/>
-          <w:w w:val="105"/>
-          <w:sz w:val="18"/>
-          <w:szCs w:val="18"/>
-        </w:rPr>
-        <w:t xml:space="preserve"> </w:t>
-      </w:r>
-      <w:r>
-        <w:rPr>
-          <w:rFonts w:ascii="Times New Roman" w:hAnsi="Times New Roman" w:cs="Times New Roman"/>
-          <w:spacing w:val="-2"/>
-          <w:w w:val="105"/>
-          <w:sz w:val="18"/>
-          <w:szCs w:val="18"/>
-        </w:rPr>
-        <w:t>mes</w:t>
-      </w:r>
-      <w:r>
-        <w:rPr>
-          <w:rFonts w:ascii="Times New Roman" w:hAnsi="Times New Roman" w:cs="Times New Roman"/>
-          <w:spacing w:val="-5"/>
-          <w:w w:val="105"/>
-          <w:sz w:val="18"/>
-          <w:szCs w:val="18"/>
-        </w:rPr>
-        <w:t xml:space="preserve"> </w:t>
-      </w:r>
-      <w:r>
-        <w:rPr>
-          <w:rFonts w:ascii="Times New Roman" w:hAnsi="Times New Roman" w:cs="Times New Roman"/>
-          <w:spacing w:val="-2"/>
-          <w:w w:val="105"/>
-          <w:sz w:val="18"/>
-          <w:szCs w:val="18"/>
-        </w:rPr>
-        <w:t>{</w:t>
-      </w:r>
-      <w:proofErr w:type="spellStart"/>
-      <w:r>
-        <w:rPr>
-          <w:rFonts w:ascii="Times New Roman" w:hAnsi="Times New Roman" w:cs="Times New Roman"/>
-          <w:spacing w:val="-2"/>
-          <w:w w:val="105"/>
-          <w:sz w:val="18"/>
-          <w:szCs w:val="18"/>
-        </w:rPr>
-        <w:t>mes_firma</w:t>
-      </w:r>
-      <w:proofErr w:type="spellEnd"/>
-      <w:r>
-        <w:rPr>
-          <w:rFonts w:ascii="Times New Roman" w:hAnsi="Times New Roman" w:cs="Times New Roman"/>
-          <w:spacing w:val="-2"/>
-          <w:w w:val="105"/>
-          <w:sz w:val="18"/>
-          <w:szCs w:val="18"/>
-        </w:rPr>
-        <w:t>}</w:t>
-      </w:r>
-      <w:r>
-        <w:rPr>
-          <w:rFonts w:ascii="Times New Roman" w:hAnsi="Times New Roman" w:cs="Times New Roman"/>
-          <w:spacing w:val="-5"/>
-          <w:w w:val="105"/>
-          <w:sz w:val="18"/>
-          <w:szCs w:val="18"/>
-        </w:rPr>
-        <w:t xml:space="preserve"> </w:t>
-      </w:r>
-      <w:r>
-        <w:rPr>
-          <w:rFonts w:ascii="Times New Roman" w:hAnsi="Times New Roman" w:cs="Times New Roman"/>
-          <w:spacing w:val="-2"/>
-          <w:w w:val="105"/>
-          <w:sz w:val="18"/>
-          <w:szCs w:val="18"/>
-        </w:rPr>
-        <w:t>del</w:t>
-      </w:r>
-      <w:r>
-        <w:rPr>
-          <w:rFonts w:ascii="Times New Roman" w:hAnsi="Times New Roman" w:cs="Times New Roman"/>
-          <w:spacing w:val="-5"/>
-          <w:w w:val="105"/>
-          <w:sz w:val="18"/>
-          <w:szCs w:val="18"/>
-        </w:rPr>
-        <w:t xml:space="preserve"> </w:t>
-      </w:r>
-      <w:r>
-        <w:rPr>
-          <w:rFonts w:ascii="Times New Roman" w:hAnsi="Times New Roman" w:cs="Times New Roman"/>
-          <w:spacing w:val="-2"/>
-          <w:w w:val="105"/>
-          <w:sz w:val="18"/>
-          <w:szCs w:val="18"/>
-        </w:rPr>
-        <w:t>año</w:t>
-      </w:r>
-      <w:r>
-        <w:rPr>
-          <w:rFonts w:ascii="Times New Roman" w:hAnsi="Times New Roman" w:cs="Times New Roman"/>
-          <w:sz w:val="18"/>
-          <w:szCs w:val="18"/>
-        </w:rPr>
-        <w:t xml:space="preserve"> </w:t>
-      </w:r>
-      <w:r>
-        <w:rPr>
-          <w:rFonts w:ascii="Times New Roman" w:hAnsi="Times New Roman" w:cs="Times New Roman"/>
-          <w:spacing w:val="-5"/>
-          <w:w w:val="105"/>
-          <w:sz w:val="18"/>
-          <w:szCs w:val="18"/>
-        </w:rPr>
-        <w:t>{</w:t>
-      </w:r>
-      <w:proofErr w:type="spellStart"/>
-      <w:r>
-        <w:rPr>
-          <w:rFonts w:ascii="Times New Roman" w:hAnsi="Times New Roman" w:cs="Times New Roman"/>
-          <w:spacing w:val="-5"/>
-          <w:w w:val="105"/>
-          <w:sz w:val="18"/>
-          <w:szCs w:val="18"/>
-        </w:rPr>
-        <w:t>anio_firma</w:t>
-      </w:r>
-      <w:proofErr w:type="spellEnd"/>
-      <w:r>
-        <w:rPr>
-          <w:rFonts w:ascii="Times New Roman" w:hAnsi="Times New Roman" w:cs="Times New Roman"/>
-          <w:spacing w:val="-5"/>
-          <w:w w:val="105"/>
-          <w:sz w:val="18"/>
-          <w:szCs w:val="18"/>
-        </w:rPr>
-        <w:t>}</w:t>
+        <w:t>{anio_firma}</w:t>
       </w:r>
     </w:p>
     <w:p>
@@ -28961,15 +28089,7 @@
         <w:br w:type="column"/>
       </w:r>
       <w:r>
-        <w:t>{</w:t>
-      </w:r>
-      <w:proofErr w:type="spellStart"/>
-      <w:r>
-        <w:t>nombre_cliente</w:t>
-      </w:r>
-      <w:proofErr w:type="spellEnd"/>
-      <w:r>
-        <w:t>}</w:t>
+        <w:t>{nombre_cliente}</w:t>
       </w:r>
       <w:r>
         <w:br/>
@@ -28984,15 +28104,7 @@
         <w:t xml:space="preserve"> </w:t>
       </w:r>
       <w:r>
-        <w:t>{</w:t>
-      </w:r>
-      <w:proofErr w:type="spellStart"/>
-      <w:r>
-        <w:t>cedula_cliente</w:t>
-      </w:r>
-      <w:proofErr w:type="spellEnd"/>
-      <w:r>
-        <w:t>}</w:t>
+        <w:t>{cedula_cliente}</w:t>
       </w:r>
     </w:p>
     <w:p>
@@ -29325,27 +28437,7 @@
           <w:sz w:val="18"/>
           <w:szCs w:val="18"/>
         </w:rPr>
-        <w:t>{</w:t>
-      </w:r>
-      <w:proofErr w:type="spellStart"/>
-      <w:r>
-        <w:rPr>
-          <w:rFonts w:ascii="Times New Roman" w:hAnsi="Times New Roman" w:cs="Times New Roman"/>
-          <w:spacing w:val="-2"/>
-          <w:sz w:val="18"/>
-          <w:szCs w:val="18"/>
-        </w:rPr>
-        <w:t>numero_producto</w:t>
-      </w:r>
-      <w:proofErr w:type="spellEnd"/>
-      <w:r>
-        <w:rPr>
-          <w:rFonts w:ascii="Times New Roman" w:hAnsi="Times New Roman" w:cs="Times New Roman"/>
-          <w:spacing w:val="-2"/>
-          <w:sz w:val="18"/>
-          <w:szCs w:val="18"/>
-        </w:rPr>
-        <w:t>}</w:t>
+        <w:t>{numero_producto}</w:t>
       </w:r>
     </w:p>
     <w:p>
@@ -29374,25 +28466,7 @@
           <w:sz w:val="18"/>
           <w:szCs w:val="18"/>
         </w:rPr>
-        <w:t>{</w:t>
-      </w:r>
-      <w:proofErr w:type="spellStart"/>
-      <w:r>
-        <w:rPr>
-          <w:rFonts w:ascii="Times New Roman" w:hAnsi="Times New Roman" w:cs="Times New Roman"/>
-          <w:sz w:val="18"/>
-          <w:szCs w:val="18"/>
-        </w:rPr>
-        <w:t>nombre_cliente</w:t>
-      </w:r>
-      <w:proofErr w:type="spellEnd"/>
-      <w:r>
-        <w:rPr>
-          <w:rFonts w:ascii="Times New Roman" w:hAnsi="Times New Roman" w:cs="Times New Roman"/>
-          <w:sz w:val="18"/>
-          <w:szCs w:val="18"/>
-        </w:rPr>
-        <w:t xml:space="preserve">} </w:t>
+        <w:t xml:space="preserve">{nombre_cliente} </w:t>
       </w:r>
       <w:r>
         <w:rPr>
@@ -29417,25 +28491,7 @@
           <w:sz w:val="18"/>
           <w:szCs w:val="18"/>
         </w:rPr>
-        <w:t xml:space="preserve">propio, en adelante el (“Deudor”), por medio del presente escrito manifiesto(amos) que faculto(amos) a </w:t>
-      </w:r>
-      <w:proofErr w:type="spellStart"/>
-      <w:r>
-        <w:rPr>
-          <w:rFonts w:ascii="Times New Roman" w:hAnsi="Times New Roman" w:cs="Times New Roman"/>
-          <w:sz w:val="18"/>
-          <w:szCs w:val="18"/>
-        </w:rPr>
-        <w:t>Go</w:t>
-      </w:r>
-      <w:proofErr w:type="spellEnd"/>
-      <w:r>
-        <w:rPr>
-          <w:rFonts w:ascii="Times New Roman" w:hAnsi="Times New Roman" w:cs="Times New Roman"/>
-          <w:sz w:val="18"/>
-          <w:szCs w:val="18"/>
-        </w:rPr>
-        <w:t xml:space="preserve"> Bravo Colombia S.A.S., en adelante el</w:t>
+        <w:t>propio, en adelante el (“Deudor”), por medio del presente escrito manifiesto(amos) que faculto(amos) a Go Bravo Colombia S.A.S., en adelante el</w:t>
       </w:r>
       <w:r>
         <w:rPr>
@@ -29911,25 +28967,7 @@
           <w:sz w:val="18"/>
           <w:szCs w:val="18"/>
         </w:rPr>
-        <w:t>{</w:t>
-      </w:r>
-      <w:proofErr w:type="spellStart"/>
-      <w:r>
-        <w:rPr>
-          <w:rFonts w:ascii="Times New Roman" w:hAnsi="Times New Roman" w:cs="Times New Roman"/>
-          <w:sz w:val="18"/>
-          <w:szCs w:val="18"/>
-        </w:rPr>
-        <w:t>numero_producto</w:t>
-      </w:r>
-      <w:proofErr w:type="spellEnd"/>
-      <w:r>
-        <w:rPr>
-          <w:rFonts w:ascii="Times New Roman" w:hAnsi="Times New Roman" w:cs="Times New Roman"/>
-          <w:sz w:val="18"/>
-          <w:szCs w:val="18"/>
-        </w:rPr>
-        <w:t xml:space="preserve">} </w:t>
+        <w:t xml:space="preserve">{numero_producto} </w:t>
       </w:r>
       <w:r>
         <w:rPr>
@@ -30951,25 +29989,7 @@
           <w:sz w:val="18"/>
           <w:szCs w:val="18"/>
         </w:rPr>
-        <w:t>(</w:t>
-      </w:r>
-      <w:proofErr w:type="spellStart"/>
-      <w:r>
-        <w:rPr>
-          <w:rFonts w:ascii="Times New Roman" w:hAnsi="Times New Roman" w:cs="Times New Roman"/>
-          <w:sz w:val="18"/>
-          <w:szCs w:val="18"/>
-        </w:rPr>
-        <w:t>ii</w:t>
-      </w:r>
-      <w:proofErr w:type="spellEnd"/>
-      <w:r>
-        <w:rPr>
-          <w:rFonts w:ascii="Times New Roman" w:hAnsi="Times New Roman" w:cs="Times New Roman"/>
-          <w:sz w:val="18"/>
-          <w:szCs w:val="18"/>
-        </w:rPr>
-        <w:t>)</w:t>
+        <w:t>(ii)</w:t>
       </w:r>
       <w:r>
         <w:rPr>
@@ -31444,25 +30464,7 @@
           <w:sz w:val="18"/>
           <w:szCs w:val="18"/>
         </w:rPr>
-        <w:t>(</w:t>
-      </w:r>
-      <w:proofErr w:type="spellStart"/>
-      <w:r>
-        <w:rPr>
-          <w:rFonts w:ascii="Times New Roman" w:hAnsi="Times New Roman" w:cs="Times New Roman"/>
-          <w:sz w:val="18"/>
-          <w:szCs w:val="18"/>
-        </w:rPr>
-        <w:t>iii</w:t>
-      </w:r>
-      <w:proofErr w:type="spellEnd"/>
-      <w:r>
-        <w:rPr>
-          <w:rFonts w:ascii="Times New Roman" w:hAnsi="Times New Roman" w:cs="Times New Roman"/>
-          <w:sz w:val="18"/>
-          <w:szCs w:val="18"/>
-        </w:rPr>
-        <w:t>)</w:t>
+        <w:t>(iii)</w:t>
       </w:r>
       <w:r>
         <w:rPr>
@@ -35828,7 +34830,6 @@
         </w:rPr>
         <w:t xml:space="preserve"> </w:t>
       </w:r>
-      <w:proofErr w:type="gramStart"/>
       <w:r>
         <w:rPr>
           <w:rFonts w:ascii="Times New Roman" w:hAnsi="Times New Roman" w:cs="Times New Roman"/>
@@ -35854,7 +34855,6 @@
         </w:rPr>
         <w:t>aviso</w:t>
       </w:r>
-      <w:proofErr w:type="gramEnd"/>
       <w:r>
         <w:rPr>
           <w:rFonts w:ascii="Times New Roman" w:hAnsi="Times New Roman" w:cs="Times New Roman"/>
@@ -35915,7 +34915,6 @@
         </w:rPr>
         <w:t xml:space="preserve"> </w:t>
       </w:r>
-      <w:proofErr w:type="gramStart"/>
       <w:r>
         <w:rPr>
           <w:rFonts w:ascii="Times New Roman" w:hAnsi="Times New Roman" w:cs="Times New Roman"/>
@@ -35940,17 +34939,7 @@
           <w:sz w:val="18"/>
           <w:szCs w:val="18"/>
         </w:rPr>
-        <w:t>mismo</w:t>
-      </w:r>
-      <w:proofErr w:type="gramEnd"/>
-      <w:r>
-        <w:rPr>
-          <w:rFonts w:ascii="Times New Roman" w:hAnsi="Times New Roman" w:cs="Times New Roman"/>
-          <w:spacing w:val="-2"/>
-          <w:sz w:val="18"/>
-          <w:szCs w:val="18"/>
-        </w:rPr>
-        <w:t>.</w:t>
+        <w:t>mismo.</w:t>
       </w:r>
     </w:p>
     <w:p>
@@ -36935,9 +35924,8 @@
           <w:sz w:val="18"/>
           <w:szCs w:val="18"/>
         </w:rPr>
-        <w:t>{</w:t>
-      </w:r>
-      <w:proofErr w:type="spellStart"/>
+        <w:t xml:space="preserve">{ciudad_cliente} </w:t>
+      </w:r>
       <w:r>
         <w:rPr>
           <w:rFonts w:ascii="Times New Roman" w:hAnsi="Times New Roman" w:cs="Times New Roman"/>
@@ -36946,10 +35934,18 @@
           <w:sz w:val="18"/>
           <w:szCs w:val="18"/>
         </w:rPr>
-        <w:t>ciudad_cliente</w:t>
-      </w:r>
-      <w:proofErr w:type="spellEnd"/>
-      <w:proofErr w:type="gramStart"/>
+        <w:t>,</w:t>
+      </w:r>
+      <w:r>
+        <w:rPr>
+          <w:rFonts w:ascii="Times New Roman" w:hAnsi="Times New Roman" w:cs="Times New Roman"/>
+          <w:spacing w:val="-5"/>
+          <w:w w:val="105"/>
+          <w:sz w:val="18"/>
+          <w:szCs w:val="18"/>
+        </w:rPr>
+        <w:t xml:space="preserve"> </w:t>
+      </w:r>
       <w:r>
         <w:rPr>
           <w:rFonts w:ascii="Times New Roman" w:hAnsi="Times New Roman" w:cs="Times New Roman"/>
@@ -36958,7 +35954,17 @@
           <w:sz w:val="18"/>
           <w:szCs w:val="18"/>
         </w:rPr>
-        <w:t xml:space="preserve">} </w:t>
+        <w:t>a</w:t>
+      </w:r>
+      <w:r>
+        <w:rPr>
+          <w:rFonts w:ascii="Times New Roman" w:hAnsi="Times New Roman" w:cs="Times New Roman"/>
+          <w:spacing w:val="-5"/>
+          <w:w w:val="105"/>
+          <w:sz w:val="18"/>
+          <w:szCs w:val="18"/>
+        </w:rPr>
+        <w:t xml:space="preserve"> </w:t>
       </w:r>
       <w:r>
         <w:rPr>
@@ -36968,9 +35974,38 @@
           <w:sz w:val="18"/>
           <w:szCs w:val="18"/>
         </w:rPr>
-        <w:t>,</w:t>
-      </w:r>
-      <w:proofErr w:type="gramEnd"/>
+        <w:t>los</w:t>
+      </w:r>
+      <w:r>
+        <w:rPr>
+          <w:rFonts w:ascii="Times New Roman" w:hAnsi="Times New Roman" w:cs="Times New Roman"/>
+          <w:spacing w:val="-6"/>
+          <w:w w:val="105"/>
+          <w:sz w:val="18"/>
+          <w:szCs w:val="18"/>
+        </w:rPr>
+        <w:t xml:space="preserve"> </w:t>
+      </w:r>
+      <w:r>
+        <w:rPr>
+          <w:rFonts w:ascii="Times New Roman" w:hAnsi="Times New Roman" w:cs="Times New Roman"/>
+          <w:spacing w:val="-2"/>
+          <w:w w:val="105"/>
+          <w:sz w:val="18"/>
+          <w:szCs w:val="18"/>
+        </w:rPr>
+        <w:t xml:space="preserve">{dia_firma} </w:t>
+      </w:r>
+      <w:r>
+        <w:rPr>
+          <w:rFonts w:ascii="Times New Roman" w:hAnsi="Times New Roman" w:cs="Times New Roman"/>
+          <w:spacing w:val="-2"/>
+          <w:w w:val="105"/>
+          <w:sz w:val="18"/>
+          <w:szCs w:val="18"/>
+        </w:rPr>
+        <w:t>días</w:t>
+      </w:r>
       <w:r>
         <w:rPr>
           <w:rFonts w:ascii="Times New Roman" w:hAnsi="Times New Roman" w:cs="Times New Roman"/>
@@ -36989,7 +36024,7 @@
           <w:sz w:val="18"/>
           <w:szCs w:val="18"/>
         </w:rPr>
-        <w:t>a</w:t>
+        <w:t>del</w:t>
       </w:r>
       <w:r>
         <w:rPr>
@@ -37009,12 +36044,12 @@
           <w:sz w:val="18"/>
           <w:szCs w:val="18"/>
         </w:rPr>
-        <w:t>los</w:t>
-      </w:r>
-      <w:r>
-        <w:rPr>
-          <w:rFonts w:ascii="Times New Roman" w:hAnsi="Times New Roman" w:cs="Times New Roman"/>
-          <w:spacing w:val="-6"/>
+        <w:t>mes</w:t>
+      </w:r>
+      <w:r>
+        <w:rPr>
+          <w:rFonts w:ascii="Times New Roman" w:hAnsi="Times New Roman" w:cs="Times New Roman"/>
+          <w:spacing w:val="-5"/>
           <w:w w:val="105"/>
           <w:sz w:val="18"/>
           <w:szCs w:val="18"/>
@@ -37029,9 +36064,18 @@
           <w:sz w:val="18"/>
           <w:szCs w:val="18"/>
         </w:rPr>
-        <w:t>{</w:t>
-      </w:r>
-      <w:proofErr w:type="spellStart"/>
+        <w:t>{mes_firma}</w:t>
+      </w:r>
+      <w:r>
+        <w:rPr>
+          <w:rFonts w:ascii="Times New Roman" w:hAnsi="Times New Roman" w:cs="Times New Roman"/>
+          <w:spacing w:val="-5"/>
+          <w:w w:val="105"/>
+          <w:sz w:val="18"/>
+          <w:szCs w:val="18"/>
+        </w:rPr>
+        <w:t xml:space="preserve"> </w:t>
+      </w:r>
       <w:r>
         <w:rPr>
           <w:rFonts w:ascii="Times New Roman" w:hAnsi="Times New Roman" w:cs="Times New Roman"/>
@@ -37040,9 +36084,18 @@
           <w:sz w:val="18"/>
           <w:szCs w:val="18"/>
         </w:rPr>
-        <w:t>dia_firma</w:t>
-      </w:r>
-      <w:proofErr w:type="spellEnd"/>
+        <w:t>del</w:t>
+      </w:r>
+      <w:r>
+        <w:rPr>
+          <w:rFonts w:ascii="Times New Roman" w:hAnsi="Times New Roman" w:cs="Times New Roman"/>
+          <w:spacing w:val="-5"/>
+          <w:w w:val="105"/>
+          <w:sz w:val="18"/>
+          <w:szCs w:val="18"/>
+        </w:rPr>
+        <w:t xml:space="preserve"> </w:t>
+      </w:r>
       <w:r>
         <w:rPr>
           <w:rFonts w:ascii="Times New Roman" w:hAnsi="Times New Roman" w:cs="Times New Roman"/>
@@ -37051,7 +36104,17 @@
           <w:sz w:val="18"/>
           <w:szCs w:val="18"/>
         </w:rPr>
-        <w:t xml:space="preserve">} </w:t>
+        <w:t>año</w:t>
+      </w:r>
+      <w:r>
+        <w:rPr>
+          <w:rFonts w:ascii="Times New Roman" w:hAnsi="Times New Roman" w:cs="Times New Roman"/>
+          <w:spacing w:val="-5"/>
+          <w:w w:val="105"/>
+          <w:sz w:val="18"/>
+          <w:szCs w:val="18"/>
+        </w:rPr>
+        <w:t xml:space="preserve"> </w:t>
       </w:r>
       <w:r>
         <w:rPr>
@@ -37061,171 +36124,7 @@
           <w:sz w:val="18"/>
           <w:szCs w:val="18"/>
         </w:rPr>
-        <w:t>días</w:t>
-      </w:r>
-      <w:r>
-        <w:rPr>
-          <w:rFonts w:ascii="Times New Roman" w:hAnsi="Times New Roman" w:cs="Times New Roman"/>
-          <w:spacing w:val="-5"/>
-          <w:w w:val="105"/>
-          <w:sz w:val="18"/>
-          <w:szCs w:val="18"/>
-        </w:rPr>
-        <w:t xml:space="preserve"> </w:t>
-      </w:r>
-      <w:r>
-        <w:rPr>
-          <w:rFonts w:ascii="Times New Roman" w:hAnsi="Times New Roman" w:cs="Times New Roman"/>
-          <w:spacing w:val="-2"/>
-          <w:w w:val="105"/>
-          <w:sz w:val="18"/>
-          <w:szCs w:val="18"/>
-        </w:rPr>
-        <w:t>del</w:t>
-      </w:r>
-      <w:r>
-        <w:rPr>
-          <w:rFonts w:ascii="Times New Roman" w:hAnsi="Times New Roman" w:cs="Times New Roman"/>
-          <w:spacing w:val="-5"/>
-          <w:w w:val="105"/>
-          <w:sz w:val="18"/>
-          <w:szCs w:val="18"/>
-        </w:rPr>
-        <w:t xml:space="preserve"> </w:t>
-      </w:r>
-      <w:r>
-        <w:rPr>
-          <w:rFonts w:ascii="Times New Roman" w:hAnsi="Times New Roman" w:cs="Times New Roman"/>
-          <w:spacing w:val="-2"/>
-          <w:w w:val="105"/>
-          <w:sz w:val="18"/>
-          <w:szCs w:val="18"/>
-        </w:rPr>
-        <w:t>mes</w:t>
-      </w:r>
-      <w:r>
-        <w:rPr>
-          <w:rFonts w:ascii="Times New Roman" w:hAnsi="Times New Roman" w:cs="Times New Roman"/>
-          <w:spacing w:val="-5"/>
-          <w:w w:val="105"/>
-          <w:sz w:val="18"/>
-          <w:szCs w:val="18"/>
-        </w:rPr>
-        <w:t xml:space="preserve"> </w:t>
-      </w:r>
-      <w:r>
-        <w:rPr>
-          <w:rFonts w:ascii="Times New Roman" w:hAnsi="Times New Roman" w:cs="Times New Roman"/>
-          <w:spacing w:val="-2"/>
-          <w:w w:val="105"/>
-          <w:sz w:val="18"/>
-          <w:szCs w:val="18"/>
-        </w:rPr>
-        <w:t>{</w:t>
-      </w:r>
-      <w:proofErr w:type="spellStart"/>
-      <w:r>
-        <w:rPr>
-          <w:rFonts w:ascii="Times New Roman" w:hAnsi="Times New Roman" w:cs="Times New Roman"/>
-          <w:spacing w:val="-2"/>
-          <w:w w:val="105"/>
-          <w:sz w:val="18"/>
-          <w:szCs w:val="18"/>
-        </w:rPr>
-        <w:t>mes_firma</w:t>
-      </w:r>
-      <w:proofErr w:type="spellEnd"/>
-      <w:r>
-        <w:rPr>
-          <w:rFonts w:ascii="Times New Roman" w:hAnsi="Times New Roman" w:cs="Times New Roman"/>
-          <w:spacing w:val="-2"/>
-          <w:w w:val="105"/>
-          <w:sz w:val="18"/>
-          <w:szCs w:val="18"/>
-        </w:rPr>
-        <w:t>}</w:t>
-      </w:r>
-      <w:r>
-        <w:rPr>
-          <w:rFonts w:ascii="Times New Roman" w:hAnsi="Times New Roman" w:cs="Times New Roman"/>
-          <w:spacing w:val="-5"/>
-          <w:w w:val="105"/>
-          <w:sz w:val="18"/>
-          <w:szCs w:val="18"/>
-        </w:rPr>
-        <w:t xml:space="preserve"> </w:t>
-      </w:r>
-      <w:r>
-        <w:rPr>
-          <w:rFonts w:ascii="Times New Roman" w:hAnsi="Times New Roman" w:cs="Times New Roman"/>
-          <w:spacing w:val="-2"/>
-          <w:w w:val="105"/>
-          <w:sz w:val="18"/>
-          <w:szCs w:val="18"/>
-        </w:rPr>
-        <w:t>del</w:t>
-      </w:r>
-      <w:r>
-        <w:rPr>
-          <w:rFonts w:ascii="Times New Roman" w:hAnsi="Times New Roman" w:cs="Times New Roman"/>
-          <w:spacing w:val="-5"/>
-          <w:w w:val="105"/>
-          <w:sz w:val="18"/>
-          <w:szCs w:val="18"/>
-        </w:rPr>
-        <w:t xml:space="preserve"> </w:t>
-      </w:r>
-      <w:r>
-        <w:rPr>
-          <w:rFonts w:ascii="Times New Roman" w:hAnsi="Times New Roman" w:cs="Times New Roman"/>
-          <w:spacing w:val="-2"/>
-          <w:w w:val="105"/>
-          <w:sz w:val="18"/>
-          <w:szCs w:val="18"/>
-        </w:rPr>
-        <w:t>año</w:t>
-      </w:r>
-      <w:r>
-        <w:rPr>
-          <w:rFonts w:ascii="Times New Roman" w:hAnsi="Times New Roman" w:cs="Times New Roman"/>
-          <w:spacing w:val="-5"/>
-          <w:w w:val="105"/>
-          <w:sz w:val="18"/>
-          <w:szCs w:val="18"/>
-        </w:rPr>
-        <w:t xml:space="preserve"> </w:t>
-      </w:r>
-      <w:r>
-        <w:rPr>
-          <w:rFonts w:ascii="Times New Roman" w:hAnsi="Times New Roman" w:cs="Times New Roman"/>
-          <w:spacing w:val="-2"/>
-          <w:w w:val="105"/>
-          <w:sz w:val="18"/>
-          <w:szCs w:val="18"/>
-        </w:rPr>
-        <w:t>{</w:t>
-      </w:r>
-      <w:proofErr w:type="spellStart"/>
-      <w:r>
-        <w:rPr>
-          <w:rFonts w:ascii="Times New Roman" w:hAnsi="Times New Roman" w:cs="Times New Roman"/>
-          <w:spacing w:val="-2"/>
-          <w:w w:val="105"/>
-          <w:sz w:val="18"/>
-          <w:szCs w:val="18"/>
-        </w:rPr>
-        <w:t>anio_firma</w:t>
-      </w:r>
-      <w:proofErr w:type="spellEnd"/>
-      <w:r>
-        <w:rPr>
-          <w:rFonts w:ascii="Times New Roman" w:hAnsi="Times New Roman" w:cs="Times New Roman"/>
-          <w:spacing w:val="-2"/>
-          <w:w w:val="105"/>
-          <w:sz w:val="18"/>
-          <w:szCs w:val="18"/>
-        </w:rPr>
-        <w:t>}</w:t>
+        <w:t>{anio_firma}</w:t>
       </w:r>
     </w:p>
     <w:p>
@@ -37496,15 +36395,7 @@
         <w:br w:type="column"/>
       </w:r>
       <w:r>
-        <w:t>{</w:t>
-      </w:r>
-      <w:proofErr w:type="spellStart"/>
-      <w:r>
-        <w:t>nombre_cliente</w:t>
-      </w:r>
-      <w:proofErr w:type="spellEnd"/>
-      <w:r>
-        <w:t>}</w:t>
+        <w:t>{nombre_cliente}</w:t>
       </w:r>
       <w:r>
         <w:br/>
@@ -37513,15 +36404,7 @@
         <w:t>CC</w:t>
       </w:r>
       <w:r>
-        <w:t xml:space="preserve"> {</w:t>
-      </w:r>
-      <w:proofErr w:type="spellStart"/>
-      <w:r>
-        <w:t>cedula_cliente</w:t>
-      </w:r>
-      <w:proofErr w:type="spellEnd"/>
-      <w:r>
-        <w:t>}</w:t>
+        <w:t xml:space="preserve"> {cedula_cliente}</w:t>
       </w:r>
     </w:p>
     <w:p>
@@ -43523,25 +42406,7 @@
           <w:sz w:val="18"/>
           <w:szCs w:val="18"/>
         </w:rPr>
-        <w:t>parámetros de evaluación, no procederé(</w:t>
-      </w:r>
-      <w:proofErr w:type="spellStart"/>
-      <w:r>
-        <w:rPr>
-          <w:rFonts w:ascii="Times New Roman" w:hAnsi="Times New Roman" w:cs="Times New Roman"/>
-          <w:sz w:val="18"/>
-          <w:szCs w:val="18"/>
-        </w:rPr>
-        <w:t>mos</w:t>
-      </w:r>
-      <w:proofErr w:type="spellEnd"/>
-      <w:r>
-        <w:rPr>
-          <w:rFonts w:ascii="Times New Roman" w:hAnsi="Times New Roman" w:cs="Times New Roman"/>
-          <w:sz w:val="18"/>
-          <w:szCs w:val="18"/>
-        </w:rPr>
-        <w:t>) a ejercer ninguna acción de contenido contractual o precontractual tendiente al reconocimiento de</w:t>
+        <w:t>parámetros de evaluación, no procederé(mos) a ejercer ninguna acción de contenido contractual o precontractual tendiente al reconocimiento de</w:t>
       </w:r>
       <w:r>
         <w:rPr>
@@ -43741,9 +42606,8 @@
           <w:sz w:val="18"/>
           <w:szCs w:val="18"/>
         </w:rPr>
-        <w:t>{</w:t>
-      </w:r>
-      <w:proofErr w:type="spellStart"/>
+        <w:t xml:space="preserve">{ciudad_cliente} </w:t>
+      </w:r>
       <w:r>
         <w:rPr>
           <w:rFonts w:ascii="Times New Roman" w:hAnsi="Times New Roman" w:cs="Times New Roman"/>
@@ -43752,10 +42616,18 @@
           <w:sz w:val="18"/>
           <w:szCs w:val="18"/>
         </w:rPr>
-        <w:t>ciudad_cliente</w:t>
-      </w:r>
-      <w:proofErr w:type="spellEnd"/>
-      <w:proofErr w:type="gramStart"/>
+        <w:t>,</w:t>
+      </w:r>
+      <w:r>
+        <w:rPr>
+          <w:rFonts w:ascii="Times New Roman" w:hAnsi="Times New Roman" w:cs="Times New Roman"/>
+          <w:spacing w:val="-5"/>
+          <w:w w:val="105"/>
+          <w:sz w:val="18"/>
+          <w:szCs w:val="18"/>
+        </w:rPr>
+        <w:t xml:space="preserve"> </w:t>
+      </w:r>
       <w:r>
         <w:rPr>
           <w:rFonts w:ascii="Times New Roman" w:hAnsi="Times New Roman" w:cs="Times New Roman"/>
@@ -43764,7 +42636,17 @@
           <w:sz w:val="18"/>
           <w:szCs w:val="18"/>
         </w:rPr>
-        <w:t xml:space="preserve">} </w:t>
+        <w:t>a</w:t>
+      </w:r>
+      <w:r>
+        <w:rPr>
+          <w:rFonts w:ascii="Times New Roman" w:hAnsi="Times New Roman" w:cs="Times New Roman"/>
+          <w:spacing w:val="-5"/>
+          <w:w w:val="105"/>
+          <w:sz w:val="18"/>
+          <w:szCs w:val="18"/>
+        </w:rPr>
+        <w:t xml:space="preserve"> </w:t>
       </w:r>
       <w:r>
         <w:rPr>
@@ -43774,9 +42656,38 @@
           <w:sz w:val="18"/>
           <w:szCs w:val="18"/>
         </w:rPr>
-        <w:t>,</w:t>
-      </w:r>
-      <w:proofErr w:type="gramEnd"/>
+        <w:t>los</w:t>
+      </w:r>
+      <w:r>
+        <w:rPr>
+          <w:rFonts w:ascii="Times New Roman" w:hAnsi="Times New Roman" w:cs="Times New Roman"/>
+          <w:spacing w:val="-6"/>
+          <w:w w:val="105"/>
+          <w:sz w:val="18"/>
+          <w:szCs w:val="18"/>
+        </w:rPr>
+        <w:t xml:space="preserve"> </w:t>
+      </w:r>
+      <w:r>
+        <w:rPr>
+          <w:rFonts w:ascii="Times New Roman" w:hAnsi="Times New Roman" w:cs="Times New Roman"/>
+          <w:spacing w:val="-2"/>
+          <w:w w:val="105"/>
+          <w:sz w:val="18"/>
+          <w:szCs w:val="18"/>
+        </w:rPr>
+        <w:t xml:space="preserve">{dia_firma} </w:t>
+      </w:r>
+      <w:r>
+        <w:rPr>
+          <w:rFonts w:ascii="Times New Roman" w:hAnsi="Times New Roman" w:cs="Times New Roman"/>
+          <w:spacing w:val="-2"/>
+          <w:w w:val="105"/>
+          <w:sz w:val="18"/>
+          <w:szCs w:val="18"/>
+        </w:rPr>
+        <w:t>días</w:t>
+      </w:r>
       <w:r>
         <w:rPr>
           <w:rFonts w:ascii="Times New Roman" w:hAnsi="Times New Roman" w:cs="Times New Roman"/>
@@ -43795,7 +42706,7 @@
           <w:sz w:val="18"/>
           <w:szCs w:val="18"/>
         </w:rPr>
-        <w:t>a</w:t>
+        <w:t>del</w:t>
       </w:r>
       <w:r>
         <w:rPr>
@@ -43815,12 +42726,12 @@
           <w:sz w:val="18"/>
           <w:szCs w:val="18"/>
         </w:rPr>
-        <w:t>los</w:t>
-      </w:r>
-      <w:r>
-        <w:rPr>
-          <w:rFonts w:ascii="Times New Roman" w:hAnsi="Times New Roman" w:cs="Times New Roman"/>
-          <w:spacing w:val="-6"/>
+        <w:t>mes</w:t>
+      </w:r>
+      <w:r>
+        <w:rPr>
+          <w:rFonts w:ascii="Times New Roman" w:hAnsi="Times New Roman" w:cs="Times New Roman"/>
+          <w:spacing w:val="-5"/>
           <w:w w:val="105"/>
           <w:sz w:val="18"/>
           <w:szCs w:val="18"/>
@@ -43837,7 +42748,6 @@
         </w:rPr>
         <w:t>{</w:t>
       </w:r>
-      <w:proofErr w:type="spellStart"/>
       <w:r>
         <w:rPr>
           <w:rFonts w:ascii="Times New Roman" w:hAnsi="Times New Roman" w:cs="Times New Roman"/>
@@ -43846,9 +42756,8 @@
           <w:sz w:val="18"/>
           <w:szCs w:val="18"/>
         </w:rPr>
-        <w:t>dia_firma</w:t>
-      </w:r>
-      <w:proofErr w:type="spellEnd"/>
+        <w:t>mes</w:t>
+      </w:r>
       <w:r>
         <w:rPr>
           <w:rFonts w:ascii="Times New Roman" w:hAnsi="Times New Roman" w:cs="Times New Roman"/>
@@ -43857,7 +42766,7 @@
           <w:sz w:val="18"/>
           <w:szCs w:val="18"/>
         </w:rPr>
-        <w:t xml:space="preserve">} </w:t>
+        <w:t xml:space="preserve">_firma} </w:t>
       </w:r>
       <w:r>
         <w:rPr>
@@ -43867,7 +42776,7 @@
           <w:sz w:val="18"/>
           <w:szCs w:val="18"/>
         </w:rPr>
-        <w:t>días</w:t>
+        <w:t>del</w:t>
       </w:r>
       <w:r>
         <w:rPr>
@@ -43887,7 +42796,7 @@
           <w:sz w:val="18"/>
           <w:szCs w:val="18"/>
         </w:rPr>
-        <w:t>del</w:t>
+        <w:t>año</w:t>
       </w:r>
       <w:r>
         <w:rPr>
@@ -43907,131 +42816,7 @@
           <w:sz w:val="18"/>
           <w:szCs w:val="18"/>
         </w:rPr>
-        <w:t>mes</w:t>
-      </w:r>
-      <w:r>
-        <w:rPr>
-          <w:rFonts w:ascii="Times New Roman" w:hAnsi="Times New Roman" w:cs="Times New Roman"/>
-          <w:spacing w:val="-5"/>
-          <w:w w:val="105"/>
-          <w:sz w:val="18"/>
-          <w:szCs w:val="18"/>
-        </w:rPr>
-        <w:t xml:space="preserve"> </w:t>
-      </w:r>
-      <w:r>
-        <w:rPr>
-          <w:rFonts w:ascii="Times New Roman" w:hAnsi="Times New Roman" w:cs="Times New Roman"/>
-          <w:spacing w:val="-2"/>
-          <w:w w:val="105"/>
-          <w:sz w:val="18"/>
-          <w:szCs w:val="18"/>
-        </w:rPr>
-        <w:t>{</w:t>
-      </w:r>
-      <w:proofErr w:type="spellStart"/>
-      <w:r>
-        <w:rPr>
-          <w:rFonts w:ascii="Times New Roman" w:hAnsi="Times New Roman" w:cs="Times New Roman"/>
-          <w:spacing w:val="-2"/>
-          <w:w w:val="105"/>
-          <w:sz w:val="18"/>
-          <w:szCs w:val="18"/>
-        </w:rPr>
-        <w:t>mes</w:t>
-      </w:r>
-      <w:r>
-        <w:rPr>
-          <w:rFonts w:ascii="Times New Roman" w:hAnsi="Times New Roman" w:cs="Times New Roman"/>
-          <w:spacing w:val="-2"/>
-          <w:w w:val="105"/>
-          <w:sz w:val="18"/>
-          <w:szCs w:val="18"/>
-        </w:rPr>
-        <w:t>_firma</w:t>
-      </w:r>
-      <w:proofErr w:type="spellEnd"/>
-      <w:r>
-        <w:rPr>
-          <w:rFonts w:ascii="Times New Roman" w:hAnsi="Times New Roman" w:cs="Times New Roman"/>
-          <w:spacing w:val="-2"/>
-          <w:w w:val="105"/>
-          <w:sz w:val="18"/>
-          <w:szCs w:val="18"/>
-        </w:rPr>
-        <w:t xml:space="preserve">} </w:t>
-      </w:r>
-      <w:r>
-        <w:rPr>
-          <w:rFonts w:ascii="Times New Roman" w:hAnsi="Times New Roman" w:cs="Times New Roman"/>
-          <w:spacing w:val="-2"/>
-          <w:w w:val="105"/>
-          <w:sz w:val="18"/>
-          <w:szCs w:val="18"/>
-        </w:rPr>
-        <w:t>del</w:t>
-      </w:r>
-      <w:r>
-        <w:rPr>
-          <w:rFonts w:ascii="Times New Roman" w:hAnsi="Times New Roman" w:cs="Times New Roman"/>
-          <w:spacing w:val="-5"/>
-          <w:w w:val="105"/>
-          <w:sz w:val="18"/>
-          <w:szCs w:val="18"/>
-        </w:rPr>
-        <w:t xml:space="preserve"> </w:t>
-      </w:r>
-      <w:r>
-        <w:rPr>
-          <w:rFonts w:ascii="Times New Roman" w:hAnsi="Times New Roman" w:cs="Times New Roman"/>
-          <w:spacing w:val="-2"/>
-          <w:w w:val="105"/>
-          <w:sz w:val="18"/>
-          <w:szCs w:val="18"/>
-        </w:rPr>
-        <w:t>año</w:t>
-      </w:r>
-      <w:r>
-        <w:rPr>
-          <w:rFonts w:ascii="Times New Roman" w:hAnsi="Times New Roman" w:cs="Times New Roman"/>
-          <w:spacing w:val="-5"/>
-          <w:w w:val="105"/>
-          <w:sz w:val="18"/>
-          <w:szCs w:val="18"/>
-        </w:rPr>
-        <w:t xml:space="preserve"> </w:t>
-      </w:r>
-      <w:r>
-        <w:rPr>
-          <w:rFonts w:ascii="Times New Roman" w:hAnsi="Times New Roman" w:cs="Times New Roman"/>
-          <w:spacing w:val="-2"/>
-          <w:w w:val="105"/>
-          <w:sz w:val="18"/>
-          <w:szCs w:val="18"/>
-        </w:rPr>
-        <w:t>{</w:t>
-      </w:r>
-      <w:proofErr w:type="spellStart"/>
-      <w:r>
-        <w:rPr>
-          <w:rFonts w:ascii="Times New Roman" w:hAnsi="Times New Roman" w:cs="Times New Roman"/>
-          <w:spacing w:val="-2"/>
-          <w:w w:val="105"/>
-          <w:sz w:val="18"/>
-          <w:szCs w:val="18"/>
-        </w:rPr>
-        <w:t>anio_firma</w:t>
-      </w:r>
-      <w:proofErr w:type="spellEnd"/>
-      <w:r>
-        <w:rPr>
-          <w:rFonts w:ascii="Times New Roman" w:hAnsi="Times New Roman" w:cs="Times New Roman"/>
-          <w:spacing w:val="-2"/>
-          <w:w w:val="105"/>
-          <w:sz w:val="18"/>
-          <w:szCs w:val="18"/>
-        </w:rPr>
-        <w:t>}</w:t>
+        <w:t>{anio_firma}</w:t>
       </w:r>
     </w:p>
     <w:p>
@@ -44121,27 +42906,7 @@
           <w:sz w:val="18"/>
           <w:szCs w:val="18"/>
         </w:rPr>
-        <w:t>{</w:t>
-      </w:r>
-      <w:proofErr w:type="spellStart"/>
-      <w:r>
-        <w:rPr>
-          <w:rFonts w:ascii="Times New Roman" w:hAnsi="Times New Roman" w:cs="Times New Roman"/>
-          <w:spacing w:val="-2"/>
-          <w:sz w:val="18"/>
-          <w:szCs w:val="18"/>
-        </w:rPr>
-        <w:t>nombre_cliente</w:t>
-      </w:r>
-      <w:proofErr w:type="spellEnd"/>
-      <w:r>
-        <w:rPr>
-          <w:rFonts w:ascii="Times New Roman" w:hAnsi="Times New Roman" w:cs="Times New Roman"/>
-          <w:spacing w:val="-2"/>
-          <w:sz w:val="18"/>
-          <w:szCs w:val="18"/>
-        </w:rPr>
-        <w:t>}</w:t>
+        <w:t>{nombre_cliente}</w:t>
       </w:r>
     </w:p>
     <w:p>
@@ -44217,9 +42982,8 @@
           <w:szCs w:val="18"/>
           <w:lang w:val="es-CO"/>
         </w:rPr>
-        <w:t xml:space="preserve"> {</w:t>
-      </w:r>
-      <w:proofErr w:type="spellStart"/>
+        <w:t xml:space="preserve"> {cedula_client</w:t>
+      </w:r>
       <w:r>
         <w:rPr>
           <w:rFonts w:ascii="Times New Roman" w:hAnsi="Times New Roman" w:cs="Times New Roman"/>
@@ -44228,19 +42992,8 @@
           <w:szCs w:val="18"/>
           <w:lang w:val="es-CO"/>
         </w:rPr>
-        <w:t>cedula_client</w:t>
-      </w:r>
-      <w:r>
-        <w:rPr>
-          <w:rFonts w:ascii="Times New Roman" w:hAnsi="Times New Roman" w:cs="Times New Roman"/>
-          <w:spacing w:val="-2"/>
-          <w:sz w:val="18"/>
-          <w:szCs w:val="18"/>
-          <w:lang w:val="es-CO"/>
-        </w:rPr>
         <w:t>e</w:t>
       </w:r>
-      <w:proofErr w:type="spellEnd"/>
       <w:r>
         <w:rPr>
           <w:rFonts w:ascii="Times New Roman" w:hAnsi="Times New Roman" w:cs="Times New Roman"/>

--- a/data/Documento Estructurados en Blanco.docx
+++ b/data/Documento Estructurados en Blanco.docx
@@ -90,35 +90,83 @@
           <w:rFonts w:ascii="Times New Roman" w:hAnsi="Times New Roman"/>
           <w:sz w:val="19"/>
         </w:rPr>
-        <w:t>{dia_firma}</w:t>
-      </w:r>
+        <w:t>{</w:t>
+      </w:r>
+      <w:proofErr w:type="spellStart"/>
       <w:r>
         <w:rPr>
           <w:rFonts w:ascii="Times New Roman" w:hAnsi="Times New Roman"/>
           <w:sz w:val="19"/>
         </w:rPr>
-        <w:t xml:space="preserve"> de</w:t>
-      </w:r>
+        <w:t>dia_firma</w:t>
+      </w:r>
+      <w:proofErr w:type="spellEnd"/>
       <w:r>
         <w:rPr>
           <w:rFonts w:ascii="Times New Roman" w:hAnsi="Times New Roman"/>
           <w:sz w:val="19"/>
         </w:rPr>
-        <w:t xml:space="preserve"> {mes_firma} </w:t>
+        <w:t>}</w:t>
       </w:r>
       <w:r>
         <w:rPr>
           <w:rFonts w:ascii="Times New Roman" w:hAnsi="Times New Roman"/>
           <w:sz w:val="19"/>
         </w:rPr>
-        <w:t>de</w:t>
+        <w:t xml:space="preserve"> de</w:t>
       </w:r>
       <w:r>
         <w:rPr>
           <w:rFonts w:ascii="Times New Roman" w:hAnsi="Times New Roman"/>
           <w:sz w:val="19"/>
         </w:rPr>
-        <w:t>{anio_firma}</w:t>
+        <w:t xml:space="preserve"> {</w:t>
+      </w:r>
+      <w:proofErr w:type="spellStart"/>
+      <w:r>
+        <w:rPr>
+          <w:rFonts w:ascii="Times New Roman" w:hAnsi="Times New Roman"/>
+          <w:sz w:val="19"/>
+        </w:rPr>
+        <w:t>mes_firma</w:t>
+      </w:r>
+      <w:proofErr w:type="spellEnd"/>
+      <w:r>
+        <w:rPr>
+          <w:rFonts w:ascii="Times New Roman" w:hAnsi="Times New Roman"/>
+          <w:sz w:val="19"/>
+        </w:rPr>
+        <w:t xml:space="preserve">} </w:t>
+      </w:r>
+      <w:r>
+        <w:rPr>
+          <w:rFonts w:ascii="Times New Roman" w:hAnsi="Times New Roman"/>
+          <w:sz w:val="19"/>
+        </w:rPr>
+        <w:t>de</w:t>
+      </w:r>
+      <w:r>
+        <w:rPr>
+          <w:rFonts w:ascii="Times New Roman" w:hAnsi="Times New Roman"/>
+          <w:sz w:val="19"/>
+        </w:rPr>
+        <w:t>{</w:t>
+      </w:r>
+      <w:proofErr w:type="spellStart"/>
+      <w:r>
+        <w:rPr>
+          <w:rFonts w:ascii="Times New Roman" w:hAnsi="Times New Roman"/>
+          <w:sz w:val="19"/>
+        </w:rPr>
+        <w:t>anio_firma</w:t>
+      </w:r>
+      <w:proofErr w:type="spellEnd"/>
+      <w:r>
+        <w:rPr>
+          <w:rFonts w:ascii="Times New Roman" w:hAnsi="Times New Roman"/>
+          <w:sz w:val="19"/>
+        </w:rPr>
+        <w:t>}</w:t>
       </w:r>
     </w:p>
     <w:p>
@@ -539,7 +587,25 @@
           <w:spacing w:val="-4"/>
           <w:sz w:val="19"/>
         </w:rPr>
-        <w:t>{entidad_financiera}</w:t>
+        <w:t>{</w:t>
+      </w:r>
+      <w:proofErr w:type="spellStart"/>
+      <w:r>
+        <w:rPr>
+          <w:rFonts w:ascii="Times New Roman"/>
+          <w:spacing w:val="-4"/>
+          <w:sz w:val="19"/>
+        </w:rPr>
+        <w:t>entidad_financiera</w:t>
+      </w:r>
+      <w:proofErr w:type="spellEnd"/>
+      <w:r>
+        <w:rPr>
+          <w:rFonts w:ascii="Times New Roman"/>
+          <w:spacing w:val="-4"/>
+          <w:sz w:val="19"/>
+        </w:rPr>
+        <w:t>}</w:t>
       </w:r>
       <w:r>
         <w:rPr>
@@ -586,7 +652,23 @@
           <w:rFonts w:ascii="Times New Roman" w:hAnsi="Times New Roman"/>
           <w:sz w:val="19"/>
         </w:rPr>
-        <w:t>{nombre_cliente}</w:t>
+        <w:t>{</w:t>
+      </w:r>
+      <w:proofErr w:type="spellStart"/>
+      <w:r>
+        <w:rPr>
+          <w:rFonts w:ascii="Times New Roman" w:hAnsi="Times New Roman"/>
+          <w:sz w:val="19"/>
+        </w:rPr>
+        <w:t>nombre_cliente</w:t>
+      </w:r>
+      <w:proofErr w:type="spellEnd"/>
+      <w:r>
+        <w:rPr>
+          <w:rFonts w:ascii="Times New Roman" w:hAnsi="Times New Roman"/>
+          <w:sz w:val="19"/>
+        </w:rPr>
+        <w:t>}</w:t>
       </w:r>
     </w:p>
     <w:p>
@@ -642,7 +724,25 @@
           <w:spacing w:val="-4"/>
           <w:sz w:val="19"/>
         </w:rPr>
-        <w:t>{entidad_financiera}</w:t>
+        <w:t>{</w:t>
+      </w:r>
+      <w:proofErr w:type="spellStart"/>
+      <w:r>
+        <w:rPr>
+          <w:rFonts w:ascii="Times New Roman"/>
+          <w:spacing w:val="-4"/>
+          <w:sz w:val="19"/>
+        </w:rPr>
+        <w:t>entidad_financiera</w:t>
+      </w:r>
+      <w:proofErr w:type="spellEnd"/>
+      <w:r>
+        <w:rPr>
+          <w:rFonts w:ascii="Times New Roman"/>
+          <w:spacing w:val="-4"/>
+          <w:sz w:val="19"/>
+        </w:rPr>
+        <w:t>}</w:t>
       </w:r>
     </w:p>
     <w:p>
@@ -712,7 +812,23 @@
           <w:rFonts w:ascii="Times New Roman" w:hAnsi="Times New Roman"/>
           <w:sz w:val="19"/>
         </w:rPr>
-        <w:t>{numero_producto}</w:t>
+        <w:t>{</w:t>
+      </w:r>
+      <w:proofErr w:type="spellStart"/>
+      <w:r>
+        <w:rPr>
+          <w:rFonts w:ascii="Times New Roman" w:hAnsi="Times New Roman"/>
+          <w:sz w:val="19"/>
+        </w:rPr>
+        <w:t>numero_producto</w:t>
+      </w:r>
+      <w:proofErr w:type="spellEnd"/>
+      <w:r>
+        <w:rPr>
+          <w:rFonts w:ascii="Times New Roman" w:hAnsi="Times New Roman"/>
+          <w:sz w:val="19"/>
+        </w:rPr>
+        <w:t>}</w:t>
       </w:r>
     </w:p>
     <w:p>
@@ -812,7 +928,23 @@
           <w:rFonts w:ascii="Times New Roman"/>
           <w:sz w:val="19"/>
         </w:rPr>
-        <w:t>{pago_banco}</w:t>
+        <w:t>{</w:t>
+      </w:r>
+      <w:proofErr w:type="spellStart"/>
+      <w:r>
+        <w:rPr>
+          <w:rFonts w:ascii="Times New Roman"/>
+          <w:sz w:val="19"/>
+        </w:rPr>
+        <w:t>pago_banco</w:t>
+      </w:r>
+      <w:proofErr w:type="spellEnd"/>
+      <w:r>
+        <w:rPr>
+          <w:rFonts w:ascii="Times New Roman"/>
+          <w:sz w:val="19"/>
+        </w:rPr>
+        <w:t>}</w:t>
       </w:r>
     </w:p>
     <w:p>
@@ -852,7 +984,23 @@
           <w:rFonts w:ascii="Times New Roman" w:hAnsi="Times New Roman"/>
           <w:sz w:val="19"/>
         </w:rPr>
-        <w:t>{comision_total}</w:t>
+        <w:t>{</w:t>
+      </w:r>
+      <w:proofErr w:type="spellStart"/>
+      <w:r>
+        <w:rPr>
+          <w:rFonts w:ascii="Times New Roman" w:hAnsi="Times New Roman"/>
+          <w:sz w:val="19"/>
+        </w:rPr>
+        <w:t>comision_total</w:t>
+      </w:r>
+      <w:proofErr w:type="spellEnd"/>
+      <w:r>
+        <w:rPr>
+          <w:rFonts w:ascii="Times New Roman" w:hAnsi="Times New Roman"/>
+          <w:sz w:val="19"/>
+        </w:rPr>
+        <w:t>}</w:t>
       </w:r>
     </w:p>
     <w:p>
@@ -907,7 +1055,23 @@
           <w:rFonts w:ascii="Times New Roman" w:hAnsi="Times New Roman"/>
           <w:sz w:val="19"/>
         </w:rPr>
-        <w:t>{vehiculo}</w:t>
+        <w:t>{</w:t>
+      </w:r>
+      <w:proofErr w:type="spellStart"/>
+      <w:r>
+        <w:rPr>
+          <w:rFonts w:ascii="Times New Roman" w:hAnsi="Times New Roman"/>
+          <w:sz w:val="19"/>
+        </w:rPr>
+        <w:t>vehiculo</w:t>
+      </w:r>
+      <w:proofErr w:type="spellEnd"/>
+      <w:r>
+        <w:rPr>
+          <w:rFonts w:ascii="Times New Roman" w:hAnsi="Times New Roman"/>
+          <w:sz w:val="19"/>
+        </w:rPr>
+        <w:t>}</w:t>
       </w:r>
       <w:r>
         <w:rPr>
@@ -1138,8 +1302,18 @@
           <w:spacing w:val="-5"/>
           <w:sz w:val="19"/>
         </w:rPr>
-        <w:t xml:space="preserve"> N°</w:t>
-      </w:r>
+        <w:t xml:space="preserve"> </w:t>
+      </w:r>
+      <w:proofErr w:type="spellStart"/>
+      <w:r>
+        <w:rPr>
+          <w:rFonts w:ascii="Times New Roman" w:hAnsi="Times New Roman"/>
+          <w:spacing w:val="-5"/>
+          <w:sz w:val="19"/>
+        </w:rPr>
+        <w:t>N°</w:t>
+      </w:r>
+      <w:proofErr w:type="spellEnd"/>
     </w:p>
     <w:p>
       <w:pPr>
@@ -1541,6 +1715,7 @@
                 <w:sz w:val="19"/>
               </w:rPr>
             </w:pPr>
+            <w:proofErr w:type="spellStart"/>
             <w:r>
               <w:rPr>
                 <w:rFonts w:ascii="Times New Roman" w:hAnsi="Times New Roman"/>
@@ -1551,6 +1726,7 @@
               </w:rPr>
               <w:t>Nº</w:t>
             </w:r>
+            <w:proofErr w:type="spellEnd"/>
           </w:p>
         </w:tc>
         <w:tc>
@@ -2131,8 +2307,17 @@
           <w:rFonts w:ascii="Times New Roman" w:hAnsi="Times New Roman"/>
           <w:sz w:val="19"/>
         </w:rPr>
-        <w:t>Comprendo que</w:t>
-      </w:r>
+        <w:t xml:space="preserve">Comprendo </w:t>
+      </w:r>
+      <w:proofErr w:type="gramStart"/>
+      <w:r>
+        <w:rPr>
+          <w:rFonts w:ascii="Times New Roman" w:hAnsi="Times New Roman"/>
+          <w:sz w:val="19"/>
+        </w:rPr>
+        <w:t>que</w:t>
+      </w:r>
+      <w:proofErr w:type="gramEnd"/>
       <w:r>
         <w:rPr>
           <w:rFonts w:ascii="Times New Roman" w:hAnsi="Times New Roman"/>
@@ -2831,7 +3016,23 @@
           <w:rFonts w:ascii="Times New Roman" w:hAnsi="Times New Roman"/>
           <w:sz w:val="19"/>
         </w:rPr>
-        <w:t>{numero_producto}</w:t>
+        <w:t>{</w:t>
+      </w:r>
+      <w:proofErr w:type="spellStart"/>
+      <w:r>
+        <w:rPr>
+          <w:rFonts w:ascii="Times New Roman" w:hAnsi="Times New Roman"/>
+          <w:sz w:val="19"/>
+        </w:rPr>
+        <w:t>numero_producto</w:t>
+      </w:r>
+      <w:proofErr w:type="spellEnd"/>
+      <w:r>
+        <w:rPr>
+          <w:rFonts w:ascii="Times New Roman" w:hAnsi="Times New Roman"/>
+          <w:sz w:val="19"/>
+        </w:rPr>
+        <w:t>}</w:t>
       </w:r>
       <w:r>
         <w:rPr>
@@ -2973,7 +3174,23 @@
           <w:rFonts w:ascii="Times New Roman" w:hAnsi="Times New Roman"/>
           <w:sz w:val="19"/>
         </w:rPr>
-        <w:t>del producto ante la Entidad Financiera para que esta expida el paz y salvo. En caso de no generar la cancelación del producto, libero a Bravo de cualquier responsabilidad de pago sobre los costos adicionales que se llegaren a generar.</w:t>
+        <w:t xml:space="preserve">del producto ante la Entidad Financiera para que esta expida </w:t>
+      </w:r>
+      <w:proofErr w:type="gramStart"/>
+      <w:r>
+        <w:rPr>
+          <w:rFonts w:ascii="Times New Roman" w:hAnsi="Times New Roman"/>
+          <w:sz w:val="19"/>
+        </w:rPr>
+        <w:t>el paz</w:t>
+      </w:r>
+      <w:proofErr w:type="gramEnd"/>
+      <w:r>
+        <w:rPr>
+          <w:rFonts w:ascii="Times New Roman" w:hAnsi="Times New Roman"/>
+          <w:sz w:val="19"/>
+        </w:rPr>
+        <w:t xml:space="preserve"> y salvo. En caso de no generar la cancelación del producto, libero a Bravo de cualquier responsabilidad de pago sobre los costos adicionales que se llegaren a generar.</w:t>
       </w:r>
     </w:p>
     <w:p>
@@ -3119,12 +3336,21 @@
         </w:rPr>
         <w:t>{</w:t>
       </w:r>
+      <w:proofErr w:type="spellStart"/>
       <w:r>
         <w:rPr>
           <w:rFonts w:ascii="Times New Roman" w:hAnsi="Times New Roman"/>
           <w:sz w:val="19"/>
         </w:rPr>
-        <w:t xml:space="preserve">nombre_cliente} </w:t>
+        <w:t>nombre_cliente</w:t>
+      </w:r>
+      <w:proofErr w:type="spellEnd"/>
+      <w:r>
+        <w:rPr>
+          <w:rFonts w:ascii="Times New Roman" w:hAnsi="Times New Roman"/>
+          <w:sz w:val="19"/>
+        </w:rPr>
+        <w:t xml:space="preserve">} </w:t>
       </w:r>
     </w:p>
     <w:p>
@@ -3145,21 +3371,37 @@
           <w:rFonts w:ascii="Times New Roman" w:hAnsi="Times New Roman"/>
           <w:sz w:val="19"/>
         </w:rPr>
-        <w:t>C.C. {cedula</w:t>
-      </w:r>
+        <w:t>C.C. {</w:t>
+      </w:r>
+      <w:proofErr w:type="spellStart"/>
       <w:r>
         <w:rPr>
           <w:rFonts w:ascii="Times New Roman" w:hAnsi="Times New Roman"/>
           <w:sz w:val="19"/>
         </w:rPr>
-        <w:t>_</w:t>
+        <w:t>cedula</w:t>
       </w:r>
       <w:r>
         <w:rPr>
           <w:rFonts w:ascii="Times New Roman" w:hAnsi="Times New Roman"/>
           <w:sz w:val="19"/>
         </w:rPr>
-        <w:t xml:space="preserve">cliente} </w:t>
+        <w:t>_</w:t>
+      </w:r>
+      <w:r>
+        <w:rPr>
+          <w:rFonts w:ascii="Times New Roman" w:hAnsi="Times New Roman"/>
+          <w:sz w:val="19"/>
+        </w:rPr>
+        <w:t>cliente</w:t>
+      </w:r>
+      <w:proofErr w:type="spellEnd"/>
+      <w:r>
+        <w:rPr>
+          <w:rFonts w:ascii="Times New Roman" w:hAnsi="Times New Roman"/>
+          <w:sz w:val="19"/>
+        </w:rPr>
+        <w:t xml:space="preserve">} </w:t>
       </w:r>
     </w:p>
     <w:p>
@@ -3175,12 +3417,21 @@
           <w:sz w:val="19"/>
         </w:rPr>
       </w:pPr>
+      <w:proofErr w:type="spellStart"/>
       <w:r>
         <w:rPr>
           <w:rFonts w:ascii="Times New Roman" w:hAnsi="Times New Roman"/>
           <w:sz w:val="19"/>
         </w:rPr>
-        <w:t>Ref No {referencia}</w:t>
+        <w:t>Ref</w:t>
+      </w:r>
+      <w:proofErr w:type="spellEnd"/>
+      <w:r>
+        <w:rPr>
+          <w:rFonts w:ascii="Times New Roman" w:hAnsi="Times New Roman"/>
+          <w:sz w:val="19"/>
+        </w:rPr>
+        <w:t xml:space="preserve"> No {referencia}</w:t>
       </w:r>
     </w:p>
     <w:p>
@@ -5444,13 +5695,23 @@
           <w:szCs w:val="18"/>
         </w:rPr>
       </w:pPr>
-      <w:r>
-        <w:rPr>
-          <w:rFonts w:ascii="Times New Roman" w:hAnsi="Times New Roman" w:cs="Times New Roman"/>
-          <w:sz w:val="18"/>
-          <w:szCs w:val="18"/>
-        </w:rPr>
-        <w:t>Que en virtud del Contrato de Prestación de Servicios, el CLIENTE confirió las facultades necesarias a Reparadora, para establecer en favor</w:t>
+      <w:proofErr w:type="gramStart"/>
+      <w:r>
+        <w:rPr>
+          <w:rFonts w:ascii="Times New Roman" w:hAnsi="Times New Roman" w:cs="Times New Roman"/>
+          <w:sz w:val="18"/>
+          <w:szCs w:val="18"/>
+        </w:rPr>
+        <w:t>Que</w:t>
+      </w:r>
+      <w:proofErr w:type="gramEnd"/>
+      <w:r>
+        <w:rPr>
+          <w:rFonts w:ascii="Times New Roman" w:hAnsi="Times New Roman" w:cs="Times New Roman"/>
+          <w:sz w:val="18"/>
+          <w:szCs w:val="18"/>
+        </w:rPr>
+        <w:t xml:space="preserve"> en virtud del Contrato de Prestación de Servicios, el CLIENTE confirió las facultades necesarias a Reparadora, para establecer en favor</w:t>
       </w:r>
       <w:r>
         <w:rPr>
@@ -5499,13 +5760,23 @@
           <w:szCs w:val="18"/>
         </w:rPr>
       </w:pPr>
-      <w:r>
-        <w:rPr>
-          <w:rFonts w:ascii="Times New Roman" w:hAnsi="Times New Roman" w:cs="Times New Roman"/>
-          <w:sz w:val="18"/>
-          <w:szCs w:val="18"/>
-        </w:rPr>
-        <w:t>Que en virtud de la liquidación de las Deudas, la misma se llevará mediante la modalidad Estructurada, que permite pagar el valor total de la</w:t>
+      <w:proofErr w:type="gramStart"/>
+      <w:r>
+        <w:rPr>
+          <w:rFonts w:ascii="Times New Roman" w:hAnsi="Times New Roman" w:cs="Times New Roman"/>
+          <w:sz w:val="18"/>
+          <w:szCs w:val="18"/>
+        </w:rPr>
+        <w:t>Que</w:t>
+      </w:r>
+      <w:proofErr w:type="gramEnd"/>
+      <w:r>
+        <w:rPr>
+          <w:rFonts w:ascii="Times New Roman" w:hAnsi="Times New Roman" w:cs="Times New Roman"/>
+          <w:sz w:val="18"/>
+          <w:szCs w:val="18"/>
+        </w:rPr>
+        <w:t xml:space="preserve"> en virtud de la liquidación de las Deudas, la misma se llevará mediante la modalidad Estructurada, que permite pagar el valor total de la</w:t>
       </w:r>
       <w:r>
         <w:rPr>
@@ -6642,7 +6913,25 @@
           <w:sz w:val="18"/>
           <w:szCs w:val="18"/>
         </w:rPr>
-        <w:t>deudas, a través del programa de reparación de deudas ofrecido por Go Bravo, en el que se establecen las condiciones para la cancelación</w:t>
+        <w:t xml:space="preserve">deudas, a través del programa de reparación de deudas ofrecido por </w:t>
+      </w:r>
+      <w:proofErr w:type="spellStart"/>
+      <w:r>
+        <w:rPr>
+          <w:rFonts w:ascii="Times New Roman" w:hAnsi="Times New Roman" w:cs="Times New Roman"/>
+          <w:sz w:val="18"/>
+          <w:szCs w:val="18"/>
+        </w:rPr>
+        <w:t>Go</w:t>
+      </w:r>
+      <w:proofErr w:type="spellEnd"/>
+      <w:r>
+        <w:rPr>
+          <w:rFonts w:ascii="Times New Roman" w:hAnsi="Times New Roman" w:cs="Times New Roman"/>
+          <w:sz w:val="18"/>
+          <w:szCs w:val="18"/>
+        </w:rPr>
+        <w:t xml:space="preserve"> Bravo, en el que se establecen las condiciones para la cancelación</w:t>
       </w:r>
       <w:r>
         <w:rPr>
@@ -7043,6 +7332,7 @@
         </w:rPr>
         <w:t xml:space="preserve"> </w:t>
       </w:r>
+      <w:proofErr w:type="spellStart"/>
       <w:r>
         <w:rPr>
           <w:rFonts w:ascii="Times New Roman" w:hAnsi="Times New Roman" w:cs="Times New Roman"/>
@@ -7051,6 +7341,7 @@
         </w:rPr>
         <w:t>Go</w:t>
       </w:r>
+      <w:proofErr w:type="spellEnd"/>
       <w:r>
         <w:rPr>
           <w:rFonts w:ascii="Times New Roman" w:hAnsi="Times New Roman" w:cs="Times New Roman"/>
@@ -7216,7 +7507,25 @@
           <w:sz w:val="18"/>
           <w:szCs w:val="18"/>
         </w:rPr>
-        <w:t>Es el porcentaje que debe reconocer el cliente a favor de Go Bravo, por brindar asistencia en la disminución,</w:t>
+        <w:t xml:space="preserve">Es el porcentaje que debe reconocer el cliente a favor de </w:t>
+      </w:r>
+      <w:proofErr w:type="spellStart"/>
+      <w:r>
+        <w:rPr>
+          <w:rFonts w:ascii="Times New Roman" w:hAnsi="Times New Roman" w:cs="Times New Roman"/>
+          <w:sz w:val="18"/>
+          <w:szCs w:val="18"/>
+        </w:rPr>
+        <w:t>Go</w:t>
+      </w:r>
+      <w:proofErr w:type="spellEnd"/>
+      <w:r>
+        <w:rPr>
+          <w:rFonts w:ascii="Times New Roman" w:hAnsi="Times New Roman" w:cs="Times New Roman"/>
+          <w:sz w:val="18"/>
+          <w:szCs w:val="18"/>
+        </w:rPr>
+        <w:t xml:space="preserve"> Bravo, por brindar asistencia en la disminución,</w:t>
       </w:r>
       <w:r>
         <w:rPr>
@@ -8006,7 +8315,25 @@
           <w:sz w:val="18"/>
           <w:szCs w:val="18"/>
         </w:rPr>
-        <w:t>programa de reparación de deudas de Go Bravo, en virtud de la firma del Contrato de Prestación de Servicios.</w:t>
+        <w:t xml:space="preserve">programa de reparación de deudas de </w:t>
+      </w:r>
+      <w:proofErr w:type="spellStart"/>
+      <w:r>
+        <w:rPr>
+          <w:rFonts w:ascii="Times New Roman" w:hAnsi="Times New Roman" w:cs="Times New Roman"/>
+          <w:sz w:val="18"/>
+          <w:szCs w:val="18"/>
+        </w:rPr>
+        <w:t>Go</w:t>
+      </w:r>
+      <w:proofErr w:type="spellEnd"/>
+      <w:r>
+        <w:rPr>
+          <w:rFonts w:ascii="Times New Roman" w:hAnsi="Times New Roman" w:cs="Times New Roman"/>
+          <w:sz w:val="18"/>
+          <w:szCs w:val="18"/>
+        </w:rPr>
+        <w:t xml:space="preserve"> Bravo, en virtud de la firma del Contrato de Prestación de Servicios.</w:t>
       </w:r>
     </w:p>
     <w:p>
@@ -8063,7 +8390,25 @@
           <w:sz w:val="18"/>
           <w:szCs w:val="18"/>
         </w:rPr>
-        <w:t>Es la fecha límite establecida en el plan de liquidación estructurada en la que Go Bravo, deberá abonar el valor que</w:t>
+        <w:t xml:space="preserve">Es la fecha límite establecida en el plan de liquidación estructurada en la que </w:t>
+      </w:r>
+      <w:proofErr w:type="spellStart"/>
+      <w:r>
+        <w:rPr>
+          <w:rFonts w:ascii="Times New Roman" w:hAnsi="Times New Roman" w:cs="Times New Roman"/>
+          <w:sz w:val="18"/>
+          <w:szCs w:val="18"/>
+        </w:rPr>
+        <w:t>Go</w:t>
+      </w:r>
+      <w:proofErr w:type="spellEnd"/>
+      <w:r>
+        <w:rPr>
+          <w:rFonts w:ascii="Times New Roman" w:hAnsi="Times New Roman" w:cs="Times New Roman"/>
+          <w:sz w:val="18"/>
+          <w:szCs w:val="18"/>
+        </w:rPr>
+        <w:t xml:space="preserve"> Bravo, deberá abonar el valor que</w:t>
       </w:r>
       <w:r>
         <w:rPr>
@@ -8896,6 +9241,7 @@
         </w:rPr>
         <w:t xml:space="preserve"> </w:t>
       </w:r>
+      <w:proofErr w:type="spellStart"/>
       <w:r>
         <w:rPr>
           <w:rFonts w:ascii="Times New Roman" w:hAnsi="Times New Roman" w:cs="Times New Roman"/>
@@ -8904,6 +9250,7 @@
         </w:rPr>
         <w:t>Go</w:t>
       </w:r>
+      <w:proofErr w:type="spellEnd"/>
       <w:r>
         <w:rPr>
           <w:rFonts w:ascii="Times New Roman" w:hAnsi="Times New Roman" w:cs="Times New Roman"/>
@@ -9132,6 +9479,7 @@
         </w:rPr>
         <w:t xml:space="preserve"> </w:t>
       </w:r>
+      <w:proofErr w:type="spellStart"/>
       <w:r>
         <w:rPr>
           <w:rFonts w:ascii="Times New Roman" w:hAnsi="Times New Roman" w:cs="Times New Roman"/>
@@ -9140,6 +9488,7 @@
         </w:rPr>
         <w:t>el</w:t>
       </w:r>
+      <w:proofErr w:type="spellEnd"/>
       <w:r>
         <w:rPr>
           <w:rFonts w:ascii="Times New Roman" w:hAnsi="Times New Roman" w:cs="Times New Roman"/>
@@ -9831,7 +10180,25 @@
           <w:sz w:val="18"/>
           <w:szCs w:val="18"/>
         </w:rPr>
-        <w:t>Límite para el Pago. En algunos casos, Go Bravo realizaría directamente los pagos a bancos con el dinero que el cliente deposite en su</w:t>
+        <w:t xml:space="preserve">Límite para el Pago. En algunos casos, </w:t>
+      </w:r>
+      <w:proofErr w:type="spellStart"/>
+      <w:r>
+        <w:rPr>
+          <w:rFonts w:ascii="Times New Roman" w:hAnsi="Times New Roman" w:cs="Times New Roman"/>
+          <w:sz w:val="18"/>
+          <w:szCs w:val="18"/>
+        </w:rPr>
+        <w:t>Go</w:t>
+      </w:r>
+      <w:proofErr w:type="spellEnd"/>
+      <w:r>
+        <w:rPr>
+          <w:rFonts w:ascii="Times New Roman" w:hAnsi="Times New Roman" w:cs="Times New Roman"/>
+          <w:sz w:val="18"/>
+          <w:szCs w:val="18"/>
+        </w:rPr>
+        <w:t xml:space="preserve"> Bravo realizaría directamente los pagos a bancos con el dinero que el cliente deposite en su</w:t>
       </w:r>
       <w:r>
         <w:rPr>
@@ -12276,15 +12643,34 @@
           <w:sz w:val="18"/>
           <w:szCs w:val="18"/>
         </w:rPr>
-        <w:t>Tercera: Apartado Mensual.</w:t>
-      </w:r>
-      <w:r>
-        <w:rPr>
-          <w:rFonts w:ascii="Times New Roman" w:hAnsi="Times New Roman" w:cs="Times New Roman"/>
-          <w:sz w:val="18"/>
-          <w:szCs w:val="18"/>
-        </w:rPr>
-        <w:t>El Cliente se compromete a realizar el pago total del Apartado Mensual, dentro de los plazos establecidos en su Plan de</w:t>
+        <w:t xml:space="preserve">Tercera: Apartado </w:t>
+      </w:r>
+      <w:proofErr w:type="spellStart"/>
+      <w:r>
+        <w:rPr>
+          <w:rFonts w:ascii="Times New Roman" w:hAnsi="Times New Roman" w:cs="Times New Roman"/>
+          <w:color w:val="003972"/>
+          <w:sz w:val="18"/>
+          <w:szCs w:val="18"/>
+        </w:rPr>
+        <w:t>Mensual.</w:t>
+      </w:r>
+      <w:r>
+        <w:rPr>
+          <w:rFonts w:ascii="Times New Roman" w:hAnsi="Times New Roman" w:cs="Times New Roman"/>
+          <w:sz w:val="18"/>
+          <w:szCs w:val="18"/>
+        </w:rPr>
+        <w:t>El</w:t>
+      </w:r>
+      <w:proofErr w:type="spellEnd"/>
+      <w:r>
+        <w:rPr>
+          <w:rFonts w:ascii="Times New Roman" w:hAnsi="Times New Roman" w:cs="Times New Roman"/>
+          <w:sz w:val="18"/>
+          <w:szCs w:val="18"/>
+        </w:rPr>
+        <w:t xml:space="preserve"> Cliente se compromete a realizar el pago total del Apartado Mensual, dentro de los plazos establecidos en su Plan de</w:t>
       </w:r>
       <w:r>
         <w:rPr>
@@ -13105,15 +13491,34 @@
           <w:sz w:val="18"/>
           <w:szCs w:val="18"/>
         </w:rPr>
-        <w:t>Tercera: Apartado Mensual.</w:t>
-      </w:r>
-      <w:r>
-        <w:rPr>
-          <w:rFonts w:ascii="Times New Roman" w:hAnsi="Times New Roman" w:cs="Times New Roman"/>
-          <w:sz w:val="18"/>
-          <w:szCs w:val="18"/>
-        </w:rPr>
-        <w:t>El Cliente se compromete a realizar el pago total del Apartado Mensual, dentro de los plazos establecidos en su Plan de</w:t>
+        <w:t xml:space="preserve">Tercera: Apartado </w:t>
+      </w:r>
+      <w:proofErr w:type="spellStart"/>
+      <w:r>
+        <w:rPr>
+          <w:rFonts w:ascii="Times New Roman" w:hAnsi="Times New Roman" w:cs="Times New Roman"/>
+          <w:color w:val="003972"/>
+          <w:sz w:val="18"/>
+          <w:szCs w:val="18"/>
+        </w:rPr>
+        <w:t>Mensual.</w:t>
+      </w:r>
+      <w:r>
+        <w:rPr>
+          <w:rFonts w:ascii="Times New Roman" w:hAnsi="Times New Roman" w:cs="Times New Roman"/>
+          <w:sz w:val="18"/>
+          <w:szCs w:val="18"/>
+        </w:rPr>
+        <w:t>El</w:t>
+      </w:r>
+      <w:proofErr w:type="spellEnd"/>
+      <w:r>
+        <w:rPr>
+          <w:rFonts w:ascii="Times New Roman" w:hAnsi="Times New Roman" w:cs="Times New Roman"/>
+          <w:sz w:val="18"/>
+          <w:szCs w:val="18"/>
+        </w:rPr>
+        <w:t xml:space="preserve"> Cliente se compromete a realizar el pago total del Apartado Mensual, dentro de los plazos establecidos en su Plan de</w:t>
       </w:r>
       <w:r>
         <w:rPr>
@@ -14718,7 +15123,16 @@
           <w:sz w:val="18"/>
           <w:szCs w:val="18"/>
         </w:rPr>
-        <w:t>Colombia S.A.S. podrá, mediante la autorización que el Cliente le da, con la suscripción del presente Contrato, a solicitar el débito de los</w:t>
+        <w:t xml:space="preserve">Colombia S.A.S. podrá, mediante la autorización que el Cliente le da, con la suscripción del presente Contrato, a solicitar el débito de </w:t>
+      </w:r>
+      <w:proofErr w:type="gramStart"/>
+      <w:r>
+        <w:rPr>
+          <w:rFonts w:ascii="Times New Roman" w:hAnsi="Times New Roman" w:cs="Times New Roman"/>
+          <w:sz w:val="18"/>
+          <w:szCs w:val="18"/>
+        </w:rPr>
+        <w:t>los</w:t>
       </w:r>
       <w:r>
         <w:rPr>
@@ -14737,6 +15151,7 @@
         </w:rPr>
         <w:t>mismos</w:t>
       </w:r>
+      <w:proofErr w:type="gramEnd"/>
       <w:r>
         <w:rPr>
           <w:rFonts w:ascii="Times New Roman" w:hAnsi="Times New Roman" w:cs="Times New Roman"/>
@@ -20219,7 +20634,25 @@
           <w:sz w:val="18"/>
           <w:szCs w:val="18"/>
         </w:rPr>
-        <w:t>mecanismos alternativos de solución de controversias, en primer lugar, a través del mecanismo de transacción y en segundo lugar, a través del</w:t>
+        <w:t xml:space="preserve">mecanismos alternativos de solución de controversias, en primer lugar, a través del mecanismo de transacción </w:t>
+      </w:r>
+      <w:proofErr w:type="gramStart"/>
+      <w:r>
+        <w:rPr>
+          <w:rFonts w:ascii="Times New Roman" w:hAnsi="Times New Roman" w:cs="Times New Roman"/>
+          <w:sz w:val="18"/>
+          <w:szCs w:val="18"/>
+        </w:rPr>
+        <w:t>y</w:t>
+      </w:r>
+      <w:proofErr w:type="gramEnd"/>
+      <w:r>
+        <w:rPr>
+          <w:rFonts w:ascii="Times New Roman" w:hAnsi="Times New Roman" w:cs="Times New Roman"/>
+          <w:sz w:val="18"/>
+          <w:szCs w:val="18"/>
+        </w:rPr>
+        <w:t xml:space="preserve"> en segundo lugar, a través del</w:t>
       </w:r>
       <w:r>
         <w:rPr>
@@ -21009,8 +21442,9 @@
           <w:szCs w:val="18"/>
         </w:rPr>
         <w:lastRenderedPageBreak/>
-        <w:t>{nombre_cliente}</w:t>
-      </w:r>
+        <w:t>{</w:t>
+      </w:r>
+      <w:proofErr w:type="spellStart"/>
       <w:r>
         <w:rPr>
           <w:rFonts w:ascii="Times New Roman" w:hAnsi="Times New Roman" w:cs="Times New Roman"/>
@@ -21018,6 +21452,25 @@
           <w:sz w:val="18"/>
           <w:szCs w:val="18"/>
         </w:rPr>
+        <w:t>nombre_cliente</w:t>
+      </w:r>
+      <w:proofErr w:type="spellEnd"/>
+      <w:r>
+        <w:rPr>
+          <w:rFonts w:ascii="Times New Roman" w:hAnsi="Times New Roman" w:cs="Times New Roman"/>
+          <w:color w:val="003972"/>
+          <w:sz w:val="18"/>
+          <w:szCs w:val="18"/>
+        </w:rPr>
+        <w:t>}</w:t>
+      </w:r>
+      <w:r>
+        <w:rPr>
+          <w:rFonts w:ascii="Times New Roman" w:hAnsi="Times New Roman" w:cs="Times New Roman"/>
+          <w:color w:val="003972"/>
+          <w:sz w:val="18"/>
+          <w:szCs w:val="18"/>
+        </w:rPr>
         <w:br/>
       </w:r>
       <w:r>
@@ -21026,7 +21479,25 @@
           <w:sz w:val="18"/>
           <w:szCs w:val="18"/>
         </w:rPr>
-        <w:t>Dirección: {direccion_cliente}</w:t>
+        <w:t>Dirección: {</w:t>
+      </w:r>
+      <w:proofErr w:type="spellStart"/>
+      <w:r>
+        <w:rPr>
+          <w:rFonts w:ascii="Times New Roman" w:hAnsi="Times New Roman" w:cs="Times New Roman"/>
+          <w:sz w:val="18"/>
+          <w:szCs w:val="18"/>
+        </w:rPr>
+        <w:t>direccion_cliente</w:t>
+      </w:r>
+      <w:proofErr w:type="spellEnd"/>
+      <w:r>
+        <w:rPr>
+          <w:rFonts w:ascii="Times New Roman" w:hAnsi="Times New Roman" w:cs="Times New Roman"/>
+          <w:sz w:val="18"/>
+          <w:szCs w:val="18"/>
+        </w:rPr>
+        <w:t>}</w:t>
       </w:r>
       <w:r>
         <w:rPr>
@@ -21052,7 +21523,25 @@
           <w:sz w:val="18"/>
           <w:szCs w:val="18"/>
         </w:rPr>
-        <w:t>{ciudad_cliente}</w:t>
+        <w:t>{</w:t>
+      </w:r>
+      <w:proofErr w:type="spellStart"/>
+      <w:r>
+        <w:rPr>
+          <w:rFonts w:ascii="Times New Roman" w:hAnsi="Times New Roman" w:cs="Times New Roman"/>
+          <w:sz w:val="18"/>
+          <w:szCs w:val="18"/>
+        </w:rPr>
+        <w:t>ciudad_cliente</w:t>
+      </w:r>
+      <w:proofErr w:type="spellEnd"/>
+      <w:r>
+        <w:rPr>
+          <w:rFonts w:ascii="Times New Roman" w:hAnsi="Times New Roman" w:cs="Times New Roman"/>
+          <w:sz w:val="18"/>
+          <w:szCs w:val="18"/>
+        </w:rPr>
+        <w:t>}</w:t>
       </w:r>
     </w:p>
     <w:p>
@@ -21072,7 +21561,25 @@
           <w:sz w:val="18"/>
           <w:szCs w:val="18"/>
         </w:rPr>
-        <w:t>Correo electrónico: {correo_cliente}</w:t>
+        <w:t>Correo electrónico: {</w:t>
+      </w:r>
+      <w:proofErr w:type="spellStart"/>
+      <w:r>
+        <w:rPr>
+          <w:rFonts w:ascii="Times New Roman" w:hAnsi="Times New Roman" w:cs="Times New Roman"/>
+          <w:sz w:val="18"/>
+          <w:szCs w:val="18"/>
+        </w:rPr>
+        <w:t>correo_cliente</w:t>
+      </w:r>
+      <w:proofErr w:type="spellEnd"/>
+      <w:r>
+        <w:rPr>
+          <w:rFonts w:ascii="Times New Roman" w:hAnsi="Times New Roman" w:cs="Times New Roman"/>
+          <w:sz w:val="18"/>
+          <w:szCs w:val="18"/>
+        </w:rPr>
+        <w:t>}</w:t>
       </w:r>
       <w:r>
         <w:rPr>
@@ -21081,7 +21588,25 @@
           <w:szCs w:val="18"/>
         </w:rPr>
         <w:br/>
-        <w:t>Número telefónico de notificación: {telefono_cliente}</w:t>
+        <w:t>Número telefónico de notificación: {</w:t>
+      </w:r>
+      <w:proofErr w:type="spellStart"/>
+      <w:r>
+        <w:rPr>
+          <w:rFonts w:ascii="Times New Roman" w:hAnsi="Times New Roman" w:cs="Times New Roman"/>
+          <w:sz w:val="18"/>
+          <w:szCs w:val="18"/>
+        </w:rPr>
+        <w:t>telefono_cliente</w:t>
+      </w:r>
+      <w:proofErr w:type="spellEnd"/>
+      <w:r>
+        <w:rPr>
+          <w:rFonts w:ascii="Times New Roman" w:hAnsi="Times New Roman" w:cs="Times New Roman"/>
+          <w:sz w:val="18"/>
+          <w:szCs w:val="18"/>
+        </w:rPr>
+        <w:t>}</w:t>
       </w:r>
     </w:p>
     <w:p>
@@ -21224,13 +21749,23 @@
         </w:rPr>
         <w:t xml:space="preserve"> </w:t>
       </w:r>
-      <w:r>
-        <w:rPr>
-          <w:rFonts w:ascii="Times New Roman" w:hAnsi="Times New Roman" w:cs="Times New Roman"/>
-          <w:sz w:val="18"/>
-          <w:szCs w:val="18"/>
-        </w:rPr>
-        <w:t>No.</w:t>
+      <w:proofErr w:type="gramStart"/>
+      <w:r>
+        <w:rPr>
+          <w:rFonts w:ascii="Times New Roman" w:hAnsi="Times New Roman" w:cs="Times New Roman"/>
+          <w:sz w:val="18"/>
+          <w:szCs w:val="18"/>
+        </w:rPr>
+        <w:t>No</w:t>
+      </w:r>
+      <w:proofErr w:type="gramEnd"/>
+      <w:r>
+        <w:rPr>
+          <w:rFonts w:ascii="Times New Roman" w:hAnsi="Times New Roman" w:cs="Times New Roman"/>
+          <w:sz w:val="18"/>
+          <w:szCs w:val="18"/>
+        </w:rPr>
+        <w:t>.</w:t>
       </w:r>
       <w:r>
         <w:rPr>
@@ -22636,7 +23171,25 @@
           <w:sz w:val="18"/>
           <w:szCs w:val="18"/>
         </w:rPr>
-        <w:t xml:space="preserve">{dia_firma} </w:t>
+        <w:t>{</w:t>
+      </w:r>
+      <w:proofErr w:type="spellStart"/>
+      <w:r>
+        <w:rPr>
+          <w:rFonts w:ascii="Times New Roman" w:hAnsi="Times New Roman" w:cs="Times New Roman"/>
+          <w:sz w:val="18"/>
+          <w:szCs w:val="18"/>
+        </w:rPr>
+        <w:t>dia_firma</w:t>
+      </w:r>
+      <w:proofErr w:type="spellEnd"/>
+      <w:r>
+        <w:rPr>
+          <w:rFonts w:ascii="Times New Roman" w:hAnsi="Times New Roman" w:cs="Times New Roman"/>
+          <w:sz w:val="18"/>
+          <w:szCs w:val="18"/>
+        </w:rPr>
+        <w:t xml:space="preserve">} </w:t>
       </w:r>
       <w:r>
         <w:rPr>
@@ -22652,7 +23205,25 @@
           <w:sz w:val="18"/>
           <w:szCs w:val="18"/>
         </w:rPr>
-        <w:t xml:space="preserve">{mes_firma} </w:t>
+        <w:t>{</w:t>
+      </w:r>
+      <w:proofErr w:type="spellStart"/>
+      <w:r>
+        <w:rPr>
+          <w:rFonts w:ascii="Times New Roman" w:hAnsi="Times New Roman" w:cs="Times New Roman"/>
+          <w:sz w:val="18"/>
+          <w:szCs w:val="18"/>
+        </w:rPr>
+        <w:t>mes_firma</w:t>
+      </w:r>
+      <w:proofErr w:type="spellEnd"/>
+      <w:r>
+        <w:rPr>
+          <w:rFonts w:ascii="Times New Roman" w:hAnsi="Times New Roman" w:cs="Times New Roman"/>
+          <w:sz w:val="18"/>
+          <w:szCs w:val="18"/>
+        </w:rPr>
+        <w:t xml:space="preserve">} </w:t>
       </w:r>
       <w:r>
         <w:rPr>
@@ -22670,6 +23241,7 @@
         </w:rPr>
         <w:t>{</w:t>
       </w:r>
+      <w:proofErr w:type="spellStart"/>
       <w:r>
         <w:rPr>
           <w:rFonts w:ascii="Times New Roman" w:hAnsi="Times New Roman" w:cs="Times New Roman"/>
@@ -22684,7 +23256,16 @@
           <w:sz w:val="18"/>
           <w:szCs w:val="18"/>
         </w:rPr>
-        <w:t>_firma}</w:t>
+        <w:t>_firma</w:t>
+      </w:r>
+      <w:proofErr w:type="spellEnd"/>
+      <w:r>
+        <w:rPr>
+          <w:rFonts w:ascii="Times New Roman" w:hAnsi="Times New Roman" w:cs="Times New Roman"/>
+          <w:sz w:val="18"/>
+          <w:szCs w:val="18"/>
+        </w:rPr>
+        <w:t>}</w:t>
       </w:r>
     </w:p>
     <w:p>
@@ -22961,7 +23542,25 @@
           <w:sz w:val="18"/>
           <w:szCs w:val="18"/>
         </w:rPr>
-        <w:t>{nombre_cliente}</w:t>
+        <w:t>{</w:t>
+      </w:r>
+      <w:proofErr w:type="spellStart"/>
+      <w:r>
+        <w:rPr>
+          <w:rFonts w:ascii="Times New Roman" w:hAnsi="Times New Roman" w:cs="Times New Roman"/>
+          <w:sz w:val="18"/>
+          <w:szCs w:val="18"/>
+        </w:rPr>
+        <w:t>nombre_cliente</w:t>
+      </w:r>
+      <w:proofErr w:type="spellEnd"/>
+      <w:r>
+        <w:rPr>
+          <w:rFonts w:ascii="Times New Roman" w:hAnsi="Times New Roman" w:cs="Times New Roman"/>
+          <w:sz w:val="18"/>
+          <w:szCs w:val="18"/>
+        </w:rPr>
+        <w:t>}</w:t>
       </w:r>
       <w:r>
         <w:rPr>
@@ -22994,7 +23593,25 @@
           <w:sz w:val="18"/>
           <w:szCs w:val="18"/>
         </w:rPr>
-        <w:t>{cedula_cliente}</w:t>
+        <w:t>{</w:t>
+      </w:r>
+      <w:proofErr w:type="spellStart"/>
+      <w:r>
+        <w:rPr>
+          <w:rFonts w:ascii="Times New Roman" w:hAnsi="Times New Roman" w:cs="Times New Roman"/>
+          <w:sz w:val="18"/>
+          <w:szCs w:val="18"/>
+        </w:rPr>
+        <w:t>cedula_cliente</w:t>
+      </w:r>
+      <w:proofErr w:type="spellEnd"/>
+      <w:r>
+        <w:rPr>
+          <w:rFonts w:ascii="Times New Roman" w:hAnsi="Times New Roman" w:cs="Times New Roman"/>
+          <w:sz w:val="18"/>
+          <w:szCs w:val="18"/>
+        </w:rPr>
+        <w:t>}</w:t>
       </w:r>
     </w:p>
     <w:p>
@@ -23176,7 +23793,27 @@
           <w:sz w:val="18"/>
           <w:szCs w:val="18"/>
         </w:rPr>
-        <w:t>{numero_producto}</w:t>
+        <w:t>{</w:t>
+      </w:r>
+      <w:proofErr w:type="spellStart"/>
+      <w:r>
+        <w:rPr>
+          <w:rFonts w:ascii="Times New Roman" w:hAnsi="Times New Roman" w:cs="Times New Roman"/>
+          <w:spacing w:val="-2"/>
+          <w:sz w:val="18"/>
+          <w:szCs w:val="18"/>
+        </w:rPr>
+        <w:t>numero_producto</w:t>
+      </w:r>
+      <w:proofErr w:type="spellEnd"/>
+      <w:r>
+        <w:rPr>
+          <w:rFonts w:ascii="Times New Roman" w:hAnsi="Times New Roman" w:cs="Times New Roman"/>
+          <w:spacing w:val="-2"/>
+          <w:sz w:val="18"/>
+          <w:szCs w:val="18"/>
+        </w:rPr>
+        <w:t>}</w:t>
       </w:r>
       <w:r>
         <w:rPr>
@@ -23229,7 +23866,27 @@
           <w:sz w:val="18"/>
           <w:szCs w:val="18"/>
         </w:rPr>
-        <w:t>{numero_producto}</w:t>
+        <w:t>{</w:t>
+      </w:r>
+      <w:proofErr w:type="spellStart"/>
+      <w:r>
+        <w:rPr>
+          <w:rFonts w:ascii="Times New Roman" w:hAnsi="Times New Roman" w:cs="Times New Roman"/>
+          <w:spacing w:val="-2"/>
+          <w:sz w:val="18"/>
+          <w:szCs w:val="18"/>
+        </w:rPr>
+        <w:t>numero_producto</w:t>
+      </w:r>
+      <w:proofErr w:type="spellEnd"/>
+      <w:r>
+        <w:rPr>
+          <w:rFonts w:ascii="Times New Roman" w:hAnsi="Times New Roman" w:cs="Times New Roman"/>
+          <w:spacing w:val="-2"/>
+          <w:sz w:val="18"/>
+          <w:szCs w:val="18"/>
+        </w:rPr>
+        <w:t>}</w:t>
       </w:r>
     </w:p>
     <w:p>
@@ -23270,7 +23927,7 @@
           <w:szCs w:val="18"/>
           <w:u w:val="single"/>
         </w:rPr>
-        <w:t>{Suma_comisiones}</w:t>
+        <w:tab/>
       </w:r>
     </w:p>
     <w:p>
@@ -23378,7 +24035,25 @@
           <w:sz w:val="18"/>
           <w:szCs w:val="18"/>
         </w:rPr>
-        <w:t xml:space="preserve">{nombre_cliente} </w:t>
+        <w:t>{</w:t>
+      </w:r>
+      <w:proofErr w:type="spellStart"/>
+      <w:r>
+        <w:rPr>
+          <w:rFonts w:ascii="Times New Roman" w:hAnsi="Times New Roman" w:cs="Times New Roman"/>
+          <w:sz w:val="18"/>
+          <w:szCs w:val="18"/>
+        </w:rPr>
+        <w:t>nombre_cliente</w:t>
+      </w:r>
+      <w:proofErr w:type="spellEnd"/>
+      <w:r>
+        <w:rPr>
+          <w:rFonts w:ascii="Times New Roman" w:hAnsi="Times New Roman" w:cs="Times New Roman"/>
+          <w:sz w:val="18"/>
+          <w:szCs w:val="18"/>
+        </w:rPr>
+        <w:t xml:space="preserve">} </w:t>
       </w:r>
       <w:r>
         <w:rPr>
@@ -23722,7 +24397,25 @@
           <w:sz w:val="18"/>
           <w:szCs w:val="18"/>
         </w:rPr>
-        <w:t>del presente título valor debo(emos) y pagaré(mos), incondicional, solidaria e irrevocablemente</w:t>
+        <w:t>del presente título valor debo(emos) y pagaré(</w:t>
+      </w:r>
+      <w:proofErr w:type="spellStart"/>
+      <w:r>
+        <w:rPr>
+          <w:rFonts w:ascii="Times New Roman" w:hAnsi="Times New Roman" w:cs="Times New Roman"/>
+          <w:sz w:val="18"/>
+          <w:szCs w:val="18"/>
+        </w:rPr>
+        <w:t>mos</w:t>
+      </w:r>
+      <w:proofErr w:type="spellEnd"/>
+      <w:r>
+        <w:rPr>
+          <w:rFonts w:ascii="Times New Roman" w:hAnsi="Times New Roman" w:cs="Times New Roman"/>
+          <w:sz w:val="18"/>
+          <w:szCs w:val="18"/>
+        </w:rPr>
+        <w:t>), incondicional, solidaria e irrevocablemente</w:t>
       </w:r>
       <w:r>
         <w:rPr>
@@ -23739,7 +24432,25 @@
           <w:sz w:val="18"/>
           <w:szCs w:val="18"/>
         </w:rPr>
-        <w:t>a la orden de Go Bravo</w:t>
+        <w:t xml:space="preserve">a la orden de </w:t>
+      </w:r>
+      <w:proofErr w:type="spellStart"/>
+      <w:r>
+        <w:rPr>
+          <w:rFonts w:ascii="Times New Roman" w:hAnsi="Times New Roman" w:cs="Times New Roman"/>
+          <w:sz w:val="18"/>
+          <w:szCs w:val="18"/>
+        </w:rPr>
+        <w:t>Go</w:t>
+      </w:r>
+      <w:proofErr w:type="spellEnd"/>
+      <w:r>
+        <w:rPr>
+          <w:rFonts w:ascii="Times New Roman" w:hAnsi="Times New Roman" w:cs="Times New Roman"/>
+          <w:sz w:val="18"/>
+          <w:szCs w:val="18"/>
+        </w:rPr>
+        <w:t xml:space="preserve"> Bravo</w:t>
       </w:r>
       <w:r>
         <w:rPr>
@@ -23780,8 +24491,17 @@
           <w:rFonts w:ascii="Times New Roman" w:hAnsi="Times New Roman" w:cs="Times New Roman"/>
           <w:sz w:val="18"/>
           <w:szCs w:val="18"/>
-        </w:rPr>
-        <w:t xml:space="preserve">{suma_comisiones_letras} </w:t>
+          <w:u w:val="single"/>
+        </w:rPr>
+        <w:tab/>
+      </w:r>
+      <w:r>
+        <w:rPr>
+          <w:rFonts w:ascii="Times New Roman" w:hAnsi="Times New Roman" w:cs="Times New Roman"/>
+          <w:sz w:val="18"/>
+          <w:szCs w:val="18"/>
+        </w:rPr>
+        <w:t xml:space="preserve"> </w:t>
       </w:r>
       <w:r>
         <w:rPr>
@@ -23839,16 +24559,17 @@
           <w:rFonts w:ascii="Times New Roman" w:hAnsi="Times New Roman" w:cs="Times New Roman"/>
           <w:sz w:val="18"/>
           <w:szCs w:val="18"/>
-        </w:rPr>
-        <w:t>{suma comisiones}</w:t>
-      </w:r>
-      <w:r>
-        <w:rPr>
-          <w:rFonts w:ascii="Times New Roman" w:hAnsi="Times New Roman" w:cs="Times New Roman"/>
-          <w:sz w:val="18"/>
-          <w:szCs w:val="18"/>
-        </w:rPr>
-        <w:t xml:space="preserve"> por concepto del valor total de las Comisiones Mensuales y las Comisiones de Éxito</w:t>
+          <w:u w:val="single"/>
+        </w:rPr>
+        <w:tab/>
+      </w:r>
+      <w:r>
+        <w:rPr>
+          <w:rFonts w:ascii="Times New Roman" w:hAnsi="Times New Roman" w:cs="Times New Roman"/>
+          <w:sz w:val="18"/>
+          <w:szCs w:val="18"/>
+        </w:rPr>
+        <w:t>por concepto del valor total de las Comisiones Mensuales y las Comisiones de Éxito</w:t>
       </w:r>
       <w:r>
         <w:rPr>
@@ -23910,7 +24631,16 @@
           <w:sz w:val="18"/>
           <w:szCs w:val="18"/>
         </w:rPr>
-        <w:t>Que el pago del valor total de las comisiones causadas se efectuará en un sólo contado, el día [</w:t>
+        <w:t xml:space="preserve">Que el pago del valor total de las comisiones causadas se efectuará en un sólo contado, el día </w:t>
+      </w:r>
+      <w:proofErr w:type="gramStart"/>
+      <w:r>
+        <w:rPr>
+          <w:rFonts w:ascii="Times New Roman" w:hAnsi="Times New Roman" w:cs="Times New Roman"/>
+          <w:sz w:val="18"/>
+          <w:szCs w:val="18"/>
+        </w:rPr>
+        <w:t>[</w:t>
       </w:r>
       <w:r>
         <w:rPr>
@@ -23928,7 +24658,16 @@
           <w:sz w:val="18"/>
           <w:szCs w:val="18"/>
         </w:rPr>
-        <w:t>] del mes de [</w:t>
+        <w:t>]</w:t>
+      </w:r>
+      <w:proofErr w:type="gramEnd"/>
+      <w:r>
+        <w:rPr>
+          <w:rFonts w:ascii="Times New Roman" w:hAnsi="Times New Roman" w:cs="Times New Roman"/>
+          <w:sz w:val="18"/>
+          <w:szCs w:val="18"/>
+        </w:rPr>
+        <w:t xml:space="preserve"> del mes de [</w:t>
       </w:r>
       <w:r>
         <w:rPr>
@@ -25287,7 +26026,25 @@
           <w:sz w:val="18"/>
           <w:szCs w:val="18"/>
         </w:rPr>
-        <w:t>impuesto de timbre, todos los honorarios del abogado de acuerdo con la autorización que he(mos) impartido al Acreedor, así como las</w:t>
+        <w:t>impuesto de timbre, todos los honorarios del abogado de acuerdo con la autorización que he(</w:t>
+      </w:r>
+      <w:proofErr w:type="spellStart"/>
+      <w:r>
+        <w:rPr>
+          <w:rFonts w:ascii="Times New Roman" w:hAnsi="Times New Roman" w:cs="Times New Roman"/>
+          <w:sz w:val="18"/>
+          <w:szCs w:val="18"/>
+        </w:rPr>
+        <w:t>mos</w:t>
+      </w:r>
+      <w:proofErr w:type="spellEnd"/>
+      <w:r>
+        <w:rPr>
+          <w:rFonts w:ascii="Times New Roman" w:hAnsi="Times New Roman" w:cs="Times New Roman"/>
+          <w:sz w:val="18"/>
+          <w:szCs w:val="18"/>
+        </w:rPr>
+        <w:t>) impartido al Acreedor, así como las</w:t>
       </w:r>
       <w:r>
         <w:rPr>
@@ -25343,7 +26100,25 @@
           <w:sz w:val="18"/>
           <w:szCs w:val="18"/>
         </w:rPr>
-        <w:t>Que no podre(mos) hacerme(nos) sustituir por un tercero en la totalidad o parte de las obligaciones emanadas de este pagaré sin la</w:t>
+        <w:t>Que no podre(</w:t>
+      </w:r>
+      <w:proofErr w:type="spellStart"/>
+      <w:r>
+        <w:rPr>
+          <w:rFonts w:ascii="Times New Roman" w:hAnsi="Times New Roman" w:cs="Times New Roman"/>
+          <w:sz w:val="18"/>
+          <w:szCs w:val="18"/>
+        </w:rPr>
+        <w:t>mos</w:t>
+      </w:r>
+      <w:proofErr w:type="spellEnd"/>
+      <w:r>
+        <w:rPr>
+          <w:rFonts w:ascii="Times New Roman" w:hAnsi="Times New Roman" w:cs="Times New Roman"/>
+          <w:sz w:val="18"/>
+          <w:szCs w:val="18"/>
+        </w:rPr>
+        <w:t>) hacerme(nos) sustituir por un tercero en la totalidad o parte de las obligaciones emanadas de este pagaré sin la</w:t>
       </w:r>
       <w:r>
         <w:rPr>
@@ -26623,7 +27398,25 @@
           <w:sz w:val="18"/>
           <w:szCs w:val="18"/>
         </w:rPr>
-        <w:t>Que reconozco(cemos) el derecho que le asiste al Acreedor, para que en caso de presentar mora en el pago o en cualquiera de las</w:t>
+        <w:t>Que reconozco(</w:t>
+      </w:r>
+      <w:proofErr w:type="spellStart"/>
+      <w:r>
+        <w:rPr>
+          <w:rFonts w:ascii="Times New Roman" w:hAnsi="Times New Roman" w:cs="Times New Roman"/>
+          <w:sz w:val="18"/>
+          <w:szCs w:val="18"/>
+        </w:rPr>
+        <w:t>cemos</w:t>
+      </w:r>
+      <w:proofErr w:type="spellEnd"/>
+      <w:r>
+        <w:rPr>
+          <w:rFonts w:ascii="Times New Roman" w:hAnsi="Times New Roman" w:cs="Times New Roman"/>
+          <w:sz w:val="18"/>
+          <w:szCs w:val="18"/>
+        </w:rPr>
+        <w:t>) el derecho que le asiste al Acreedor, para que en caso de presentar mora en el pago o en cualquiera de las</w:t>
       </w:r>
       <w:r>
         <w:rPr>
@@ -27620,8 +28413,9 @@
           <w:sz w:val="18"/>
           <w:szCs w:val="18"/>
         </w:rPr>
-        <w:t>{ciudad_cliente}</w:t>
-      </w:r>
+        <w:t>{</w:t>
+      </w:r>
+      <w:proofErr w:type="spellStart"/>
       <w:r>
         <w:rPr>
           <w:rFonts w:ascii="Times New Roman" w:hAnsi="Times New Roman" w:cs="Times New Roman"/>
@@ -27630,6 +28424,27 @@
           <w:sz w:val="18"/>
           <w:szCs w:val="18"/>
         </w:rPr>
+        <w:t>ciudad_cliente</w:t>
+      </w:r>
+      <w:proofErr w:type="spellEnd"/>
+      <w:r>
+        <w:rPr>
+          <w:rFonts w:ascii="Times New Roman" w:hAnsi="Times New Roman" w:cs="Times New Roman"/>
+          <w:spacing w:val="-2"/>
+          <w:w w:val="105"/>
+          <w:sz w:val="18"/>
+          <w:szCs w:val="18"/>
+        </w:rPr>
+        <w:t>}</w:t>
+      </w:r>
+      <w:r>
+        <w:rPr>
+          <w:rFonts w:ascii="Times New Roman" w:hAnsi="Times New Roman" w:cs="Times New Roman"/>
+          <w:spacing w:val="-2"/>
+          <w:w w:val="105"/>
+          <w:sz w:val="18"/>
+          <w:szCs w:val="18"/>
+        </w:rPr>
         <w:t>,</w:t>
       </w:r>
       <w:r>
@@ -27690,8 +28505,9 @@
           <w:sz w:val="18"/>
           <w:szCs w:val="18"/>
         </w:rPr>
-        <w:t xml:space="preserve">{dia_firma} </w:t>
-      </w:r>
+        <w:t>{</w:t>
+      </w:r>
+      <w:proofErr w:type="spellStart"/>
       <w:r>
         <w:rPr>
           <w:rFonts w:ascii="Times New Roman" w:hAnsi="Times New Roman" w:cs="Times New Roman"/>
@@ -27700,6 +28516,27 @@
           <w:sz w:val="18"/>
           <w:szCs w:val="18"/>
         </w:rPr>
+        <w:t>dia_firma</w:t>
+      </w:r>
+      <w:proofErr w:type="spellEnd"/>
+      <w:r>
+        <w:rPr>
+          <w:rFonts w:ascii="Times New Roman" w:hAnsi="Times New Roman" w:cs="Times New Roman"/>
+          <w:spacing w:val="-2"/>
+          <w:w w:val="105"/>
+          <w:sz w:val="18"/>
+          <w:szCs w:val="18"/>
+        </w:rPr>
+        <w:t xml:space="preserve">} </w:t>
+      </w:r>
+      <w:r>
+        <w:rPr>
+          <w:rFonts w:ascii="Times New Roman" w:hAnsi="Times New Roman" w:cs="Times New Roman"/>
+          <w:spacing w:val="-2"/>
+          <w:w w:val="105"/>
+          <w:sz w:val="18"/>
+          <w:szCs w:val="18"/>
+        </w:rPr>
         <w:t>días</w:t>
       </w:r>
       <w:r>
@@ -27760,7 +28597,29 @@
           <w:sz w:val="18"/>
           <w:szCs w:val="18"/>
         </w:rPr>
-        <w:t>{mes_firma}</w:t>
+        <w:t>{</w:t>
+      </w:r>
+      <w:proofErr w:type="spellStart"/>
+      <w:r>
+        <w:rPr>
+          <w:rFonts w:ascii="Times New Roman" w:hAnsi="Times New Roman" w:cs="Times New Roman"/>
+          <w:spacing w:val="-2"/>
+          <w:w w:val="105"/>
+          <w:sz w:val="18"/>
+          <w:szCs w:val="18"/>
+        </w:rPr>
+        <w:t>mes_firma</w:t>
+      </w:r>
+      <w:proofErr w:type="spellEnd"/>
+      <w:r>
+        <w:rPr>
+          <w:rFonts w:ascii="Times New Roman" w:hAnsi="Times New Roman" w:cs="Times New Roman"/>
+          <w:spacing w:val="-2"/>
+          <w:w w:val="105"/>
+          <w:sz w:val="18"/>
+          <w:szCs w:val="18"/>
+        </w:rPr>
+        <w:t>}</w:t>
       </w:r>
       <w:r>
         <w:rPr>
@@ -27818,7 +28677,29 @@
           <w:sz w:val="18"/>
           <w:szCs w:val="18"/>
         </w:rPr>
-        <w:t>{anio_firma}</w:t>
+        <w:t>{</w:t>
+      </w:r>
+      <w:proofErr w:type="spellStart"/>
+      <w:r>
+        <w:rPr>
+          <w:rFonts w:ascii="Times New Roman" w:hAnsi="Times New Roman" w:cs="Times New Roman"/>
+          <w:spacing w:val="-5"/>
+          <w:w w:val="105"/>
+          <w:sz w:val="18"/>
+          <w:szCs w:val="18"/>
+        </w:rPr>
+        <w:t>anio_firma</w:t>
+      </w:r>
+      <w:proofErr w:type="spellEnd"/>
+      <w:r>
+        <w:rPr>
+          <w:rFonts w:ascii="Times New Roman" w:hAnsi="Times New Roman" w:cs="Times New Roman"/>
+          <w:spacing w:val="-5"/>
+          <w:w w:val="105"/>
+          <w:sz w:val="18"/>
+          <w:szCs w:val="18"/>
+        </w:rPr>
+        <w:t>}</w:t>
       </w:r>
     </w:p>
     <w:p>
@@ -28089,7 +28970,15 @@
         <w:br w:type="column"/>
       </w:r>
       <w:r>
-        <w:t>{nombre_cliente}</w:t>
+        <w:t>{</w:t>
+      </w:r>
+      <w:proofErr w:type="spellStart"/>
+      <w:r>
+        <w:t>nombre_cliente</w:t>
+      </w:r>
+      <w:proofErr w:type="spellEnd"/>
+      <w:r>
+        <w:t>}</w:t>
       </w:r>
       <w:r>
         <w:br/>
@@ -28104,7 +28993,15 @@
         <w:t xml:space="preserve"> </w:t>
       </w:r>
       <w:r>
-        <w:t>{cedula_cliente}</w:t>
+        <w:t>{</w:t>
+      </w:r>
+      <w:proofErr w:type="spellStart"/>
+      <w:r>
+        <w:t>cedula_cliente</w:t>
+      </w:r>
+      <w:proofErr w:type="spellEnd"/>
+      <w:r>
+        <w:t>}</w:t>
       </w:r>
     </w:p>
     <w:p>
@@ -28437,7 +29334,27 @@
           <w:sz w:val="18"/>
           <w:szCs w:val="18"/>
         </w:rPr>
-        <w:t>{numero_producto}</w:t>
+        <w:t>{</w:t>
+      </w:r>
+      <w:proofErr w:type="spellStart"/>
+      <w:r>
+        <w:rPr>
+          <w:rFonts w:ascii="Times New Roman" w:hAnsi="Times New Roman" w:cs="Times New Roman"/>
+          <w:spacing w:val="-2"/>
+          <w:sz w:val="18"/>
+          <w:szCs w:val="18"/>
+        </w:rPr>
+        <w:t>numero_producto</w:t>
+      </w:r>
+      <w:proofErr w:type="spellEnd"/>
+      <w:r>
+        <w:rPr>
+          <w:rFonts w:ascii="Times New Roman" w:hAnsi="Times New Roman" w:cs="Times New Roman"/>
+          <w:spacing w:val="-2"/>
+          <w:sz w:val="18"/>
+          <w:szCs w:val="18"/>
+        </w:rPr>
+        <w:t>}</w:t>
       </w:r>
     </w:p>
     <w:p>
@@ -28466,7 +29383,25 @@
           <w:sz w:val="18"/>
           <w:szCs w:val="18"/>
         </w:rPr>
-        <w:t xml:space="preserve">{nombre_cliente} </w:t>
+        <w:t>{</w:t>
+      </w:r>
+      <w:proofErr w:type="spellStart"/>
+      <w:r>
+        <w:rPr>
+          <w:rFonts w:ascii="Times New Roman" w:hAnsi="Times New Roman" w:cs="Times New Roman"/>
+          <w:sz w:val="18"/>
+          <w:szCs w:val="18"/>
+        </w:rPr>
+        <w:t>nombre_cliente</w:t>
+      </w:r>
+      <w:proofErr w:type="spellEnd"/>
+      <w:r>
+        <w:rPr>
+          <w:rFonts w:ascii="Times New Roman" w:hAnsi="Times New Roman" w:cs="Times New Roman"/>
+          <w:sz w:val="18"/>
+          <w:szCs w:val="18"/>
+        </w:rPr>
+        <w:t xml:space="preserve">} </w:t>
       </w:r>
       <w:r>
         <w:rPr>
@@ -28491,7 +29426,25 @@
           <w:sz w:val="18"/>
           <w:szCs w:val="18"/>
         </w:rPr>
-        <w:t>propio, en adelante el (“Deudor”), por medio del presente escrito manifiesto(amos) que faculto(amos) a Go Bravo Colombia S.A.S., en adelante el</w:t>
+        <w:t xml:space="preserve">propio, en adelante el (“Deudor”), por medio del presente escrito manifiesto(amos) que faculto(amos) a </w:t>
+      </w:r>
+      <w:proofErr w:type="spellStart"/>
+      <w:r>
+        <w:rPr>
+          <w:rFonts w:ascii="Times New Roman" w:hAnsi="Times New Roman" w:cs="Times New Roman"/>
+          <w:sz w:val="18"/>
+          <w:szCs w:val="18"/>
+        </w:rPr>
+        <w:t>Go</w:t>
+      </w:r>
+      <w:proofErr w:type="spellEnd"/>
+      <w:r>
+        <w:rPr>
+          <w:rFonts w:ascii="Times New Roman" w:hAnsi="Times New Roman" w:cs="Times New Roman"/>
+          <w:sz w:val="18"/>
+          <w:szCs w:val="18"/>
+        </w:rPr>
+        <w:t xml:space="preserve"> Bravo Colombia S.A.S., en adelante el</w:t>
       </w:r>
       <w:r>
         <w:rPr>
@@ -28967,7 +29920,25 @@
           <w:sz w:val="18"/>
           <w:szCs w:val="18"/>
         </w:rPr>
-        <w:t xml:space="preserve">{numero_producto} </w:t>
+        <w:t>{</w:t>
+      </w:r>
+      <w:proofErr w:type="spellStart"/>
+      <w:r>
+        <w:rPr>
+          <w:rFonts w:ascii="Times New Roman" w:hAnsi="Times New Roman" w:cs="Times New Roman"/>
+          <w:sz w:val="18"/>
+          <w:szCs w:val="18"/>
+        </w:rPr>
+        <w:t>numero_producto</w:t>
+      </w:r>
+      <w:proofErr w:type="spellEnd"/>
+      <w:r>
+        <w:rPr>
+          <w:rFonts w:ascii="Times New Roman" w:hAnsi="Times New Roman" w:cs="Times New Roman"/>
+          <w:sz w:val="18"/>
+          <w:szCs w:val="18"/>
+        </w:rPr>
+        <w:t xml:space="preserve">} </w:t>
       </w:r>
       <w:r>
         <w:rPr>
@@ -29989,7 +30960,25 @@
           <w:sz w:val="18"/>
           <w:szCs w:val="18"/>
         </w:rPr>
-        <w:t>(ii)</w:t>
+        <w:t>(</w:t>
+      </w:r>
+      <w:proofErr w:type="spellStart"/>
+      <w:r>
+        <w:rPr>
+          <w:rFonts w:ascii="Times New Roman" w:hAnsi="Times New Roman" w:cs="Times New Roman"/>
+          <w:sz w:val="18"/>
+          <w:szCs w:val="18"/>
+        </w:rPr>
+        <w:t>ii</w:t>
+      </w:r>
+      <w:proofErr w:type="spellEnd"/>
+      <w:r>
+        <w:rPr>
+          <w:rFonts w:ascii="Times New Roman" w:hAnsi="Times New Roman" w:cs="Times New Roman"/>
+          <w:sz w:val="18"/>
+          <w:szCs w:val="18"/>
+        </w:rPr>
+        <w:t>)</w:t>
       </w:r>
       <w:r>
         <w:rPr>
@@ -30464,7 +31453,25 @@
           <w:sz w:val="18"/>
           <w:szCs w:val="18"/>
         </w:rPr>
-        <w:t>(iii)</w:t>
+        <w:t>(</w:t>
+      </w:r>
+      <w:proofErr w:type="spellStart"/>
+      <w:r>
+        <w:rPr>
+          <w:rFonts w:ascii="Times New Roman" w:hAnsi="Times New Roman" w:cs="Times New Roman"/>
+          <w:sz w:val="18"/>
+          <w:szCs w:val="18"/>
+        </w:rPr>
+        <w:t>iii</w:t>
+      </w:r>
+      <w:proofErr w:type="spellEnd"/>
+      <w:r>
+        <w:rPr>
+          <w:rFonts w:ascii="Times New Roman" w:hAnsi="Times New Roman" w:cs="Times New Roman"/>
+          <w:sz w:val="18"/>
+          <w:szCs w:val="18"/>
+        </w:rPr>
+        <w:t>)</w:t>
       </w:r>
       <w:r>
         <w:rPr>
@@ -34830,6 +35837,7 @@
         </w:rPr>
         <w:t xml:space="preserve"> </w:t>
       </w:r>
+      <w:proofErr w:type="gramStart"/>
       <w:r>
         <w:rPr>
           <w:rFonts w:ascii="Times New Roman" w:hAnsi="Times New Roman" w:cs="Times New Roman"/>
@@ -34855,6 +35863,7 @@
         </w:rPr>
         <w:t>aviso</w:t>
       </w:r>
+      <w:proofErr w:type="gramEnd"/>
       <w:r>
         <w:rPr>
           <w:rFonts w:ascii="Times New Roman" w:hAnsi="Times New Roman" w:cs="Times New Roman"/>
@@ -34915,6 +35924,7 @@
         </w:rPr>
         <w:t xml:space="preserve"> </w:t>
       </w:r>
+      <w:proofErr w:type="gramStart"/>
       <w:r>
         <w:rPr>
           <w:rFonts w:ascii="Times New Roman" w:hAnsi="Times New Roman" w:cs="Times New Roman"/>
@@ -34939,7 +35949,17 @@
           <w:sz w:val="18"/>
           <w:szCs w:val="18"/>
         </w:rPr>
-        <w:t>mismo.</w:t>
+        <w:t>mismo</w:t>
+      </w:r>
+      <w:proofErr w:type="gramEnd"/>
+      <w:r>
+        <w:rPr>
+          <w:rFonts w:ascii="Times New Roman" w:hAnsi="Times New Roman" w:cs="Times New Roman"/>
+          <w:spacing w:val="-2"/>
+          <w:sz w:val="18"/>
+          <w:szCs w:val="18"/>
+        </w:rPr>
+        <w:t>.</w:t>
       </w:r>
     </w:p>
     <w:p>
@@ -35924,8 +36944,9 @@
           <w:sz w:val="18"/>
           <w:szCs w:val="18"/>
         </w:rPr>
-        <w:t xml:space="preserve">{ciudad_cliente} </w:t>
-      </w:r>
+        <w:t>{</w:t>
+      </w:r>
+      <w:proofErr w:type="spellStart"/>
       <w:r>
         <w:rPr>
           <w:rFonts w:ascii="Times New Roman" w:hAnsi="Times New Roman" w:cs="Times New Roman"/>
@@ -35934,8 +36955,31 @@
           <w:sz w:val="18"/>
           <w:szCs w:val="18"/>
         </w:rPr>
+        <w:t>ciudad_cliente</w:t>
+      </w:r>
+      <w:proofErr w:type="spellEnd"/>
+      <w:proofErr w:type="gramStart"/>
+      <w:r>
+        <w:rPr>
+          <w:rFonts w:ascii="Times New Roman" w:hAnsi="Times New Roman" w:cs="Times New Roman"/>
+          <w:spacing w:val="-2"/>
+          <w:w w:val="105"/>
+          <w:sz w:val="18"/>
+          <w:szCs w:val="18"/>
+        </w:rPr>
+        <w:t xml:space="preserve">} </w:t>
+      </w:r>
+      <w:r>
+        <w:rPr>
+          <w:rFonts w:ascii="Times New Roman" w:hAnsi="Times New Roman" w:cs="Times New Roman"/>
+          <w:spacing w:val="-2"/>
+          <w:w w:val="105"/>
+          <w:sz w:val="18"/>
+          <w:szCs w:val="18"/>
+        </w:rPr>
         <w:t>,</w:t>
       </w:r>
+      <w:proofErr w:type="gramEnd"/>
       <w:r>
         <w:rPr>
           <w:rFonts w:ascii="Times New Roman" w:hAnsi="Times New Roman" w:cs="Times New Roman"/>
@@ -35994,8 +37038,9 @@
           <w:sz w:val="18"/>
           <w:szCs w:val="18"/>
         </w:rPr>
-        <w:t xml:space="preserve">{dia_firma} </w:t>
-      </w:r>
+        <w:t>{</w:t>
+      </w:r>
+      <w:proofErr w:type="spellStart"/>
       <w:r>
         <w:rPr>
           <w:rFonts w:ascii="Times New Roman" w:hAnsi="Times New Roman" w:cs="Times New Roman"/>
@@ -36004,6 +37049,27 @@
           <w:sz w:val="18"/>
           <w:szCs w:val="18"/>
         </w:rPr>
+        <w:t>dia_firma</w:t>
+      </w:r>
+      <w:proofErr w:type="spellEnd"/>
+      <w:r>
+        <w:rPr>
+          <w:rFonts w:ascii="Times New Roman" w:hAnsi="Times New Roman" w:cs="Times New Roman"/>
+          <w:spacing w:val="-2"/>
+          <w:w w:val="105"/>
+          <w:sz w:val="18"/>
+          <w:szCs w:val="18"/>
+        </w:rPr>
+        <w:t xml:space="preserve">} </w:t>
+      </w:r>
+      <w:r>
+        <w:rPr>
+          <w:rFonts w:ascii="Times New Roman" w:hAnsi="Times New Roman" w:cs="Times New Roman"/>
+          <w:spacing w:val="-2"/>
+          <w:w w:val="105"/>
+          <w:sz w:val="18"/>
+          <w:szCs w:val="18"/>
+        </w:rPr>
         <w:t>días</w:t>
       </w:r>
       <w:r>
@@ -36064,7 +37130,29 @@
           <w:sz w:val="18"/>
           <w:szCs w:val="18"/>
         </w:rPr>
-        <w:t>{mes_firma}</w:t>
+        <w:t>{</w:t>
+      </w:r>
+      <w:proofErr w:type="spellStart"/>
+      <w:r>
+        <w:rPr>
+          <w:rFonts w:ascii="Times New Roman" w:hAnsi="Times New Roman" w:cs="Times New Roman"/>
+          <w:spacing w:val="-2"/>
+          <w:w w:val="105"/>
+          <w:sz w:val="18"/>
+          <w:szCs w:val="18"/>
+        </w:rPr>
+        <w:t>mes_firma</w:t>
+      </w:r>
+      <w:proofErr w:type="spellEnd"/>
+      <w:r>
+        <w:rPr>
+          <w:rFonts w:ascii="Times New Roman" w:hAnsi="Times New Roman" w:cs="Times New Roman"/>
+          <w:spacing w:val="-2"/>
+          <w:w w:val="105"/>
+          <w:sz w:val="18"/>
+          <w:szCs w:val="18"/>
+        </w:rPr>
+        <w:t>}</w:t>
       </w:r>
       <w:r>
         <w:rPr>
@@ -36124,7 +37212,29 @@
           <w:sz w:val="18"/>
           <w:szCs w:val="18"/>
         </w:rPr>
-        <w:t>{anio_firma}</w:t>
+        <w:t>{</w:t>
+      </w:r>
+      <w:proofErr w:type="spellStart"/>
+      <w:r>
+        <w:rPr>
+          <w:rFonts w:ascii="Times New Roman" w:hAnsi="Times New Roman" w:cs="Times New Roman"/>
+          <w:spacing w:val="-2"/>
+          <w:w w:val="105"/>
+          <w:sz w:val="18"/>
+          <w:szCs w:val="18"/>
+        </w:rPr>
+        <w:t>anio_firma</w:t>
+      </w:r>
+      <w:proofErr w:type="spellEnd"/>
+      <w:r>
+        <w:rPr>
+          <w:rFonts w:ascii="Times New Roman" w:hAnsi="Times New Roman" w:cs="Times New Roman"/>
+          <w:spacing w:val="-2"/>
+          <w:w w:val="105"/>
+          <w:sz w:val="18"/>
+          <w:szCs w:val="18"/>
+        </w:rPr>
+        <w:t>}</w:t>
       </w:r>
     </w:p>
     <w:p>
@@ -36395,7 +37505,15 @@
         <w:br w:type="column"/>
       </w:r>
       <w:r>
-        <w:t>{nombre_cliente}</w:t>
+        <w:t>{</w:t>
+      </w:r>
+      <w:proofErr w:type="spellStart"/>
+      <w:r>
+        <w:t>nombre_cliente</w:t>
+      </w:r>
+      <w:proofErr w:type="spellEnd"/>
+      <w:r>
+        <w:t>}</w:t>
       </w:r>
       <w:r>
         <w:br/>
@@ -36404,7 +37522,15 @@
         <w:t>CC</w:t>
       </w:r>
       <w:r>
-        <w:t xml:space="preserve"> {cedula_cliente}</w:t>
+        <w:t xml:space="preserve"> {</w:t>
+      </w:r>
+      <w:proofErr w:type="spellStart"/>
+      <w:r>
+        <w:t>cedula_cliente</w:t>
+      </w:r>
+      <w:proofErr w:type="spellEnd"/>
+      <w:r>
+        <w:t>}</w:t>
       </w:r>
     </w:p>
     <w:p>
@@ -42406,7 +43532,25 @@
           <w:sz w:val="18"/>
           <w:szCs w:val="18"/>
         </w:rPr>
-        <w:t>parámetros de evaluación, no procederé(mos) a ejercer ninguna acción de contenido contractual o precontractual tendiente al reconocimiento de</w:t>
+        <w:t>parámetros de evaluación, no procederé(</w:t>
+      </w:r>
+      <w:proofErr w:type="spellStart"/>
+      <w:r>
+        <w:rPr>
+          <w:rFonts w:ascii="Times New Roman" w:hAnsi="Times New Roman" w:cs="Times New Roman"/>
+          <w:sz w:val="18"/>
+          <w:szCs w:val="18"/>
+        </w:rPr>
+        <w:t>mos</w:t>
+      </w:r>
+      <w:proofErr w:type="spellEnd"/>
+      <w:r>
+        <w:rPr>
+          <w:rFonts w:ascii="Times New Roman" w:hAnsi="Times New Roman" w:cs="Times New Roman"/>
+          <w:sz w:val="18"/>
+          <w:szCs w:val="18"/>
+        </w:rPr>
+        <w:t>) a ejercer ninguna acción de contenido contractual o precontractual tendiente al reconocimiento de</w:t>
       </w:r>
       <w:r>
         <w:rPr>
@@ -42606,8 +43750,9 @@
           <w:sz w:val="18"/>
           <w:szCs w:val="18"/>
         </w:rPr>
-        <w:t xml:space="preserve">{ciudad_cliente} </w:t>
-      </w:r>
+        <w:t>{</w:t>
+      </w:r>
+      <w:proofErr w:type="spellStart"/>
       <w:r>
         <w:rPr>
           <w:rFonts w:ascii="Times New Roman" w:hAnsi="Times New Roman" w:cs="Times New Roman"/>
@@ -42616,8 +43761,31 @@
           <w:sz w:val="18"/>
           <w:szCs w:val="18"/>
         </w:rPr>
+        <w:t>ciudad_cliente</w:t>
+      </w:r>
+      <w:proofErr w:type="spellEnd"/>
+      <w:proofErr w:type="gramStart"/>
+      <w:r>
+        <w:rPr>
+          <w:rFonts w:ascii="Times New Roman" w:hAnsi="Times New Roman" w:cs="Times New Roman"/>
+          <w:spacing w:val="-2"/>
+          <w:w w:val="105"/>
+          <w:sz w:val="18"/>
+          <w:szCs w:val="18"/>
+        </w:rPr>
+        <w:t xml:space="preserve">} </w:t>
+      </w:r>
+      <w:r>
+        <w:rPr>
+          <w:rFonts w:ascii="Times New Roman" w:hAnsi="Times New Roman" w:cs="Times New Roman"/>
+          <w:spacing w:val="-2"/>
+          <w:w w:val="105"/>
+          <w:sz w:val="18"/>
+          <w:szCs w:val="18"/>
+        </w:rPr>
         <w:t>,</w:t>
       </w:r>
+      <w:proofErr w:type="gramEnd"/>
       <w:r>
         <w:rPr>
           <w:rFonts w:ascii="Times New Roman" w:hAnsi="Times New Roman" w:cs="Times New Roman"/>
@@ -42676,8 +43844,9 @@
           <w:sz w:val="18"/>
           <w:szCs w:val="18"/>
         </w:rPr>
-        <w:t xml:space="preserve">{dia_firma} </w:t>
-      </w:r>
+        <w:t>{</w:t>
+      </w:r>
+      <w:proofErr w:type="spellStart"/>
       <w:r>
         <w:rPr>
           <w:rFonts w:ascii="Times New Roman" w:hAnsi="Times New Roman" w:cs="Times New Roman"/>
@@ -42686,6 +43855,27 @@
           <w:sz w:val="18"/>
           <w:szCs w:val="18"/>
         </w:rPr>
+        <w:t>dia_firma</w:t>
+      </w:r>
+      <w:proofErr w:type="spellEnd"/>
+      <w:r>
+        <w:rPr>
+          <w:rFonts w:ascii="Times New Roman" w:hAnsi="Times New Roman" w:cs="Times New Roman"/>
+          <w:spacing w:val="-2"/>
+          <w:w w:val="105"/>
+          <w:sz w:val="18"/>
+          <w:szCs w:val="18"/>
+        </w:rPr>
+        <w:t xml:space="preserve">} </w:t>
+      </w:r>
+      <w:r>
+        <w:rPr>
+          <w:rFonts w:ascii="Times New Roman" w:hAnsi="Times New Roman" w:cs="Times New Roman"/>
+          <w:spacing w:val="-2"/>
+          <w:w w:val="105"/>
+          <w:sz w:val="18"/>
+          <w:szCs w:val="18"/>
+        </w:rPr>
         <w:t>días</w:t>
       </w:r>
       <w:r>
@@ -42748,6 +43938,7 @@
         </w:rPr>
         <w:t>{</w:t>
       </w:r>
+      <w:proofErr w:type="spellStart"/>
       <w:r>
         <w:rPr>
           <w:rFonts w:ascii="Times New Roman" w:hAnsi="Times New Roman" w:cs="Times New Roman"/>
@@ -42766,8 +43957,9 @@
           <w:sz w:val="18"/>
           <w:szCs w:val="18"/>
         </w:rPr>
-        <w:t xml:space="preserve">_firma} </w:t>
-      </w:r>
+        <w:t>_firma</w:t>
+      </w:r>
+      <w:proofErr w:type="spellEnd"/>
       <w:r>
         <w:rPr>
           <w:rFonts w:ascii="Times New Roman" w:hAnsi="Times New Roman" w:cs="Times New Roman"/>
@@ -42776,6 +43968,16 @@
           <w:sz w:val="18"/>
           <w:szCs w:val="18"/>
         </w:rPr>
+        <w:t xml:space="preserve">} </w:t>
+      </w:r>
+      <w:r>
+        <w:rPr>
+          <w:rFonts w:ascii="Times New Roman" w:hAnsi="Times New Roman" w:cs="Times New Roman"/>
+          <w:spacing w:val="-2"/>
+          <w:w w:val="105"/>
+          <w:sz w:val="18"/>
+          <w:szCs w:val="18"/>
+        </w:rPr>
         <w:t>del</w:t>
       </w:r>
       <w:r>
@@ -42816,7 +44018,29 @@
           <w:sz w:val="18"/>
           <w:szCs w:val="18"/>
         </w:rPr>
-        <w:t>{anio_firma}</w:t>
+        <w:t>{</w:t>
+      </w:r>
+      <w:proofErr w:type="spellStart"/>
+      <w:r>
+        <w:rPr>
+          <w:rFonts w:ascii="Times New Roman" w:hAnsi="Times New Roman" w:cs="Times New Roman"/>
+          <w:spacing w:val="-2"/>
+          <w:w w:val="105"/>
+          <w:sz w:val="18"/>
+          <w:szCs w:val="18"/>
+        </w:rPr>
+        <w:t>anio_firma</w:t>
+      </w:r>
+      <w:proofErr w:type="spellEnd"/>
+      <w:r>
+        <w:rPr>
+          <w:rFonts w:ascii="Times New Roman" w:hAnsi="Times New Roman" w:cs="Times New Roman"/>
+          <w:spacing w:val="-2"/>
+          <w:w w:val="105"/>
+          <w:sz w:val="18"/>
+          <w:szCs w:val="18"/>
+        </w:rPr>
+        <w:t>}</w:t>
       </w:r>
     </w:p>
     <w:p>
@@ -42906,7 +44130,27 @@
           <w:sz w:val="18"/>
           <w:szCs w:val="18"/>
         </w:rPr>
-        <w:t>{nombre_cliente}</w:t>
+        <w:t>{</w:t>
+      </w:r>
+      <w:proofErr w:type="spellStart"/>
+      <w:r>
+        <w:rPr>
+          <w:rFonts w:ascii="Times New Roman" w:hAnsi="Times New Roman" w:cs="Times New Roman"/>
+          <w:spacing w:val="-2"/>
+          <w:sz w:val="18"/>
+          <w:szCs w:val="18"/>
+        </w:rPr>
+        <w:t>nombre_cliente</w:t>
+      </w:r>
+      <w:proofErr w:type="spellEnd"/>
+      <w:r>
+        <w:rPr>
+          <w:rFonts w:ascii="Times New Roman" w:hAnsi="Times New Roman" w:cs="Times New Roman"/>
+          <w:spacing w:val="-2"/>
+          <w:sz w:val="18"/>
+          <w:szCs w:val="18"/>
+        </w:rPr>
+        <w:t>}</w:t>
       </w:r>
     </w:p>
     <w:p>
@@ -42982,8 +44226,9 @@
           <w:szCs w:val="18"/>
           <w:lang w:val="es-CO"/>
         </w:rPr>
-        <w:t xml:space="preserve"> {cedula_client</w:t>
-      </w:r>
+        <w:t xml:space="preserve"> {</w:t>
+      </w:r>
+      <w:proofErr w:type="spellStart"/>
       <w:r>
         <w:rPr>
           <w:rFonts w:ascii="Times New Roman" w:hAnsi="Times New Roman" w:cs="Times New Roman"/>
@@ -42992,8 +44237,19 @@
           <w:szCs w:val="18"/>
           <w:lang w:val="es-CO"/>
         </w:rPr>
+        <w:t>cedula_client</w:t>
+      </w:r>
+      <w:r>
+        <w:rPr>
+          <w:rFonts w:ascii="Times New Roman" w:hAnsi="Times New Roman" w:cs="Times New Roman"/>
+          <w:spacing w:val="-2"/>
+          <w:sz w:val="18"/>
+          <w:szCs w:val="18"/>
+          <w:lang w:val="es-CO"/>
+        </w:rPr>
         <w:t>e</w:t>
       </w:r>
+      <w:proofErr w:type="spellEnd"/>
       <w:r>
         <w:rPr>
           <w:rFonts w:ascii="Times New Roman" w:hAnsi="Times New Roman" w:cs="Times New Roman"/>
@@ -44682,6 +45938,7 @@
   <w:style w:type="character" w:default="1" w:styleId="Fuentedeprrafopredeter">
     <w:name w:val="Default Paragraph Font"/>
     <w:uiPriority w:val="1"/>
+    <w:semiHidden/>
     <w:unhideWhenUsed/>
   </w:style>
   <w:style w:type="table" w:default="1" w:styleId="Tablanormal">
